--- a/09-通信电路/01-无线收发电路/NB-IoT收发电路/NB-IoT收发电路.docx
+++ b/09-通信电路/01-无线收发电路/NB-IoT收发电路/NB-IoT收发电路.docx
@@ -2614,6 +2614,20 @@
     </w:p>
     <w:bookmarkEnd w:id="26"/>
     <w:bookmarkEnd w:id="27"/>
+    <w:p>
+      <w:pPr>
+        <w:spacing w:before="360"/>
+        <w:jc w:val="center"/>
+      </w:pPr>
+      <w:r>
+        <w:rPr>
+          <w:rFonts w:ascii="Times New Roman" w:hAnsi="Times New Roman"/>
+          <w:color w:val="555555"/>
+          <w:sz w:val="21"/>
+        </w:rPr>
+        <w:t>材料收集者：杜文杰</w:t>
+      </w:r>
+    </w:p>
     <w:sectPr>
       <w:headerReference r:id="rId9" w:type="default"/>
       <w:footerReference r:id="rId10" w:type="default"/>

--- a/09-通信电路/01-无线收发电路/NB-IoT收发电路/NB-IoT收发电路.docx
+++ b/09-通信电路/01-无线收发电路/NB-IoT收发电路/NB-IoT收发电路.docx
@@ -1,6 +1,6 @@
 
 <file path=word/document.xml><?xml version="1.0" encoding="utf-8"?>
-<w:document xmlns:w="http://schemas.openxmlformats.org/wordprocessingml/2006/main" xmlns:m="http://schemas.openxmlformats.org/officeDocument/2006/math" xmlns:r="http://schemas.openxmlformats.org/officeDocument/2006/relationships" xmlns:o="urn:schemas-microsoft-com:office:office" xmlns:v="urn:schemas-microsoft-com:vml" xmlns:w10="urn:schemas-microsoft-com:office:word" xmlns:a="http://schemas.openxmlformats.org/drawingml/2006/main" xmlns:pic="http://schemas.openxmlformats.org/drawingml/2006/picture" xmlns:wp="http://schemas.openxmlformats.org/drawingml/2006/wordprocessingDrawing">
+<w:document xmlns:m="http://schemas.openxmlformats.org/officeDocument/2006/math" xmlns:r="http://schemas.openxmlformats.org/officeDocument/2006/relationships" xmlns:w="http://schemas.openxmlformats.org/wordprocessingml/2006/main" xmlns:o="urn:schemas-microsoft-com:office:office" xmlns:v="urn:schemas-microsoft-com:vml" xmlns:w10="urn:schemas-microsoft-com:office:word" xmlns:a="http://schemas.openxmlformats.org/drawingml/2006/main" xmlns:pic="http://schemas.openxmlformats.org/drawingml/2006/picture" xmlns:wp="http://schemas.openxmlformats.org/drawingml/2006/wordprocessingDrawing">
   <w:body>
     <w:bookmarkStart w:id="27" w:name="nb-iot-收发电路"/>
     <w:p>
@@ -8,11 +8,14 @@
         <w:pStyle w:val="Heading1"/>
       </w:pPr>
       <w:r>
+        <w:rPr>
+          <w:rFonts w:eastAsia="黑体"/>
+        </w:rPr>
         <w:t xml:space="preserve">NB-IoT </w:t>
       </w:r>
       <w:r>
         <w:rPr>
-          <w:rFonts w:hint="eastAsia"/>
+          <w:rFonts w:hint="eastAsia" w:eastAsia="黑体"/>
         </w:rPr>
         <w:t xml:space="preserve">收发电路</w:t>
       </w:r>
@@ -24,7 +27,7 @@
       </w:pPr>
       <w:r>
         <w:rPr>
-          <w:rFonts w:hint="eastAsia"/>
+          <w:rFonts w:hint="eastAsia" w:eastAsia="黑体"/>
         </w:rPr>
         <w:t xml:space="preserve">拓扑描述</w:t>
       </w:r>
@@ -35,15 +38,19 @@
       </w:pPr>
       <w:r>
         <w:rPr>
-          <w:rFonts w:hint="eastAsia"/>
+          <w:rFonts w:hint="eastAsia" w:eastAsia="黑体"/>
         </w:rPr>
         <w:t xml:space="preserve">由</w:t>
       </w:r>
       <w:r>
+        <w:rPr>
+          <w:rFonts w:eastAsia="黑体"/>
+        </w:rPr>
         <w:t xml:space="preserve"> </w:t>
       </w:r>
       <w:r>
         <w:rPr>
+          <w:rFonts w:eastAsia="黑体"/>
           <w:b/>
           <w:bCs/>
         </w:rPr>
@@ -51,7 +58,7 @@
       </w:r>
       <w:r>
         <w:rPr>
-          <w:rFonts w:hint="eastAsia"/>
+          <w:rFonts w:hint="eastAsia" w:eastAsia="黑体"/>
           <w:b/>
           <w:bCs/>
         </w:rPr>
@@ -59,6 +66,7 @@
       </w:r>
       <w:r>
         <w:rPr>
+          <w:rFonts w:eastAsia="黑体"/>
           <w:b/>
           <w:bCs/>
         </w:rPr>
@@ -66,17 +74,21 @@
       </w:r>
       <w:r>
         <w:rPr>
-          <w:rFonts w:hint="eastAsia"/>
+          <w:rFonts w:hint="eastAsia" w:eastAsia="黑体"/>
           <w:b/>
           <w:bCs/>
         </w:rPr>
         <w:t xml:space="preserve">BC95、M5310，内部集成基带、射频收发机和协议栈）U1</w:t>
       </w:r>
       <w:r>
+        <w:rPr>
+          <w:rFonts w:eastAsia="黑体"/>
+        </w:rPr>
         <w:t xml:space="preserve">、</w:t>
       </w:r>
       <w:r>
         <w:rPr>
+          <w:rFonts w:eastAsia="黑体"/>
           <w:b/>
           <w:bCs/>
         </w:rPr>
@@ -84,7 +96,7 @@
       </w:r>
       <w:r>
         <w:rPr>
-          <w:rFonts w:hint="eastAsia"/>
+          <w:rFonts w:hint="eastAsia" w:eastAsia="黑体"/>
           <w:b/>
           <w:bCs/>
         </w:rPr>
@@ -92,72 +104,91 @@
       </w:r>
       <w:r>
         <w:rPr>
+          <w:rFonts w:eastAsia="黑体"/>
           <w:b/>
           <w:bCs/>
         </w:rPr>
         <w:t xml:space="preserve"> U2</w:t>
       </w:r>
       <w:r>
+        <w:rPr>
+          <w:rFonts w:eastAsia="黑体"/>
+        </w:rPr>
         <w:t xml:space="preserve">、</w:t>
       </w:r>
       <w:r>
         <w:rPr>
-          <w:rFonts w:hint="eastAsia"/>
+          <w:rFonts w:hint="eastAsia" w:eastAsia="黑体"/>
           <w:b/>
           <w:bCs/>
         </w:rPr>
         <w:t xml:space="preserve">天线及匹配网络</w:t>
       </w:r>
       <w:r>
+        <w:rPr>
+          <w:rFonts w:eastAsia="黑体"/>
+        </w:rPr>
         <w:t xml:space="preserve">、</w:t>
       </w:r>
       <w:r>
         <w:rPr>
-          <w:rFonts w:hint="eastAsia"/>
+          <w:rFonts w:hint="eastAsia" w:eastAsia="黑体"/>
           <w:b/>
           <w:bCs/>
         </w:rPr>
         <w:t xml:space="preserve">电源滤波电路</w:t>
       </w:r>
       <w:r>
+        <w:rPr>
+          <w:rFonts w:eastAsia="黑体"/>
+        </w:rPr>
         <w:t xml:space="preserve"> </w:t>
       </w:r>
       <w:r>
         <w:rPr>
-          <w:rFonts w:hint="eastAsia"/>
+          <w:rFonts w:hint="eastAsia" w:eastAsia="黑体"/>
         </w:rPr>
         <w:t xml:space="preserve">组成，按功能分为射频、用户识别、电源与接口四类。模组通过串口（UART）与主控</w:t>
       </w:r>
       <w:r>
+        <w:rPr>
+          <w:rFonts w:eastAsia="黑体"/>
+        </w:rPr>
         <w:t xml:space="preserve"> MCU </w:t>
       </w:r>
       <w:r>
         <w:rPr>
-          <w:rFonts w:hint="eastAsia"/>
+          <w:rFonts w:hint="eastAsia" w:eastAsia="黑体"/>
         </w:rPr>
         <w:t xml:space="preserve">通信，外接</w:t>
       </w:r>
       <w:r>
+        <w:rPr>
+          <w:rFonts w:eastAsia="黑体"/>
+        </w:rPr>
         <w:t xml:space="preserve"> SIM </w:t>
       </w:r>
       <w:r>
         <w:rPr>
-          <w:rFonts w:hint="eastAsia"/>
+          <w:rFonts w:hint="eastAsia" w:eastAsia="黑体"/>
         </w:rPr>
         <w:t xml:space="preserve">卡与射频天线即可接入蜂窝网络。电路共有</w:t>
       </w:r>
       <w:r>
+        <w:rPr>
+          <w:rFonts w:eastAsia="黑体"/>
+        </w:rPr>
         <w:t xml:space="preserve"> 6 </w:t>
       </w:r>
       <w:r>
         <w:rPr>
-          <w:rFonts w:hint="eastAsia"/>
+          <w:rFonts w:hint="eastAsia" w:eastAsia="黑体"/>
         </w:rPr>
         <w:t xml:space="preserve">个关键节点：</w:t>
       </w:r>
       <w:r>
         <w:rPr>
-          <w:rFonts w:hint="eastAsia"/>
+          <w:rFonts w:hint="eastAsia" w:eastAsia="黑体"/>
           <w:b/>
           <w:bCs/>
         </w:rPr>
@@ -165,6 +196,7 @@
       </w:r>
       <w:r>
         <w:rPr>
+          <w:rFonts w:eastAsia="黑体"/>
           <w:b/>
           <w:bCs/>
         </w:rPr>
@@ -172,7 +204,7 @@
       </w:r>
       <w:r>
         <w:rPr>
-          <w:rFonts w:hint="eastAsia"/>
+          <w:rFonts w:hint="eastAsia" w:eastAsia="黑体"/>
           <w:b/>
           <w:bCs/>
         </w:rPr>
@@ -180,13 +212,13 @@
       </w:r>
       <w:r>
         <w:rPr>
-          <w:rFonts w:hint="eastAsia"/>
+          <w:rFonts w:hint="eastAsia" w:eastAsia="黑体"/>
         </w:rPr>
         <w:t xml:space="preserve">（天线与匹配网络相连）；</w:t>
       </w:r>
       <w:r>
         <w:rPr>
-          <w:rFonts w:hint="eastAsia"/>
+          <w:rFonts w:hint="eastAsia" w:eastAsia="黑体"/>
           <w:b/>
           <w:bCs/>
         </w:rPr>
@@ -194,6 +226,7 @@
       </w:r>
       <w:r>
         <w:rPr>
+          <w:rFonts w:eastAsia="黑体"/>
           <w:b/>
           <w:bCs/>
         </w:rPr>
@@ -201,7 +234,7 @@
       </w:r>
       <w:r>
         <w:rPr>
-          <w:rFonts w:hint="eastAsia"/>
+          <w:rFonts w:hint="eastAsia" w:eastAsia="黑体"/>
           <w:b/>
           <w:bCs/>
         </w:rPr>
@@ -209,13 +242,13 @@
       </w:r>
       <w:r>
         <w:rPr>
-          <w:rFonts w:hint="eastAsia"/>
+          <w:rFonts w:hint="eastAsia" w:eastAsia="黑体"/>
         </w:rPr>
         <w:t xml:space="preserve">（匹配网络与模组射频脚相连）；</w:t>
       </w:r>
       <w:r>
         <w:rPr>
-          <w:rFonts w:hint="eastAsia"/>
+          <w:rFonts w:hint="eastAsia" w:eastAsia="黑体"/>
           <w:b/>
           <w:bCs/>
         </w:rPr>
@@ -223,6 +256,7 @@
       </w:r>
       <w:r>
         <w:rPr>
+          <w:rFonts w:eastAsia="黑体"/>
           <w:b/>
           <w:bCs/>
         </w:rPr>
@@ -230,7 +264,7 @@
       </w:r>
       <w:r>
         <w:rPr>
-          <w:rFonts w:hint="eastAsia"/>
+          <w:rFonts w:hint="eastAsia" w:eastAsia="黑体"/>
           <w:b/>
           <w:bCs/>
         </w:rPr>
@@ -238,31 +272,37 @@
       </w:r>
       <w:r>
         <w:rPr>
-          <w:rFonts w:hint="eastAsia"/>
+          <w:rFonts w:hint="eastAsia" w:eastAsia="黑体"/>
         </w:rPr>
         <w:t xml:space="preserve">（模组的</w:t>
       </w:r>
       <w:r>
+        <w:rPr>
+          <w:rFonts w:eastAsia="黑体"/>
+        </w:rPr>
         <w:t xml:space="preserve"> SIM </w:t>
       </w:r>
       <w:r>
         <w:rPr>
-          <w:rFonts w:hint="eastAsia"/>
+          <w:rFonts w:hint="eastAsia" w:eastAsia="黑体"/>
         </w:rPr>
         <w:t xml:space="preserve">数据/时钟/复位/供电脚与</w:t>
       </w:r>
       <w:r>
+        <w:rPr>
+          <w:rFonts w:eastAsia="黑体"/>
+        </w:rPr>
         <w:t xml:space="preserve"> U2 </w:t>
       </w:r>
       <w:r>
         <w:rPr>
-          <w:rFonts w:hint="eastAsia"/>
+          <w:rFonts w:hint="eastAsia" w:eastAsia="黑体"/>
         </w:rPr>
         <w:t xml:space="preserve">相连）；</w:t>
       </w:r>
       <w:r>
         <w:rPr>
-          <w:rFonts w:hint="eastAsia"/>
+          <w:rFonts w:hint="eastAsia" w:eastAsia="黑体"/>
           <w:b/>
           <w:bCs/>
         </w:rPr>
@@ -270,6 +310,7 @@
       </w:r>
       <w:r>
         <w:rPr>
+          <w:rFonts w:eastAsia="黑体"/>
           <w:b/>
           <w:bCs/>
         </w:rPr>
@@ -277,7 +318,7 @@
       </w:r>
       <w:r>
         <w:rPr>
-          <w:rFonts w:hint="eastAsia"/>
+          <w:rFonts w:hint="eastAsia" w:eastAsia="黑体"/>
           <w:b/>
           <w:bCs/>
         </w:rPr>
@@ -285,40 +326,49 @@
       </w:r>
       <w:r>
         <w:rPr>
-          <w:rFonts w:hint="eastAsia"/>
+          <w:rFonts w:hint="eastAsia" w:eastAsia="黑体"/>
         </w:rPr>
         <w:t xml:space="preserve">（模组的</w:t>
       </w:r>
       <w:r>
+        <w:rPr>
+          <w:rFonts w:eastAsia="黑体"/>
+        </w:rPr>
         <w:t xml:space="preserve"> UART </w:t>
       </w:r>
       <w:r>
         <w:rPr>
-          <w:rFonts w:hint="eastAsia"/>
+          <w:rFonts w:hint="eastAsia" w:eastAsia="黑体"/>
         </w:rPr>
         <w:t xml:space="preserve">与主控</w:t>
       </w:r>
       <w:r>
+        <w:rPr>
+          <w:rFonts w:eastAsia="黑体"/>
+        </w:rPr>
         <w:t xml:space="preserve"> MCU </w:t>
       </w:r>
       <w:r>
         <w:rPr>
-          <w:rFonts w:hint="eastAsia"/>
+          <w:rFonts w:hint="eastAsia" w:eastAsia="黑体"/>
         </w:rPr>
         <w:t xml:space="preserve">相连，承载</w:t>
       </w:r>
       <w:r>
+        <w:rPr>
+          <w:rFonts w:eastAsia="黑体"/>
+        </w:rPr>
         <w:t xml:space="preserve"> AT </w:t>
       </w:r>
       <w:r>
         <w:rPr>
-          <w:rFonts w:hint="eastAsia"/>
+          <w:rFonts w:hint="eastAsia" w:eastAsia="黑体"/>
         </w:rPr>
         <w:t xml:space="preserve">指令与数据）；</w:t>
       </w:r>
       <w:r>
         <w:rPr>
-          <w:rFonts w:hint="eastAsia"/>
+          <w:rFonts w:hint="eastAsia" w:eastAsia="黑体"/>
           <w:b/>
           <w:bCs/>
         </w:rPr>
@@ -326,6 +376,7 @@
       </w:r>
       <w:r>
         <w:rPr>
+          <w:rFonts w:eastAsia="黑体"/>
           <w:b/>
           <w:bCs/>
         </w:rPr>
@@ -333,7 +384,7 @@
       </w:r>
       <w:r>
         <w:rPr>
-          <w:rFonts w:hint="eastAsia"/>
+          <w:rFonts w:hint="eastAsia" w:eastAsia="黑体"/>
           <w:b/>
           <w:bCs/>
         </w:rPr>
@@ -341,6 +392,7 @@
       </w:r>
       <w:r>
         <w:rPr>
+          <w:rFonts w:eastAsia="黑体"/>
           <w:b/>
           <w:bCs/>
         </w:rPr>
@@ -348,13 +400,13 @@
       </w:r>
       <w:r>
         <w:rPr>
-          <w:rFonts w:hint="eastAsia"/>
+          <w:rFonts w:hint="eastAsia" w:eastAsia="黑体"/>
         </w:rPr>
         <w:t xml:space="preserve">；</w:t>
       </w:r>
       <w:r>
         <w:rPr>
-          <w:rFonts w:hint="eastAsia"/>
+          <w:rFonts w:hint="eastAsia" w:eastAsia="黑体"/>
           <w:b/>
           <w:bCs/>
         </w:rPr>
@@ -362,6 +414,7 @@
       </w:r>
       <w:r>
         <w:rPr>
+          <w:rFonts w:eastAsia="黑体"/>
           <w:b/>
           <w:bCs/>
         </w:rPr>
@@ -369,7 +422,7 @@
       </w:r>
       <w:r>
         <w:rPr>
-          <w:rFonts w:hint="eastAsia"/>
+          <w:rFonts w:hint="eastAsia" w:eastAsia="黑体"/>
           <w:b/>
           <w:bCs/>
         </w:rPr>
@@ -377,12 +430,16 @@
       </w:r>
       <w:r>
         <w:rPr>
+          <w:rFonts w:eastAsia="黑体"/>
           <w:b/>
           <w:bCs/>
         </w:rPr>
         <w:t xml:space="preserve"> GND</w:t>
       </w:r>
       <w:r>
+        <w:rPr>
+          <w:rFonts w:eastAsia="黑体"/>
+        </w:rPr>
         <w:t xml:space="preserve">。</w:t>
       </w:r>
     </w:p>
@@ -390,13 +447,13 @@
       <w:pPr/>
       <w:r>
         <w:rPr>
-          <w:rFonts w:hint="eastAsia"/>
+          <w:rFonts w:hint="eastAsia" w:eastAsia="黑体"/>
         </w:rPr>
         <w:t xml:space="preserve">各元件管脚连接：</w:t>
       </w:r>
       <w:r>
         <w:rPr>
-          <w:rFonts w:hint="eastAsia"/>
+          <w:rFonts w:hint="eastAsia" w:eastAsia="黑体"/>
           <w:b/>
           <w:bCs/>
         </w:rPr>
@@ -404,13 +461,13 @@
       </w:r>
       <w:r>
         <w:rPr>
-          <w:rFonts w:hint="eastAsia"/>
+          <w:rFonts w:hint="eastAsia" w:eastAsia="黑体"/>
         </w:rPr>
         <w:t xml:space="preserve">的馈电端接节点①；</w:t>
       </w:r>
       <w:r>
         <w:rPr>
-          <w:rFonts w:hint="eastAsia"/>
+          <w:rFonts w:hint="eastAsia" w:eastAsia="黑体"/>
           <w:b/>
           <w:bCs/>
         </w:rPr>
@@ -418,47 +475,57 @@
       </w:r>
       <w:r>
         <w:rPr>
-          <w:rFonts w:hint="eastAsia"/>
+          <w:rFonts w:hint="eastAsia" w:eastAsia="黑体"/>
         </w:rPr>
         <w:t xml:space="preserve">一端接节点①、另一端接节点②；</w:t>
       </w:r>
       <w:r>
         <w:rPr>
+          <w:rFonts w:eastAsia="黑体"/>
           <w:b/>
           <w:bCs/>
         </w:rPr>
         <w:t xml:space="preserve">U1</w:t>
       </w:r>
       <w:r>
+        <w:rPr>
+          <w:rFonts w:eastAsia="黑体"/>
+        </w:rPr>
         <w:t xml:space="preserve"> </w:t>
       </w:r>
       <w:r>
         <w:rPr>
-          <w:rFonts w:hint="eastAsia"/>
+          <w:rFonts w:hint="eastAsia" w:eastAsia="黑体"/>
         </w:rPr>
         <w:t xml:space="preserve">的天线/射频脚接节点②，SIM</w:t>
       </w:r>
       <w:r>
+        <w:rPr>
+          <w:rFonts w:eastAsia="黑体"/>
+        </w:rPr>
         <w:t xml:space="preserve"> </w:t>
       </w:r>
       <w:r>
         <w:rPr>
-          <w:rFonts w:hint="eastAsia"/>
+          <w:rFonts w:hint="eastAsia" w:eastAsia="黑体"/>
         </w:rPr>
         <w:t xml:space="preserve">接口脚（SIM_DATA、SIM_CLK、SIM_RST、SIM_VDD）接节点③，串口脚（UART_TX、UART_RX）接节点④，电源脚（VBAT、VBAT_PA）接节点⑤、地脚</w:t>
       </w:r>
       <w:r>
+        <w:rPr>
+          <w:rFonts w:eastAsia="黑体"/>
+        </w:rPr>
         <w:t xml:space="preserve"> GND </w:t>
       </w:r>
       <w:r>
         <w:rPr>
-          <w:rFonts w:hint="eastAsia"/>
+          <w:rFonts w:hint="eastAsia" w:eastAsia="黑体"/>
         </w:rPr>
         <w:t xml:space="preserve">接节点⑥；</w:t>
       </w:r>
       <w:r>
         <w:rPr>
-          <w:rFonts w:hint="eastAsia"/>
+          <w:rFonts w:hint="eastAsia" w:eastAsia="黑体"/>
           <w:b/>
           <w:bCs/>
         </w:rPr>
@@ -466,6 +533,7 @@
       </w:r>
       <w:r>
         <w:rPr>
+          <w:rFonts w:eastAsia="黑体"/>
           <w:b/>
           <w:bCs/>
         </w:rPr>
@@ -473,42 +541,51 @@
       </w:r>
       <w:r>
         <w:rPr>
-          <w:rFonts w:hint="eastAsia"/>
+          <w:rFonts w:hint="eastAsia" w:eastAsia="黑体"/>
           <w:b/>
           <w:bCs/>
         </w:rPr>
         <w:t xml:space="preserve">卡）</w:t>
       </w:r>
       <w:r>
+        <w:rPr>
+          <w:rFonts w:eastAsia="黑体"/>
+        </w:rPr>
         <w:t xml:space="preserve"> </w:t>
       </w:r>
       <w:r>
         <w:rPr>
-          <w:rFonts w:hint="eastAsia"/>
+          <w:rFonts w:hint="eastAsia" w:eastAsia="黑体"/>
         </w:rPr>
         <w:t xml:space="preserve">的数据、时钟、复位脚分别接节点③对应信号，供电脚</w:t>
       </w:r>
       <w:r>
+        <w:rPr>
+          <w:rFonts w:eastAsia="黑体"/>
+        </w:rPr>
         <w:t xml:space="preserve"> VCC </w:t>
       </w:r>
       <w:r>
         <w:rPr>
-          <w:rFonts w:hint="eastAsia"/>
+          <w:rFonts w:hint="eastAsia" w:eastAsia="黑体"/>
         </w:rPr>
         <w:t xml:space="preserve">接节点③的</w:t>
       </w:r>
       <w:r>
+        <w:rPr>
+          <w:rFonts w:eastAsia="黑体"/>
+        </w:rPr>
         <w:t xml:space="preserve"> </w:t>
       </w:r>
       <w:r>
         <w:rPr>
-          <w:rFonts w:hint="eastAsia"/>
+          <w:rFonts w:hint="eastAsia" w:eastAsia="黑体"/>
         </w:rPr>
         <w:t xml:space="preserve">SIM_VDD、地脚接节点⑥；</w:t>
       </w:r>
       <w:r>
         <w:rPr>
-          <w:rFonts w:hint="eastAsia"/>
+          <w:rFonts w:hint="eastAsia" w:eastAsia="黑体"/>
           <w:b/>
           <w:bCs/>
         </w:rPr>
@@ -516,7 +593,7 @@
       </w:r>
       <w:r>
         <w:rPr>
-          <w:rFonts w:hint="eastAsia"/>
+          <w:rFonts w:hint="eastAsia" w:eastAsia="黑体"/>
         </w:rPr>
         <w:t xml:space="preserve">（大容量电容与去耦电容并联）跨接在节点⑤与⑥之间，为发射突发提供峰值电流。</w:t>
       </w:r>
@@ -525,16 +602,19 @@
       <w:pPr/>
       <w:r>
         <w:rPr>
-          <w:rFonts w:hint="eastAsia"/>
+          <w:rFonts w:hint="eastAsia" w:eastAsia="黑体"/>
         </w:rPr>
         <w:t xml:space="preserve">由此构成”模组经</w:t>
       </w:r>
       <w:r>
+        <w:rPr>
+          <w:rFonts w:eastAsia="黑体"/>
+        </w:rPr>
         <w:t xml:space="preserve"> UART </w:t>
       </w:r>
       <w:r>
         <w:rPr>
-          <w:rFonts w:hint="eastAsia"/>
+          <w:rFonts w:hint="eastAsia" w:eastAsia="黑体"/>
         </w:rPr>
         <w:t xml:space="preserve">接收主控指令、在授权窄带频段经匹配网络与基站通信”的低功耗广域网（LPWAN）蜂窝物联网收发组态。</w:t>
       </w:r>
@@ -547,7 +627,7 @@
       </w:pPr>
       <w:r>
         <w:rPr>
-          <w:rFonts w:hint="eastAsia"/>
+          <w:rFonts w:hint="eastAsia" w:eastAsia="黑体"/>
         </w:rPr>
         <w:t xml:space="preserve">工作原理</w:t>
       </w:r>
@@ -558,52 +638,67 @@
       </w:pPr>
       <w:r>
         <w:rPr>
-          <w:rFonts w:hint="eastAsia"/>
+          <w:rFonts w:hint="eastAsia" w:eastAsia="黑体"/>
         </w:rPr>
         <w:t xml:space="preserve">模组在授权频段（band</w:t>
       </w:r>
       <w:r>
+        <w:rPr>
+          <w:rFonts w:eastAsia="黑体"/>
+        </w:rPr>
         <w:t xml:space="preserve"> </w:t>
       </w:r>
       <w:r>
         <w:rPr>
-          <w:rFonts w:hint="eastAsia"/>
+          <w:rFonts w:hint="eastAsia" w:eastAsia="黑体"/>
         </w:rPr>
         <w:t xml:space="preserve">频点）上以窄带（单载波</w:t>
       </w:r>
       <w:r>
+        <w:rPr>
+          <w:rFonts w:eastAsia="黑体"/>
+        </w:rPr>
         <w:t xml:space="preserve"> 180 </w:t>
       </w:r>
       <w:r>
         <w:rPr>
-          <w:rFonts w:hint="eastAsia"/>
+          <w:rFonts w:hint="eastAsia" w:eastAsia="黑体"/>
         </w:rPr>
         <w:t xml:space="preserve">kHz）与基站通信，上行采用单载波频分多址（SC-FDMA）、下行采用</w:t>
       </w:r>
       <w:r>
+        <w:rPr>
+          <w:rFonts w:eastAsia="黑体"/>
+        </w:rPr>
         <w:t xml:space="preserve"> </w:t>
       </w:r>
       <w:r>
         <w:rPr>
-          <w:rFonts w:hint="eastAsia"/>
+          <w:rFonts w:hint="eastAsia" w:eastAsia="黑体"/>
         </w:rPr>
         <w:t xml:space="preserve">OFDMA。非业务时段进入</w:t>
       </w:r>
       <w:r>
+        <w:rPr>
+          <w:rFonts w:eastAsia="黑体"/>
+        </w:rPr>
         <w:t xml:space="preserve"> </w:t>
       </w:r>
       <w:r>
         <w:rPr>
-          <w:rFonts w:hint="eastAsia"/>
+          <w:rFonts w:hint="eastAsia" w:eastAsia="黑体"/>
         </w:rPr>
         <w:t xml:space="preserve">PSM（省电模式）或</w:t>
       </w:r>
       <w:r>
+        <w:rPr>
+          <w:rFonts w:eastAsia="黑体"/>
+        </w:rPr>
         <w:t xml:space="preserve"> </w:t>
       </w:r>
       <w:r>
         <w:rPr>
-          <w:rFonts w:hint="eastAsia"/>
+          <w:rFonts w:hint="eastAsia" w:eastAsia="黑体"/>
         </w:rPr>
         <w:t xml:space="preserve">eDRX，以降低平均功耗。</w:t>
       </w:r>
@@ -616,7 +711,7 @@
       </w:pPr>
       <w:r>
         <w:rPr>
-          <w:rFonts w:hint="eastAsia"/>
+          <w:rFonts w:hint="eastAsia" w:eastAsia="黑体"/>
         </w:rPr>
         <w:t xml:space="preserve">关键计算公式</w:t>
       </w:r>
@@ -630,7 +725,7 @@
       </w:pPr>
       <w:r>
         <w:rPr>
-          <w:rFonts w:hint="eastAsia"/>
+          <w:rFonts w:hint="eastAsia" w:eastAsia="黑体"/>
         </w:rPr>
         <w:t xml:space="preserve">峰值数据率近似（</w:t>
       </w:r>
@@ -643,11 +738,14 @@
         </m:r>
       </m:oMath>
       <w:r>
+        <w:rPr>
+          <w:rFonts w:eastAsia="黑体"/>
+        </w:rPr>
         <w:t xml:space="preserve"> </w:t>
       </w:r>
       <w:r>
         <w:rPr>
-          <w:rFonts w:hint="eastAsia"/>
+          <w:rFonts w:hint="eastAsia" w:eastAsia="黑体"/>
         </w:rPr>
         <w:t xml:space="preserve">为子载波带宽，</w:t>
       </w:r>
@@ -669,11 +767,14 @@
         </m:sSub>
       </m:oMath>
       <w:r>
+        <w:rPr>
+          <w:rFonts w:eastAsia="黑体"/>
+        </w:rPr>
         <w:t xml:space="preserve"> </w:t>
       </w:r>
       <w:r>
         <w:rPr>
-          <w:rFonts w:hint="eastAsia"/>
+          <w:rFonts w:hint="eastAsia" w:eastAsia="黑体"/>
         </w:rPr>
         <w:t xml:space="preserve">为子载波数）：</w:t>
       </w:r>
@@ -787,7 +888,7 @@
       </w:pPr>
       <w:r>
         <w:rPr>
-          <w:rFonts w:hint="eastAsia"/>
+          <w:rFonts w:hint="eastAsia" w:eastAsia="黑体"/>
         </w:rPr>
         <w:t xml:space="preserve">平均功耗估算：</w:t>
       </w:r>
@@ -1024,7 +1125,7 @@
       </w:pPr>
       <w:r>
         <w:rPr>
-          <w:rFonts w:hint="eastAsia"/>
+          <w:rFonts w:hint="eastAsia" w:eastAsia="黑体"/>
         </w:rPr>
         <w:t xml:space="preserve">电池寿命估算：</w:t>
       </w:r>
@@ -1135,7 +1236,7 @@
       </w:pPr>
       <w:r>
         <w:rPr>
-          <w:rFonts w:hint="eastAsia"/>
+          <w:rFonts w:hint="eastAsia" w:eastAsia="黑体"/>
         </w:rPr>
         <w:t xml:space="preserve">链路接收灵敏度近似：</w:t>
       </w:r>
@@ -1286,7 +1387,7 @@
             </w:pPr>
             <w:r>
               <w:rPr>
-                <w:rFonts w:hint="eastAsia"/>
+                <w:rFonts w:hint="eastAsia" w:eastAsia="黑体"/>
               </w:rPr>
               <w:t xml:space="preserve">符号</w:t>
             </w:r>
@@ -1300,7 +1401,7 @@
             </w:pPr>
             <w:r>
               <w:rPr>
-                <w:rFonts w:hint="eastAsia"/>
+                <w:rFonts w:hint="eastAsia" w:eastAsia="黑体"/>
               </w:rPr>
               <w:t xml:space="preserve">含义</w:t>
             </w:r>
@@ -1314,7 +1415,7 @@
             </w:pPr>
             <w:r>
               <w:rPr>
-                <w:rFonts w:hint="eastAsia"/>
+                <w:rFonts w:hint="eastAsia" w:eastAsia="黑体"/>
               </w:rPr>
               <w:t xml:space="preserve">单位</w:t>
             </w:r>
@@ -1343,6 +1444,9 @@
               </m:sSub>
             </m:oMath>
             <w:r>
+              <w:rPr>
+                <w:rFonts w:eastAsia="黑体"/>
+              </w:rPr>
               <w:t xml:space="preserve">​</w:t>
             </w:r>
           </w:p>
@@ -1355,7 +1459,7 @@
             </w:pPr>
             <w:r>
               <w:rPr>
-                <w:rFonts w:hint="eastAsia"/>
+                <w:rFonts w:hint="eastAsia" w:eastAsia="黑体"/>
               </w:rPr>
               <w:t xml:space="preserve">数据率</w:t>
             </w:r>
@@ -1368,6 +1472,9 @@
               <w:pStyle w:val="Compact"/>
             </w:pPr>
             <w:r>
+              <w:rPr>
+                <w:rFonts w:eastAsia="黑体"/>
+              </w:rPr>
               <w:t xml:space="preserve">bit/s</w:t>
             </w:r>
           </w:p>
@@ -1389,6 +1496,9 @@
               </m:r>
             </m:oMath>
             <w:r>
+              <w:rPr>
+                <w:rFonts w:eastAsia="黑体"/>
+              </w:rPr>
               <w:t xml:space="preserve">​</w:t>
             </w:r>
           </w:p>
@@ -1401,7 +1511,7 @@
             </w:pPr>
             <w:r>
               <w:rPr>
-                <w:rFonts w:hint="eastAsia"/>
+                <w:rFonts w:hint="eastAsia" w:eastAsia="黑体"/>
               </w:rPr>
               <w:t xml:space="preserve">带宽</w:t>
             </w:r>
@@ -1414,6 +1524,9 @@
               <w:pStyle w:val="Compact"/>
             </w:pPr>
             <w:r>
+              <w:rPr>
+                <w:rFonts w:eastAsia="黑体"/>
+              </w:rPr>
               <w:t xml:space="preserve">Hz</w:t>
             </w:r>
           </w:p>
@@ -1447,6 +1560,9 @@
               </m:sSub>
             </m:oMath>
             <w:r>
+              <w:rPr>
+                <w:rFonts w:eastAsia="黑体"/>
+              </w:rPr>
               <w:t xml:space="preserve">​</w:t>
             </w:r>
           </w:p>
@@ -1459,7 +1575,7 @@
             </w:pPr>
             <w:r>
               <w:rPr>
-                <w:rFonts w:hint="eastAsia"/>
+                <w:rFonts w:hint="eastAsia" w:eastAsia="黑体"/>
               </w:rPr>
               <w:t xml:space="preserve">平均电流</w:t>
             </w:r>
@@ -1472,6 +1588,9 @@
               <w:pStyle w:val="Compact"/>
             </w:pPr>
             <w:r>
+              <w:rPr>
+                <w:rFonts w:eastAsia="黑体"/>
+              </w:rPr>
               <w:t xml:space="preserve">A</w:t>
             </w:r>
           </w:p>
@@ -1517,6 +1636,9 @@
               </m:sSub>
             </m:oMath>
             <w:r>
+              <w:rPr>
+                <w:rFonts w:eastAsia="黑体"/>
+              </w:rPr>
               <w:t xml:space="preserve">​</w:t>
             </w:r>
           </w:p>
@@ -1529,7 +1651,7 @@
             </w:pPr>
             <w:r>
               <w:rPr>
-                <w:rFonts w:hint="eastAsia"/>
+                <w:rFonts w:hint="eastAsia" w:eastAsia="黑体"/>
               </w:rPr>
               <w:t xml:space="preserve">电池容量</w:t>
             </w:r>
@@ -1542,6 +1664,9 @@
               <w:pStyle w:val="Compact"/>
             </w:pPr>
             <w:r>
+              <w:rPr>
+                <w:rFonts w:eastAsia="黑体"/>
+              </w:rPr>
               <w:t xml:space="preserve">A·h</w:t>
             </w:r>
           </w:p>
@@ -1578,6 +1703,9 @@
               </m:sSub>
             </m:oMath>
             <w:r>
+              <w:rPr>
+                <w:rFonts w:eastAsia="黑体"/>
+              </w:rPr>
               <w:t xml:space="preserve">​</w:t>
             </w:r>
           </w:p>
@@ -1590,7 +1718,7 @@
             </w:pPr>
             <w:r>
               <w:rPr>
-                <w:rFonts w:hint="eastAsia"/>
+                <w:rFonts w:hint="eastAsia" w:eastAsia="黑体"/>
               </w:rPr>
               <w:t xml:space="preserve">电池寿命</w:t>
             </w:r>
@@ -1603,6 +1731,9 @@
               <w:pStyle w:val="Compact"/>
             </w:pPr>
             <w:r>
+              <w:rPr>
+                <w:rFonts w:eastAsia="黑体"/>
+              </w:rPr>
               <w:t xml:space="preserve">h</w:t>
             </w:r>
           </w:p>
@@ -1621,6 +1752,9 @@
               </m:r>
             </m:oMath>
             <w:r>
+              <w:rPr>
+                <w:rFonts w:eastAsia="黑体"/>
+              </w:rPr>
               <w:t xml:space="preserve">​</w:t>
             </w:r>
           </w:p>
@@ -1633,7 +1767,7 @@
             </w:pPr>
             <w:r>
               <w:rPr>
-                <w:rFonts w:hint="eastAsia"/>
+                <w:rFonts w:hint="eastAsia" w:eastAsia="黑体"/>
               </w:rPr>
               <w:t xml:space="preserve">灵敏度</w:t>
             </w:r>
@@ -1646,6 +1780,9 @@
               <w:pStyle w:val="Compact"/>
             </w:pPr>
             <w:r>
+              <w:rPr>
+                <w:rFonts w:eastAsia="黑体"/>
+              </w:rPr>
               <w:t xml:space="preserve">dBm</w:t>
             </w:r>
           </w:p>
@@ -1660,7 +1797,7 @@
       </w:pPr>
       <w:r>
         <w:rPr>
-          <w:rFonts w:hint="eastAsia"/>
+          <w:rFonts w:hint="eastAsia" w:eastAsia="黑体"/>
         </w:rPr>
         <w:t xml:space="preserve">元件调整影响</w:t>
       </w:r>
@@ -1675,7 +1812,7 @@
       </w:pPr>
       <w:r>
         <w:rPr>
-          <w:rFonts w:hint="eastAsia"/>
+          <w:rFonts w:hint="eastAsia" w:eastAsia="黑体"/>
           <w:b/>
           <w:bCs/>
         </w:rPr>
@@ -1683,6 +1820,7 @@
       </w:r>
       <w:r>
         <w:rPr>
+          <w:rFonts w:eastAsia="黑体"/>
           <w:b/>
           <w:bCs/>
         </w:rPr>
@@ -1690,21 +1828,27 @@
       </w:r>
       <w:r>
         <w:rPr>
-          <w:rFonts w:hint="eastAsia"/>
+          <w:rFonts w:hint="eastAsia" w:eastAsia="黑体"/>
           <w:b/>
           <w:bCs/>
         </w:rPr>
         <w:t xml:space="preserve">缩短上报周期</w:t>
       </w:r>
       <w:r>
+        <w:rPr>
+          <w:rFonts w:eastAsia="黑体"/>
+        </w:rPr>
         <w:t xml:space="preserve"> </w:t>
       </w:r>
       <w:r>
+        <w:rPr>
+          <w:rFonts w:eastAsia="黑体"/>
+        </w:rPr>
         <w:t xml:space="preserve">→ </w:t>
       </w:r>
       <w:r>
         <w:rPr>
-          <w:rFonts w:hint="eastAsia"/>
+          <w:rFonts w:hint="eastAsia" w:eastAsia="黑体"/>
         </w:rPr>
         <w:t xml:space="preserve">平均电流下降，电池寿命延长。</w:t>
       </w:r>
@@ -1719,6 +1863,7 @@
       </w:pPr>
       <w:r>
         <w:rPr>
+          <w:rFonts w:eastAsia="黑体"/>
           <w:b/>
           <w:bCs/>
         </w:rPr>
@@ -1726,21 +1871,27 @@
       </w:r>
       <w:r>
         <w:rPr>
-          <w:rFonts w:hint="eastAsia"/>
+          <w:rFonts w:hint="eastAsia" w:eastAsia="黑体"/>
           <w:b/>
           <w:bCs/>
         </w:rPr>
         <w:t xml:space="preserve">周期延长</w:t>
       </w:r>
       <w:r>
+        <w:rPr>
+          <w:rFonts w:eastAsia="黑体"/>
+        </w:rPr>
         <w:t xml:space="preserve"> </w:t>
       </w:r>
       <w:r>
+        <w:rPr>
+          <w:rFonts w:eastAsia="黑体"/>
+        </w:rPr>
         <w:t xml:space="preserve">→ </w:t>
       </w:r>
       <w:r>
         <w:rPr>
-          <w:rFonts w:hint="eastAsia"/>
+          <w:rFonts w:hint="eastAsia" w:eastAsia="黑体"/>
         </w:rPr>
         <w:t xml:space="preserve">下行可达性延迟增加，但待机功耗大幅降低。</w:t>
       </w:r>
@@ -1755,21 +1906,27 @@
       </w:pPr>
       <w:r>
         <w:rPr>
-          <w:rFonts w:hint="eastAsia"/>
+          <w:rFonts w:hint="eastAsia" w:eastAsia="黑体"/>
           <w:b/>
           <w:bCs/>
         </w:rPr>
         <w:t xml:space="preserve">天线匹配失配</w:t>
       </w:r>
       <w:r>
+        <w:rPr>
+          <w:rFonts w:eastAsia="黑体"/>
+        </w:rPr>
         <w:t xml:space="preserve"> </w:t>
       </w:r>
       <w:r>
+        <w:rPr>
+          <w:rFonts w:eastAsia="黑体"/>
+        </w:rPr>
         <w:t xml:space="preserve">→ </w:t>
       </w:r>
       <w:r>
         <w:rPr>
-          <w:rFonts w:hint="eastAsia"/>
+          <w:rFonts w:hint="eastAsia" w:eastAsia="黑体"/>
         </w:rPr>
         <w:t xml:space="preserve">辐射效率下降，上行受限，易脱网。</w:t>
       </w:r>
@@ -1784,21 +1941,27 @@
       </w:pPr>
       <w:r>
         <w:rPr>
-          <w:rFonts w:hint="eastAsia"/>
+          <w:rFonts w:hint="eastAsia" w:eastAsia="黑体"/>
           <w:b/>
           <w:bCs/>
         </w:rPr>
         <w:t xml:space="preserve">供电能力不足（纹波大）</w:t>
       </w:r>
       <w:r>
+        <w:rPr>
+          <w:rFonts w:eastAsia="黑体"/>
+        </w:rPr>
         <w:t xml:space="preserve"> </w:t>
       </w:r>
       <w:r>
+        <w:rPr>
+          <w:rFonts w:eastAsia="黑体"/>
+        </w:rPr>
         <w:t xml:space="preserve">→ </w:t>
       </w:r>
       <w:r>
         <w:rPr>
-          <w:rFonts w:hint="eastAsia"/>
+          <w:rFonts w:hint="eastAsia" w:eastAsia="黑体"/>
         </w:rPr>
         <w:t xml:space="preserve">发射突发时电压跌落，导致模组复位。</w:t>
       </w:r>
@@ -1811,7 +1974,7 @@
       </w:pPr>
       <w:r>
         <w:rPr>
-          <w:rFonts w:hint="eastAsia"/>
+          <w:rFonts w:hint="eastAsia" w:eastAsia="黑体"/>
         </w:rPr>
         <w:t xml:space="preserve">典型参数示例</w:t>
       </w:r>
@@ -1826,11 +1989,14 @@
       </w:pPr>
       <w:r>
         <w:rPr>
-          <w:rFonts w:hint="eastAsia"/>
+          <w:rFonts w:hint="eastAsia" w:eastAsia="黑体"/>
         </w:rPr>
         <w:t xml:space="preserve">取</w:t>
       </w:r>
       <w:r>
+        <w:rPr>
+          <w:rFonts w:eastAsia="黑体"/>
+        </w:rPr>
         <w:t xml:space="preserve"> </w:t>
       </w:r>
       <m:oMath>
@@ -1885,6 +2051,9 @@
         </m:r>
       </m:oMath>
       <w:r>
+        <w:rPr>
+          <w:rFonts w:eastAsia="黑体"/>
+        </w:rPr>
         <w:t xml:space="preserve">、</w:t>
       </w:r>
       <m:oMath>
@@ -1931,7 +2100,7 @@
       </m:oMath>
       <w:r>
         <w:rPr>
-          <w:rFonts w:hint="eastAsia"/>
+          <w:rFonts w:hint="eastAsia" w:eastAsia="黑体"/>
         </w:rPr>
         <w:t xml:space="preserve">：</w:t>
       </w:r>
@@ -2070,7 +2239,7 @@
       </m:oMath>
       <w:r>
         <w:rPr>
-          <w:rFonts w:hint="eastAsia"/>
+          <w:rFonts w:hint="eastAsia" w:eastAsia="黑体"/>
         </w:rPr>
         <w:t xml:space="preserve">（理想待机）。</w:t>
       </w:r>
@@ -2085,11 +2254,14 @@
       </w:pPr>
       <w:r>
         <w:rPr>
-          <w:rFonts w:hint="eastAsia"/>
+          <w:rFonts w:hint="eastAsia" w:eastAsia="黑体"/>
         </w:rPr>
         <w:t xml:space="preserve">取</w:t>
       </w:r>
       <w:r>
+        <w:rPr>
+          <w:rFonts w:eastAsia="黑体"/>
+        </w:rPr>
         <w:t xml:space="preserve"> </w:t>
       </w:r>
       <m:oMath>
@@ -2141,6 +2313,9 @@
         </m:r>
       </m:oMath>
       <w:r>
+        <w:rPr>
+          <w:rFonts w:eastAsia="黑体"/>
+        </w:rPr>
         <w:t xml:space="preserve">、</w:t>
       </w:r>
       <m:oMath>
@@ -2192,6 +2367,9 @@
         </m:r>
       </m:oMath>
       <w:r>
+        <w:rPr>
+          <w:rFonts w:eastAsia="黑体"/>
+        </w:rPr>
         <w:t xml:space="preserve">、</w:t>
       </w:r>
       <m:oMath>
@@ -2240,6 +2418,9 @@
         </m:r>
       </m:oMath>
       <w:r>
+        <w:rPr>
+          <w:rFonts w:eastAsia="黑体"/>
+        </w:rPr>
         <w:t xml:space="preserve">、</w:t>
       </w:r>
       <m:oMath>
@@ -2289,7 +2470,7 @@
       </m:oMath>
       <w:r>
         <w:rPr>
-          <w:rFonts w:hint="eastAsia"/>
+          <w:rFonts w:hint="eastAsia" w:eastAsia="黑体"/>
         </w:rPr>
         <w:t xml:space="preserve">：</w:t>
       </w:r>
@@ -2333,6 +2514,9 @@
         </m:r>
       </m:oMath>
       <w:r>
+        <w:rPr>
+          <w:rFonts w:eastAsia="黑体"/>
+        </w:rPr>
         <w:t xml:space="preserve">。</w:t>
       </w:r>
     </w:p>
@@ -2344,7 +2528,7 @@
       </w:pPr>
       <w:r>
         <w:rPr>
-          <w:rFonts w:hint="eastAsia"/>
+          <w:rFonts w:hint="eastAsia" w:eastAsia="黑体"/>
         </w:rPr>
         <w:t xml:space="preserve">常见器件型号</w:t>
       </w:r>
@@ -2359,16 +2543,19 @@
       </w:pPr>
       <w:r>
         <w:rPr>
-          <w:rFonts w:hint="eastAsia"/>
+          <w:rFonts w:hint="eastAsia" w:eastAsia="黑体"/>
         </w:rPr>
         <w:t xml:space="preserve">模组：BC95（移远）、M5310（中移物联）、BG95（移远，含</w:t>
       </w:r>
       <w:r>
+        <w:rPr>
+          <w:rFonts w:eastAsia="黑体"/>
+        </w:rPr>
         <w:t xml:space="preserve"> Cat </w:t>
       </w:r>
       <w:r>
         <w:rPr>
-          <w:rFonts w:hint="eastAsia"/>
+          <w:rFonts w:hint="eastAsia" w:eastAsia="黑体"/>
         </w:rPr>
         <w:t xml:space="preserve">M1）。</w:t>
       </w:r>
@@ -2382,33 +2569,45 @@
         </w:numPr>
       </w:pPr>
       <w:r>
+        <w:rPr>
+          <w:rFonts w:eastAsia="黑体"/>
+        </w:rPr>
         <w:t xml:space="preserve">SIM </w:t>
       </w:r>
       <w:r>
         <w:rPr>
-          <w:rFonts w:hint="eastAsia"/>
+          <w:rFonts w:hint="eastAsia" w:eastAsia="黑体"/>
         </w:rPr>
         <w:t xml:space="preserve">卡：M2M</w:t>
       </w:r>
       <w:r>
+        <w:rPr>
+          <w:rFonts w:eastAsia="黑体"/>
+        </w:rPr>
         <w:t xml:space="preserve"> </w:t>
       </w:r>
       <w:r>
         <w:rPr>
-          <w:rFonts w:hint="eastAsia"/>
+          <w:rFonts w:hint="eastAsia" w:eastAsia="黑体"/>
         </w:rPr>
         <w:t xml:space="preserve">专用</w:t>
       </w:r>
       <w:r>
+        <w:rPr>
+          <w:rFonts w:eastAsia="黑体"/>
+        </w:rPr>
         <w:t xml:space="preserve"> SIM </w:t>
       </w:r>
       <w:r>
         <w:rPr>
-          <w:rFonts w:hint="eastAsia"/>
+          <w:rFonts w:hint="eastAsia" w:eastAsia="黑体"/>
         </w:rPr>
         <w:t xml:space="preserve">或贴片</w:t>
       </w:r>
       <w:r>
+        <w:rPr>
+          <w:rFonts w:eastAsia="黑体"/>
+        </w:rPr>
         <w:t xml:space="preserve"> eSIM。</w:t>
       </w:r>
     </w:p>
@@ -2420,7 +2619,7 @@
       </w:pPr>
       <w:r>
         <w:rPr>
-          <w:rFonts w:hint="eastAsia"/>
+          <w:rFonts w:hint="eastAsia" w:eastAsia="黑体"/>
         </w:rPr>
         <w:t xml:space="preserve">注意事项</w:t>
       </w:r>
@@ -2435,20 +2634,26 @@
       </w:pPr>
       <w:r>
         <w:rPr>
-          <w:rFonts w:hint="eastAsia"/>
+          <w:rFonts w:hint="eastAsia" w:eastAsia="黑体"/>
         </w:rPr>
         <w:t xml:space="preserve">需运营商网络覆盖与资费支持，模组需正确配置</w:t>
       </w:r>
       <w:r>
+        <w:rPr>
+          <w:rFonts w:eastAsia="黑体"/>
+        </w:rPr>
         <w:t xml:space="preserve"> band </w:t>
       </w:r>
       <w:r>
         <w:rPr>
-          <w:rFonts w:hint="eastAsia"/>
+          <w:rFonts w:hint="eastAsia" w:eastAsia="黑体"/>
         </w:rPr>
         <w:t xml:space="preserve">与</w:t>
       </w:r>
       <w:r>
+        <w:rPr>
+          <w:rFonts w:eastAsia="黑体"/>
+        </w:rPr>
         <w:t xml:space="preserve"> APN。</w:t>
       </w:r>
     </w:p>
@@ -2462,16 +2667,19 @@
       </w:pPr>
       <w:r>
         <w:rPr>
-          <w:rFonts w:hint="eastAsia"/>
+          <w:rFonts w:hint="eastAsia" w:eastAsia="黑体"/>
         </w:rPr>
         <w:t xml:space="preserve">射频走线需</w:t>
       </w:r>
       <w:r>
+        <w:rPr>
+          <w:rFonts w:eastAsia="黑体"/>
+        </w:rPr>
         <w:t xml:space="preserve"> 50 Ω </w:t>
       </w:r>
       <w:r>
         <w:rPr>
-          <w:rFonts w:hint="eastAsia"/>
+          <w:rFonts w:hint="eastAsia" w:eastAsia="黑体"/>
         </w:rPr>
         <w:t xml:space="preserve">阻抗控制，天线匹配尽量靠近模组。</w:t>
       </w:r>
@@ -2485,20 +2693,26 @@
         </w:numPr>
       </w:pPr>
       <w:r>
+        <w:rPr>
+          <w:rFonts w:eastAsia="黑体"/>
+        </w:rPr>
         <w:t xml:space="preserve">PSM </w:t>
       </w:r>
       <w:r>
         <w:rPr>
-          <w:rFonts w:hint="eastAsia"/>
+          <w:rFonts w:hint="eastAsia" w:eastAsia="黑体"/>
         </w:rPr>
         <w:t xml:space="preserve">模式下服务器无法实时下发，需配合</w:t>
       </w:r>
       <w:r>
+        <w:rPr>
+          <w:rFonts w:eastAsia="黑体"/>
+        </w:rPr>
         <w:t xml:space="preserve"> eDRX </w:t>
       </w:r>
       <w:r>
         <w:rPr>
-          <w:rFonts w:hint="eastAsia"/>
+          <w:rFonts w:hint="eastAsia" w:eastAsia="黑体"/>
         </w:rPr>
         <w:t xml:space="preserve">或唤醒机制使用。</w:t>
       </w:r>
@@ -2513,25 +2727,31 @@
       </w:pPr>
       <w:r>
         <w:rPr>
-          <w:rFonts w:hint="eastAsia"/>
+          <w:rFonts w:hint="eastAsia" w:eastAsia="黑体"/>
         </w:rPr>
         <w:t xml:space="preserve">注意模组供电峰值电流余量，通常在</w:t>
       </w:r>
       <w:r>
+        <w:rPr>
+          <w:rFonts w:eastAsia="黑体"/>
+        </w:rPr>
         <w:t xml:space="preserve"> 200 </w:t>
       </w:r>
       <w:r>
         <w:rPr>
-          <w:rFonts w:hint="eastAsia"/>
+          <w:rFonts w:hint="eastAsia" w:eastAsia="黑体"/>
         </w:rPr>
         <w:t xml:space="preserve">mA～500</w:t>
       </w:r>
       <w:r>
+        <w:rPr>
+          <w:rFonts w:eastAsia="黑体"/>
+        </w:rPr>
         <w:t xml:space="preserve"> mA </w:t>
       </w:r>
       <w:r>
         <w:rPr>
-          <w:rFonts w:hint="eastAsia"/>
+          <w:rFonts w:hint="eastAsia" w:eastAsia="黑体"/>
         </w:rPr>
         <w:t xml:space="preserve">级别。</w:t>
       </w:r>
@@ -2544,7 +2764,7 @@
       </w:pPr>
       <w:r>
         <w:rPr>
-          <w:rFonts w:hint="eastAsia"/>
+          <w:rFonts w:hint="eastAsia" w:eastAsia="黑体"/>
         </w:rPr>
         <w:t xml:space="preserve">参考资料</w:t>
       </w:r>
@@ -2558,6 +2778,9 @@
         </w:numPr>
       </w:pPr>
       <w:r>
+        <w:rPr>
+          <w:rFonts w:eastAsia="黑体"/>
+        </w:rPr>
         <w:t xml:space="preserve">Wikipedia: Narrowband IoT。</w:t>
       </w:r>
     </w:p>
@@ -2571,16 +2794,19 @@
       </w:pPr>
       <w:r>
         <w:rPr>
-          <w:rFonts w:hint="eastAsia"/>
+          <w:rFonts w:hint="eastAsia" w:eastAsia="黑体"/>
         </w:rPr>
         <w:t xml:space="preserve">移远</w:t>
       </w:r>
       <w:r>
+        <w:rPr>
+          <w:rFonts w:eastAsia="黑体"/>
+        </w:rPr>
         <w:t xml:space="preserve"> BC95 </w:t>
       </w:r>
       <w:r>
         <w:rPr>
-          <w:rFonts w:hint="eastAsia"/>
+          <w:rFonts w:hint="eastAsia" w:eastAsia="黑体"/>
         </w:rPr>
         <w:t xml:space="preserve">硬件设计手册。</w:t>
       </w:r>
@@ -2594,20 +2820,26 @@
         </w:numPr>
       </w:pPr>
       <w:r>
+        <w:rPr>
+          <w:rFonts w:eastAsia="黑体"/>
+        </w:rPr>
         <w:t xml:space="preserve">3GPP TS </w:t>
       </w:r>
       <w:r>
         <w:rPr>
-          <w:rFonts w:hint="eastAsia"/>
+          <w:rFonts w:hint="eastAsia" w:eastAsia="黑体"/>
         </w:rPr>
         <w:t xml:space="preserve">36.101（NB-IoT</w:t>
       </w:r>
       <w:r>
+        <w:rPr>
+          <w:rFonts w:eastAsia="黑体"/>
+        </w:rPr>
         <w:t xml:space="preserve"> </w:t>
       </w:r>
       <w:r>
         <w:rPr>
-          <w:rFonts w:hint="eastAsia"/>
+          <w:rFonts w:hint="eastAsia" w:eastAsia="黑体"/>
         </w:rPr>
         <w:t xml:space="preserve">射频指标）。</w:t>
       </w:r>
@@ -2621,11 +2853,11 @@
       </w:pPr>
       <w:r>
         <w:rPr>
-          <w:rFonts w:ascii="Times New Roman" w:hAnsi="Times New Roman"/>
+          <w:rFonts w:ascii="Times New Roman" w:hAnsi="Times New Roman" w:eastAsia="黑体"/>
           <w:color w:val="555555"/>
           <w:sz w:val="21"/>
         </w:rPr>
-        <w:t>材料收集者：杜文杰</w:t>
+        <w:t>材料收集者：杜文杰，WX手机：19519196569，QQ:3478827729</w:t>
       </w:r>
     </w:p>
     <w:sectPr>
@@ -2645,7 +2877,7 @@
 </file>
 
 <file path=word/footer1.xml><?xml version="1.0" encoding="utf-8"?>
-<w:ftr xmlns:m="http://schemas.openxmlformats.org/officeDocument/2006/math" xmlns:mc="http://schemas.openxmlformats.org/markup-compatibility/2006" xmlns:mo="http://schemas.microsoft.com/office/mac/office/2008/main" xmlns:mv="urn:schemas-microsoft-com:mac:vml" xmlns:o="urn:schemas-microsoft-com:office:office" xmlns:r="http://schemas.openxmlformats.org/officeDocument/2006/relationships" xmlns:v="urn:schemas-microsoft-com:vml" xmlns:w10="urn:schemas-microsoft-com:office:word" xmlns:w14="http://schemas.microsoft.com/office/word/2010/wordml" xmlns:w="http://schemas.openxmlformats.org/wordprocessingml/2006/main" xmlns:wne="http://schemas.microsoft.com/office/word/2006/wordml" xmlns:wp14="http://schemas.microsoft.com/office/word/2010/wordprocessingDrawing" xmlns:wp="http://schemas.openxmlformats.org/drawingml/2006/wordprocessingDrawing" xmlns:wpc="http://schemas.microsoft.com/office/word/2010/wordprocessingCanvas" xmlns:wpg="http://schemas.microsoft.com/office/word/2010/wordprocessingGroup" xmlns:wpi="http://schemas.microsoft.com/office/word/2010/wordprocessingInk" xmlns:wps="http://schemas.microsoft.com/office/word/2010/wordprocessingShape" mc:Ignorable="w14 wp14">
+<w:ftr xmlns:mc="http://schemas.openxmlformats.org/markup-compatibility/2006" xmlns:w="http://schemas.openxmlformats.org/wordprocessingml/2006/main" xmlns:m="http://schemas.openxmlformats.org/officeDocument/2006/math" xmlns:mo="http://schemas.microsoft.com/office/mac/office/2008/main" xmlns:mv="urn:schemas-microsoft-com:mac:vml" xmlns:o="urn:schemas-microsoft-com:office:office" xmlns:r="http://schemas.openxmlformats.org/officeDocument/2006/relationships" xmlns:v="urn:schemas-microsoft-com:vml" xmlns:w10="urn:schemas-microsoft-com:office:word" xmlns:w14="http://schemas.microsoft.com/office/word/2010/wordml" xmlns:wne="http://schemas.microsoft.com/office/word/2006/wordml" xmlns:wp14="http://schemas.microsoft.com/office/word/2010/wordprocessingDrawing" xmlns:wp="http://schemas.openxmlformats.org/drawingml/2006/wordprocessingDrawing" xmlns:wpc="http://schemas.microsoft.com/office/word/2010/wordprocessingCanvas" xmlns:wpg="http://schemas.microsoft.com/office/word/2010/wordprocessingGroup" xmlns:wpi="http://schemas.microsoft.com/office/word/2010/wordprocessingInk" xmlns:wps="http://schemas.microsoft.com/office/word/2010/wordprocessingShape" mc:Ignorable="w14 wp14">
   <w:p>
     <w:pPr>
       <w:pStyle w:val="Footer"/>
@@ -2653,12 +2885,14 @@
     </w:pPr>
     <w:r>
       <w:rPr>
+        <w:rFonts w:eastAsia="黑体"/>
         <w:sz w:val="18"/>
       </w:rPr>
       <w:t xml:space="preserve">第 </w:t>
     </w:r>
     <w:r>
       <w:rPr>
+        <w:rFonts w:eastAsia="黑体"/>
         <w:sz w:val="18"/>
       </w:rPr>
       <w:fldChar w:fldCharType="begin"/>
@@ -2667,6 +2901,7 @@
     </w:r>
     <w:r>
       <w:rPr>
+        <w:rFonts w:eastAsia="黑体"/>
         <w:sz w:val="18"/>
       </w:rPr>
       <w:t xml:space="preserve"> 页</w:t>
@@ -2680,6 +2915,9 @@
   <w:footnote w:type="continuationSeparator" w:id="0">
     <w:p>
       <w:r>
+        <w:rPr>
+          <w:rFonts w:eastAsia="黑体"/>
+        </w:rPr>
         <w:continuationSeparator/>
       </w:r>
     </w:p>
@@ -2687,6 +2925,9 @@
   <w:footnote w:type="separator" w:id="-1">
     <w:p>
       <w:r>
+        <w:rPr>
+          <w:rFonts w:eastAsia="黑体"/>
+        </w:rPr>
         <w:separator/>
       </w:r>
     </w:p>
@@ -2695,7 +2936,7 @@
 </file>
 
 <file path=word/header1.xml><?xml version="1.0" encoding="utf-8"?>
-<w:hdr xmlns:m="http://schemas.openxmlformats.org/officeDocument/2006/math" xmlns:mc="http://schemas.openxmlformats.org/markup-compatibility/2006" xmlns:mo="http://schemas.microsoft.com/office/mac/office/2008/main" xmlns:mv="urn:schemas-microsoft-com:mac:vml" xmlns:o="urn:schemas-microsoft-com:office:office" xmlns:r="http://schemas.openxmlformats.org/officeDocument/2006/relationships" xmlns:v="urn:schemas-microsoft-com:vml" xmlns:w10="urn:schemas-microsoft-com:office:word" xmlns:w14="http://schemas.microsoft.com/office/word/2010/wordml" xmlns:w="http://schemas.openxmlformats.org/wordprocessingml/2006/main" xmlns:wne="http://schemas.microsoft.com/office/word/2006/wordml" xmlns:wp14="http://schemas.microsoft.com/office/word/2010/wordprocessingDrawing" xmlns:wp="http://schemas.openxmlformats.org/drawingml/2006/wordprocessingDrawing" xmlns:wpc="http://schemas.microsoft.com/office/word/2010/wordprocessingCanvas" xmlns:wpg="http://schemas.microsoft.com/office/word/2010/wordprocessingGroup" xmlns:wpi="http://schemas.microsoft.com/office/word/2010/wordprocessingInk" xmlns:wps="http://schemas.microsoft.com/office/word/2010/wordprocessingShape" mc:Ignorable="w14 wp14">
+<w:hdr xmlns:mc="http://schemas.openxmlformats.org/markup-compatibility/2006" xmlns:w="http://schemas.openxmlformats.org/wordprocessingml/2006/main" xmlns:m="http://schemas.openxmlformats.org/officeDocument/2006/math" xmlns:mo="http://schemas.microsoft.com/office/mac/office/2008/main" xmlns:mv="urn:schemas-microsoft-com:mac:vml" xmlns:o="urn:schemas-microsoft-com:office:office" xmlns:r="http://schemas.openxmlformats.org/officeDocument/2006/relationships" xmlns:v="urn:schemas-microsoft-com:vml" xmlns:w10="urn:schemas-microsoft-com:office:word" xmlns:w14="http://schemas.microsoft.com/office/word/2010/wordml" xmlns:wne="http://schemas.microsoft.com/office/word/2006/wordml" xmlns:wp14="http://schemas.microsoft.com/office/word/2010/wordprocessingDrawing" xmlns:wp="http://schemas.openxmlformats.org/drawingml/2006/wordprocessingDrawing" xmlns:wpc="http://schemas.microsoft.com/office/word/2010/wordprocessingCanvas" xmlns:wpg="http://schemas.microsoft.com/office/word/2010/wordprocessingGroup" xmlns:wpi="http://schemas.microsoft.com/office/word/2010/wordprocessingInk" xmlns:wps="http://schemas.microsoft.com/office/word/2010/wordprocessingShape" mc:Ignorable="w14 wp14">
   <w:p>
     <w:pPr>
       <w:pStyle w:val="Header"/>
@@ -2703,7 +2944,7 @@
     </w:pPr>
     <w:r>
       <w:rPr>
-        <w:rFonts w:ascii="Times New Roman" w:hAnsi="Times New Roman"/>
+        <w:rFonts w:ascii="Times New Roman" w:hAnsi="Times New Roman" w:eastAsia="黑体"/>
         <w:sz w:val="18"/>
         <w:rFonts w:eastAsia="黑体"/>
         <w:rFonts w:eastAsia="黑体"/>
@@ -2715,7 +2956,7 @@
 </file>
 
 <file path=word/numbering.xml><?xml version="1.0" encoding="utf-8"?>
-<w:numbering xmlns:m="http://schemas.openxmlformats.org/officeDocument/2006/math" xmlns:mc="http://schemas.openxmlformats.org/markup-compatibility/2006" xmlns:mo="http://schemas.microsoft.com/office/mac/office/2008/main" xmlns:mv="urn:schemas-microsoft-com:mac:vml" xmlns:o="urn:schemas-microsoft-com:office:office" xmlns:r="http://schemas.openxmlformats.org/officeDocument/2006/relationships" xmlns:v="urn:schemas-microsoft-com:vml" xmlns:w="http://schemas.openxmlformats.org/wordprocessingml/2006/main" xmlns:w10="urn:schemas-microsoft-com:office:word" xmlns:w14="http://schemas.microsoft.com/office/word/2010/wordml" xmlns:wne="http://schemas.microsoft.com/office/word/2006/wordml" xmlns:wp="http://schemas.openxmlformats.org/drawingml/2006/wordprocessingDrawing" xmlns:wp14="http://schemas.microsoft.com/office/word/2010/wordprocessingDrawing" xmlns:wpc="http://schemas.microsoft.com/office/word/2010/wordprocessingCanvas" xmlns:wpg="http://schemas.microsoft.com/office/word/2010/wordprocessingGroup" xmlns:wpi="http://schemas.microsoft.com/office/word/2010/wordprocessingInk" xmlns:wps="http://schemas.microsoft.com/office/word/2010/wordprocessingShape" mc:Ignorable="w14 wp14">
+<w:numbering xmlns:mc="http://schemas.openxmlformats.org/markup-compatibility/2006" xmlns:w="http://schemas.openxmlformats.org/wordprocessingml/2006/main" xmlns:m="http://schemas.openxmlformats.org/officeDocument/2006/math" xmlns:mo="http://schemas.microsoft.com/office/mac/office/2008/main" xmlns:mv="urn:schemas-microsoft-com:mac:vml" xmlns:o="urn:schemas-microsoft-com:office:office" xmlns:r="http://schemas.openxmlformats.org/officeDocument/2006/relationships" xmlns:v="urn:schemas-microsoft-com:vml" xmlns:w10="urn:schemas-microsoft-com:office:word" xmlns:w14="http://schemas.microsoft.com/office/word/2010/wordml" xmlns:wne="http://schemas.microsoft.com/office/word/2006/wordml" xmlns:wp="http://schemas.openxmlformats.org/drawingml/2006/wordprocessingDrawing" xmlns:wp14="http://schemas.microsoft.com/office/word/2010/wordprocessingDrawing" xmlns:wpc="http://schemas.microsoft.com/office/word/2010/wordprocessingCanvas" xmlns:wpg="http://schemas.microsoft.com/office/word/2010/wordprocessingGroup" xmlns:wpi="http://schemas.microsoft.com/office/word/2010/wordprocessingInk" xmlns:wps="http://schemas.microsoft.com/office/word/2010/wordprocessingShape" mc:Ignorable="w14 wp14">
   <w:abstractNum w:abstractNumId="0">
     <w:nsid w:val="FFFFFF7C"/>
     <w:multiLevelType w:val="singleLevel"/>
@@ -2802,7 +3043,7 @@
         <w:ind w:hanging="360" w:left="1440"/>
       </w:pPr>
       <w:rPr>
-        <w:rFonts w:ascii="Symbol" w:hAnsi="Symbol" w:hint="default"/>
+        <w:rFonts w:ascii="Symbol" w:hAnsi="Symbol" w:hint="default" w:eastAsia="黑体"/>
       </w:rPr>
     </w:lvl>
   </w:abstractNum>
@@ -2823,7 +3064,7 @@
         <w:ind w:hanging="360" w:left="1080"/>
       </w:pPr>
       <w:rPr>
-        <w:rFonts w:ascii="Symbol" w:hAnsi="Symbol" w:hint="default"/>
+        <w:rFonts w:ascii="Symbol" w:hAnsi="Symbol" w:hint="default" w:eastAsia="黑体"/>
       </w:rPr>
     </w:lvl>
   </w:abstractNum>
@@ -2844,7 +3085,7 @@
         <w:ind w:hanging="360" w:left="720"/>
       </w:pPr>
       <w:rPr>
-        <w:rFonts w:ascii="Symbol" w:hAnsi="Symbol" w:hint="default"/>
+        <w:rFonts w:ascii="Symbol" w:hAnsi="Symbol" w:hint="default" w:eastAsia="黑体"/>
       </w:rPr>
     </w:lvl>
   </w:abstractNum>
@@ -2883,7 +3124,7 @@
         <w:ind w:hanging="360" w:left="360"/>
       </w:pPr>
       <w:rPr>
-        <w:rFonts w:ascii="Symbol" w:hAnsi="Symbol" w:hint="default"/>
+        <w:rFonts w:ascii="Symbol" w:hAnsi="Symbol" w:hint="default" w:eastAsia="黑体"/>
       </w:rPr>
     </w:lvl>
   </w:abstractNum>
@@ -2974,7 +3215,7 @@
         <w:ind w:left="720" w:hanging="360"/>
       </w:pPr>
       <w:rPr>
-        <w:rFonts w:ascii="Symbol" w:hAnsi="Symbol" w:cs="Symbol" w:hint="default"/>
+        <w:rFonts w:ascii="Symbol" w:hAnsi="Symbol" w:cs="Symbol" w:hint="default" w:eastAsia="黑体"/>
       </w:rPr>
     </w:lvl>
     <w:lvl w:ilvl="1">
@@ -2985,7 +3226,7 @@
         <w:ind w:left="1440" w:hanging="360"/>
       </w:pPr>
       <w:rPr>
-        <w:rFonts w:ascii="Courier New" w:hAnsi="Courier New" w:cs="Courier New" w:hint="default"/>
+        <w:rFonts w:ascii="Courier New" w:hAnsi="Courier New" w:cs="Courier New" w:hint="default" w:eastAsia="黑体"/>
       </w:rPr>
     </w:lvl>
     <w:lvl w:ilvl="2">
@@ -2996,7 +3237,7 @@
         <w:ind w:left="2160" w:hanging="360"/>
       </w:pPr>
       <w:rPr>
-        <w:rFonts w:ascii="Wingdings" w:hAnsi="Wingdings" w:cs="Wingdings" w:hint="default"/>
+        <w:rFonts w:ascii="Wingdings" w:hAnsi="Wingdings" w:cs="Wingdings" w:hint="default" w:eastAsia="黑体"/>
       </w:rPr>
     </w:lvl>
     <w:lvl w:ilvl="3">
@@ -3007,7 +3248,7 @@
         <w:ind w:left="2880" w:hanging="360"/>
       </w:pPr>
       <w:rPr>
-        <w:rFonts w:ascii="Symbol" w:hAnsi="Symbol" w:cs="Symbol" w:hint="default"/>
+        <w:rFonts w:ascii="Symbol" w:hAnsi="Symbol" w:cs="Symbol" w:hint="default" w:eastAsia="黑体"/>
       </w:rPr>
     </w:lvl>
     <w:lvl w:ilvl="4">
@@ -3018,7 +3259,7 @@
         <w:ind w:left="3600" w:hanging="360"/>
       </w:pPr>
       <w:rPr>
-        <w:rFonts w:ascii="Courier New" w:hAnsi="Courier New" w:cs="Courier New" w:hint="default"/>
+        <w:rFonts w:ascii="Courier New" w:hAnsi="Courier New" w:cs="Courier New" w:hint="default" w:eastAsia="黑体"/>
       </w:rPr>
     </w:lvl>
     <w:lvl w:ilvl="5">
@@ -3029,7 +3270,7 @@
         <w:ind w:left="4320" w:hanging="360"/>
       </w:pPr>
       <w:rPr>
-        <w:rFonts w:ascii="Wingdings" w:hAnsi="Wingdings" w:cs="Wingdings" w:hint="default"/>
+        <w:rFonts w:ascii="Wingdings" w:hAnsi="Wingdings" w:cs="Wingdings" w:hint="default" w:eastAsia="黑体"/>
       </w:rPr>
     </w:lvl>
     <w:lvl w:ilvl="6">
@@ -3040,7 +3281,7 @@
         <w:ind w:left="5040" w:hanging="360"/>
       </w:pPr>
       <w:rPr>
-        <w:rFonts w:ascii="Symbol" w:hAnsi="Symbol" w:cs="Symbol" w:hint="default"/>
+        <w:rFonts w:ascii="Symbol" w:hAnsi="Symbol" w:cs="Symbol" w:hint="default" w:eastAsia="黑体"/>
       </w:rPr>
     </w:lvl>
     <w:lvl w:ilvl="7">
@@ -3051,7 +3292,7 @@
         <w:ind w:left="5760" w:hanging="360"/>
       </w:pPr>
       <w:rPr>
-        <w:rFonts w:ascii="Courier New" w:hAnsi="Courier New" w:cs="Courier New" w:hint="default"/>
+        <w:rFonts w:ascii="Courier New" w:hAnsi="Courier New" w:cs="Courier New" w:hint="default" w:eastAsia="黑体"/>
       </w:rPr>
     </w:lvl>
     <w:lvl w:ilvl="8">
@@ -3062,7 +3303,7 @@
         <w:ind w:left="6480" w:hanging="360"/>
       </w:pPr>
       <w:rPr>
-        <w:rFonts w:ascii="Wingdings" w:hAnsi="Wingdings" w:cs="Wingdings" w:hint="default"/>
+        <w:rFonts w:ascii="Wingdings" w:hAnsi="Wingdings" w:cs="Wingdings" w:hint="default" w:eastAsia="黑体"/>
       </w:rPr>
     </w:lvl>
   </w:abstractNum>
@@ -3118,11 +3359,11 @@
 </file>
 
 <file path=word/styles.xml><?xml version="1.0" encoding="utf-8"?>
-<w:styles xmlns:mc="http://schemas.openxmlformats.org/markup-compatibility/2006" xmlns:r="http://schemas.openxmlformats.org/officeDocument/2006/relationships" xmlns:w="http://schemas.openxmlformats.org/wordprocessingml/2006/main" xmlns:w14="http://schemas.microsoft.com/office/word/2010/wordml" mc:Ignorable="w14">
+<w:styles xmlns:mc="http://schemas.openxmlformats.org/markup-compatibility/2006" xmlns:w="http://schemas.openxmlformats.org/wordprocessingml/2006/main" xmlns:r="http://schemas.openxmlformats.org/officeDocument/2006/relationships" xmlns:w14="http://schemas.microsoft.com/office/word/2010/wordml" mc:Ignorable="w14">
   <w:docDefaults>
     <w:rPrDefault>
       <w:rPr>
-        <w:rFonts w:asciiTheme="minorHAnsi" w:cstheme="minorBidi" w:eastAsiaTheme="minorEastAsia" w:hAnsiTheme="minorHAnsi"/>
+        <w:rFonts w:asciiTheme="minorHAnsi" w:cstheme="minorBidi" w:hAnsiTheme="minorHAnsi" w:eastAsia="黑体"/>
         <w:sz w:val="22"/>
         <w:szCs w:val="22"/>
         <w:lang w:bidi="ar-SA" w:eastAsia="en-US" w:val="en-US"/>
@@ -3344,7 +3585,7 @@
       <w:outlineLvl w:val="0"/>
     </w:pPr>
     <w:rPr>
-      <w:rFonts w:ascii="Times New Roman" w:asciiTheme="majorHAnsi" w:cstheme="majorBidi" w:eastAsia="黑体" w:eastAsiaTheme="majorEastAsia" w:hAnsi="Times New Roman" w:hAnsiTheme="majorHAnsi"/>
+      <w:rFonts w:ascii="Times New Roman" w:asciiTheme="majorHAnsi" w:cstheme="majorBidi" w:eastAsia="黑体" w:hAnsi="Times New Roman" w:hAnsiTheme="majorHAnsi"/>
       <w:b/>
       <w:bCs/>
       <w:color w:val="1F3864"/>
@@ -3368,7 +3609,7 @@
       <w:outlineLvl w:val="1"/>
     </w:pPr>
     <w:rPr>
-      <w:rFonts w:ascii="Times New Roman" w:asciiTheme="majorHAnsi" w:cstheme="majorBidi" w:eastAsia="黑体" w:eastAsiaTheme="majorEastAsia" w:hAnsi="Times New Roman" w:hAnsiTheme="majorHAnsi"/>
+      <w:rFonts w:ascii="Times New Roman" w:asciiTheme="majorHAnsi" w:cstheme="majorBidi" w:eastAsia="黑体" w:hAnsi="Times New Roman" w:hAnsiTheme="majorHAnsi"/>
       <w:b/>
       <w:bCs/>
       <w:color w:val="2E4E7E"/>
@@ -3392,7 +3633,7 @@
       <w:outlineLvl w:val="2"/>
     </w:pPr>
     <w:rPr>
-      <w:rFonts w:ascii="Times New Roman" w:asciiTheme="majorHAnsi" w:cstheme="majorBidi" w:eastAsia="黑体" w:eastAsiaTheme="majorEastAsia" w:hAnsi="Times New Roman" w:hAnsiTheme="majorHAnsi"/>
+      <w:rFonts w:ascii="Times New Roman" w:asciiTheme="majorHAnsi" w:cstheme="majorBidi" w:eastAsia="黑体" w:hAnsi="Times New Roman" w:hAnsiTheme="majorHAnsi"/>
       <w:b/>
       <w:bCs/>
       <w:color w:val="2E4E7E"/>
@@ -3416,7 +3657,7 @@
       <w:outlineLvl w:val="3"/>
     </w:pPr>
     <w:rPr>
-      <w:rFonts w:ascii="Times New Roman" w:asciiTheme="majorHAnsi" w:cstheme="majorBidi" w:eastAsia="黑体" w:eastAsiaTheme="majorEastAsia" w:hAnsi="Times New Roman" w:hAnsiTheme="majorHAnsi"/>
+      <w:rFonts w:ascii="Times New Roman" w:asciiTheme="majorHAnsi" w:cstheme="majorBidi" w:eastAsia="黑体" w:hAnsi="Times New Roman" w:hAnsiTheme="majorHAnsi"/>
       <w:b/>
       <w:bCs/>
       <w:i/>
@@ -3442,7 +3683,7 @@
       <w:outlineLvl w:val="4"/>
     </w:pPr>
     <w:rPr>
-      <w:rFonts w:ascii="Times New Roman" w:asciiTheme="majorHAnsi" w:cstheme="majorBidi" w:eastAsia="黑体" w:eastAsiaTheme="majorEastAsia" w:hAnsi="Times New Roman" w:hAnsiTheme="majorHAnsi"/>
+      <w:rFonts w:ascii="Times New Roman" w:asciiTheme="majorHAnsi" w:cstheme="majorBidi" w:eastAsia="黑体" w:hAnsi="Times New Roman" w:hAnsiTheme="majorHAnsi"/>
       <w:b/>
       <w:color w:val="333333"/>
       <w:sz w:val="22"/>
@@ -3465,7 +3706,7 @@
       <w:outlineLvl w:val="5"/>
     </w:pPr>
     <w:rPr>
-      <w:rFonts w:asciiTheme="majorHAnsi" w:cstheme="majorBidi" w:eastAsiaTheme="majorEastAsia" w:hAnsiTheme="majorHAnsi"/>
+      <w:rFonts w:asciiTheme="majorHAnsi" w:cstheme="majorBidi" w:hAnsiTheme="majorHAnsi" w:eastAsia="黑体"/>
       <w:i/>
       <w:iCs/>
       <w:color w:themeColor="accent1" w:themeShade="7F" w:val="243F60"/>
@@ -3488,7 +3729,7 @@
       <w:outlineLvl w:val="6"/>
     </w:pPr>
     <w:rPr>
-      <w:rFonts w:asciiTheme="majorHAnsi" w:cstheme="majorBidi" w:eastAsiaTheme="majorEastAsia" w:hAnsiTheme="majorHAnsi"/>
+      <w:rFonts w:asciiTheme="majorHAnsi" w:cstheme="majorBidi" w:hAnsiTheme="majorHAnsi" w:eastAsia="黑体"/>
       <w:i/>
       <w:iCs/>
       <w:color w:themeColor="text1" w:themeTint="BF" w:val="404040"/>
@@ -3511,7 +3752,7 @@
       <w:outlineLvl w:val="7"/>
     </w:pPr>
     <w:rPr>
-      <w:rFonts w:asciiTheme="majorHAnsi" w:cstheme="majorBidi" w:eastAsiaTheme="majorEastAsia" w:hAnsiTheme="majorHAnsi"/>
+      <w:rFonts w:asciiTheme="majorHAnsi" w:cstheme="majorBidi" w:hAnsiTheme="majorHAnsi" w:eastAsia="黑体"/>
       <w:color w:themeColor="accent1" w:val="4F81BD"/>
       <w:sz w:val="20"/>
       <w:szCs w:val="20"/>
@@ -3534,7 +3775,7 @@
       <w:outlineLvl w:val="8"/>
     </w:pPr>
     <w:rPr>
-      <w:rFonts w:asciiTheme="majorHAnsi" w:cstheme="majorBidi" w:eastAsiaTheme="majorEastAsia" w:hAnsiTheme="majorHAnsi"/>
+      <w:rFonts w:asciiTheme="majorHAnsi" w:cstheme="majorBidi" w:hAnsiTheme="majorHAnsi" w:eastAsia="黑体"/>
       <w:i/>
       <w:iCs/>
       <w:color w:themeColor="text1" w:themeTint="BF" w:val="404040"/>
@@ -3585,7 +3826,7 @@
     <w:uiPriority w:val="9"/>
     <w:rsid w:val="00FC693F"/>
     <w:rPr>
-      <w:rFonts w:asciiTheme="majorHAnsi" w:cstheme="majorBidi" w:eastAsiaTheme="majorEastAsia" w:hAnsiTheme="majorHAnsi"/>
+      <w:rFonts w:asciiTheme="majorHAnsi" w:cstheme="majorBidi" w:hAnsiTheme="majorHAnsi" w:eastAsia="黑体"/>
       <w:b/>
       <w:bCs/>
       <w:color w:themeColor="accent1" w:themeShade="BF" w:val="365F91"/>
@@ -3600,7 +3841,7 @@
     <w:uiPriority w:val="9"/>
     <w:rsid w:val="00FC693F"/>
     <w:rPr>
-      <w:rFonts w:asciiTheme="majorHAnsi" w:cstheme="majorBidi" w:eastAsiaTheme="majorEastAsia" w:hAnsiTheme="majorHAnsi"/>
+      <w:rFonts w:asciiTheme="majorHAnsi" w:cstheme="majorBidi" w:hAnsiTheme="majorHAnsi" w:eastAsia="黑体"/>
       <w:b/>
       <w:bCs/>
       <w:color w:themeColor="accent1" w:val="4F81BD"/>
@@ -3615,7 +3856,7 @@
     <w:uiPriority w:val="9"/>
     <w:rsid w:val="00FC693F"/>
     <w:rPr>
-      <w:rFonts w:asciiTheme="majorHAnsi" w:cstheme="majorBidi" w:eastAsiaTheme="majorEastAsia" w:hAnsiTheme="majorHAnsi"/>
+      <w:rFonts w:asciiTheme="majorHAnsi" w:cstheme="majorBidi" w:hAnsiTheme="majorHAnsi" w:eastAsia="黑体"/>
       <w:b/>
       <w:bCs/>
       <w:color w:themeColor="accent1" w:val="4F81BD"/>
@@ -3638,7 +3879,7 @@
       <w:contextualSpacing/>
     </w:pPr>
     <w:rPr>
-      <w:rFonts w:ascii="Times New Roman" w:asciiTheme="majorHAnsi" w:cstheme="majorBidi" w:eastAsia="黑体" w:eastAsiaTheme="majorEastAsia" w:hAnsi="Times New Roman" w:hAnsiTheme="majorHAnsi"/>
+      <w:rFonts w:ascii="Times New Roman" w:asciiTheme="majorHAnsi" w:cstheme="majorBidi" w:eastAsia="黑体" w:hAnsi="Times New Roman" w:hAnsiTheme="majorHAnsi"/>
       <w:b/>
       <w:color w:val="1F3864"/>
       <w:spacing w:val="5"/>
@@ -3654,7 +3895,7 @@
     <w:uiPriority w:val="10"/>
     <w:rsid w:val="00FC693F"/>
     <w:rPr>
-      <w:rFonts w:asciiTheme="majorHAnsi" w:cstheme="majorBidi" w:eastAsiaTheme="majorEastAsia" w:hAnsiTheme="majorHAnsi"/>
+      <w:rFonts w:asciiTheme="majorHAnsi" w:cstheme="majorBidi" w:hAnsiTheme="majorHAnsi" w:eastAsia="黑体"/>
       <w:color w:themeColor="text2" w:themeShade="BF" w:val="17365D"/>
       <w:spacing w:val="5"/>
       <w:kern w:val="28"/>
@@ -3676,7 +3917,7 @@
       </w:numPr>
     </w:pPr>
     <w:rPr>
-      <w:rFonts w:asciiTheme="majorHAnsi" w:cstheme="majorBidi" w:eastAsiaTheme="majorEastAsia" w:hAnsiTheme="majorHAnsi"/>
+      <w:rFonts w:asciiTheme="majorHAnsi" w:cstheme="majorBidi" w:hAnsiTheme="majorHAnsi" w:eastAsia="黑体"/>
       <w:i/>
       <w:iCs/>
       <w:color w:themeColor="accent1" w:val="4F81BD"/>
@@ -3692,7 +3933,7 @@
     <w:uiPriority w:val="11"/>
     <w:rsid w:val="00FC693F"/>
     <w:rPr>
-      <w:rFonts w:asciiTheme="majorHAnsi" w:cstheme="majorBidi" w:eastAsiaTheme="majorEastAsia" w:hAnsiTheme="majorHAnsi"/>
+      <w:rFonts w:asciiTheme="majorHAnsi" w:cstheme="majorBidi" w:hAnsiTheme="majorHAnsi" w:eastAsia="黑体"/>
       <w:i/>
       <w:iCs/>
       <w:color w:themeColor="accent1" w:val="4F81BD"/>
@@ -3759,6 +4000,7 @@
       <w:spacing w:after="120"/>
     </w:pPr>
     <w:rPr>
+      <w:rFonts w:eastAsia="黑体"/>
       <w:sz w:val="16"/>
       <w:szCs w:val="16"/>
     </w:rPr>
@@ -3770,6 +4012,7 @@
     <w:uiPriority w:val="99"/>
     <w:rsid w:val="00AA1D8D"/>
     <w:rPr>
+      <w:rFonts w:eastAsia="黑体"/>
       <w:sz w:val="16"/>
       <w:szCs w:val="16"/>
     </w:rPr>
@@ -3939,7 +4182,7 @@
       </w:tabs>
     </w:pPr>
     <w:rPr>
-      <w:rFonts w:ascii="Courier" w:hAnsi="Courier"/>
+      <w:rFonts w:ascii="Courier" w:hAnsi="Courier" w:eastAsia="黑体"/>
       <w:sz w:val="20"/>
       <w:szCs w:val="20"/>
     </w:rPr>
@@ -3951,7 +4194,7 @@
     <w:uiPriority w:val="99"/>
     <w:rsid w:val="0029639D"/>
     <w:rPr>
-      <w:rFonts w:ascii="Courier" w:hAnsi="Courier"/>
+      <w:rFonts w:ascii="Courier" w:hAnsi="Courier" w:eastAsia="黑体"/>
       <w:sz w:val="20"/>
       <w:szCs w:val="20"/>
     </w:rPr>
@@ -3987,6 +4230,7 @@
     <w:uiPriority w:val="29"/>
     <w:rsid w:val="00FC693F"/>
     <w:rPr>
+      <w:rFonts w:eastAsia="黑体"/>
       <w:i/>
       <w:iCs/>
       <w:color w:themeColor="text1" w:val="000000"/>
@@ -4000,7 +4244,7 @@
     <w:semiHidden/>
     <w:rsid w:val="00FC693F"/>
     <w:rPr>
-      <w:rFonts w:asciiTheme="majorHAnsi" w:cstheme="majorBidi" w:eastAsiaTheme="majorEastAsia" w:hAnsiTheme="majorHAnsi"/>
+      <w:rFonts w:asciiTheme="majorHAnsi" w:cstheme="majorBidi" w:hAnsiTheme="majorHAnsi" w:eastAsia="黑体"/>
       <w:b/>
       <w:bCs/>
       <w:i/>
@@ -4016,7 +4260,7 @@
     <w:semiHidden/>
     <w:rsid w:val="00FC693F"/>
     <w:rPr>
-      <w:rFonts w:asciiTheme="majorHAnsi" w:cstheme="majorBidi" w:eastAsiaTheme="majorEastAsia" w:hAnsiTheme="majorHAnsi"/>
+      <w:rFonts w:asciiTheme="majorHAnsi" w:cstheme="majorBidi" w:hAnsiTheme="majorHAnsi" w:eastAsia="黑体"/>
       <w:color w:themeColor="accent1" w:themeShade="7F" w:val="243F60"/>
     </w:rPr>
   </w:style>
@@ -4028,7 +4272,7 @@
     <w:semiHidden/>
     <w:rsid w:val="00FC693F"/>
     <w:rPr>
-      <w:rFonts w:asciiTheme="majorHAnsi" w:cstheme="majorBidi" w:eastAsiaTheme="majorEastAsia" w:hAnsiTheme="majorHAnsi"/>
+      <w:rFonts w:asciiTheme="majorHAnsi" w:cstheme="majorBidi" w:hAnsiTheme="majorHAnsi" w:eastAsia="黑体"/>
       <w:i/>
       <w:iCs/>
       <w:color w:themeColor="accent1" w:themeShade="7F" w:val="243F60"/>
@@ -4042,7 +4286,7 @@
     <w:semiHidden/>
     <w:rsid w:val="00FC693F"/>
     <w:rPr>
-      <w:rFonts w:asciiTheme="majorHAnsi" w:cstheme="majorBidi" w:eastAsiaTheme="majorEastAsia" w:hAnsiTheme="majorHAnsi"/>
+      <w:rFonts w:asciiTheme="majorHAnsi" w:cstheme="majorBidi" w:hAnsiTheme="majorHAnsi" w:eastAsia="黑体"/>
       <w:i/>
       <w:iCs/>
       <w:color w:themeColor="text1" w:themeTint="BF" w:val="404040"/>
@@ -4056,7 +4300,7 @@
     <w:semiHidden/>
     <w:rsid w:val="00FC693F"/>
     <w:rPr>
-      <w:rFonts w:asciiTheme="majorHAnsi" w:cstheme="majorBidi" w:eastAsiaTheme="majorEastAsia" w:hAnsiTheme="majorHAnsi"/>
+      <w:rFonts w:asciiTheme="majorHAnsi" w:cstheme="majorBidi" w:hAnsiTheme="majorHAnsi" w:eastAsia="黑体"/>
       <w:color w:themeColor="accent1" w:val="4F81BD"/>
       <w:sz w:val="20"/>
       <w:szCs w:val="20"/>
@@ -4070,7 +4314,7 @@
     <w:semiHidden/>
     <w:rsid w:val="00FC693F"/>
     <w:rPr>
-      <w:rFonts w:asciiTheme="majorHAnsi" w:cstheme="majorBidi" w:eastAsiaTheme="majorEastAsia" w:hAnsiTheme="majorHAnsi"/>
+      <w:rFonts w:asciiTheme="majorHAnsi" w:cstheme="majorBidi" w:hAnsiTheme="majorHAnsi" w:eastAsia="黑体"/>
       <w:i/>
       <w:iCs/>
       <w:color w:themeColor="text1" w:themeTint="BF" w:val="404040"/>
@@ -4091,6 +4335,7 @@
       <w:spacing w:line="240" w:lineRule="auto"/>
     </w:pPr>
     <w:rPr>
+      <w:rFonts w:eastAsia="黑体"/>
       <w:b/>
       <w:bCs/>
       <w:color w:themeColor="accent1" w:val="4F81BD"/>
@@ -4105,6 +4350,7 @@
     <w:qFormat/>
     <w:rsid w:val="00FC693F"/>
     <w:rPr>
+      <w:rFonts w:eastAsia="黑体"/>
       <w:b/>
       <w:bCs/>
     </w:rPr>
@@ -4116,6 +4362,7 @@
     <w:qFormat/>
     <w:rsid w:val="00FC693F"/>
     <w:rPr>
+      <w:rFonts w:eastAsia="黑体"/>
       <w:i/>
       <w:iCs/>
     </w:rPr>
@@ -4136,6 +4383,7 @@
       <w:ind w:left="936" w:right="936"/>
     </w:pPr>
     <w:rPr>
+      <w:rFonts w:eastAsia="黑体"/>
       <w:b/>
       <w:bCs/>
       <w:i/>
@@ -4150,6 +4398,7 @@
     <w:uiPriority w:val="30"/>
     <w:rsid w:val="00FC693F"/>
     <w:rPr>
+      <w:rFonts w:eastAsia="黑体"/>
       <w:b/>
       <w:bCs/>
       <w:i/>
@@ -4164,6 +4413,7 @@
     <w:qFormat/>
     <w:rsid w:val="00FC693F"/>
     <w:rPr>
+      <w:rFonts w:eastAsia="黑体"/>
       <w:i/>
       <w:iCs/>
       <w:color w:themeColor="text1" w:themeTint="7F" w:val="808080"/>
@@ -4176,6 +4426,7 @@
     <w:qFormat/>
     <w:rsid w:val="00FC693F"/>
     <w:rPr>
+      <w:rFonts w:eastAsia="黑体"/>
       <w:b/>
       <w:bCs/>
       <w:i/>
@@ -4190,6 +4441,7 @@
     <w:qFormat/>
     <w:rsid w:val="00FC693F"/>
     <w:rPr>
+      <w:rFonts w:eastAsia="黑体"/>
       <w:smallCaps/>
       <w:color w:themeColor="accent2" w:val="C0504D"/>
       <w:u w:val="single"/>
@@ -4202,6 +4454,7 @@
     <w:qFormat/>
     <w:rsid w:val="00FC693F"/>
     <w:rPr>
+      <w:rFonts w:eastAsia="黑体"/>
       <w:b/>
       <w:bCs/>
       <w:smallCaps/>
@@ -4217,6 +4470,7 @@
     <w:qFormat/>
     <w:rsid w:val="00FC693F"/>
     <w:rPr>
+      <w:rFonts w:eastAsia="黑体"/>
       <w:b/>
       <w:bCs/>
       <w:smallCaps/>
@@ -4271,6 +4525,7 @@
       <w:spacing w:after="0" w:line="240" w:lineRule="auto"/>
     </w:pPr>
     <w:rPr>
+      <w:rFonts w:eastAsia="黑体"/>
       <w:color w:themeColor="text1" w:themeShade="BF" w:val="000000"/>
     </w:rPr>
     <w:tblPr>
@@ -4293,6 +4548,7 @@
         <w:spacing w:after="0" w:before="0" w:line="240" w:lineRule="auto"/>
       </w:pPr>
       <w:rPr>
+        <w:rFonts w:eastAsia="黑体"/>
         <w:b/>
         <w:bCs/>
       </w:rPr>
@@ -4313,6 +4569,7 @@
         <w:spacing w:after="0" w:before="0" w:line="240" w:lineRule="auto"/>
       </w:pPr>
       <w:rPr>
+        <w:rFonts w:eastAsia="黑体"/>
         <w:b/>
         <w:bCs/>
       </w:rPr>
@@ -4330,12 +4587,14 @@
     </w:tblStylePr>
     <w:tblStylePr w:type="firstCol">
       <w:rPr>
+        <w:rFonts w:eastAsia="黑体"/>
         <w:b/>
         <w:bCs/>
       </w:rPr>
     </w:tblStylePr>
     <w:tblStylePr w:type="lastCol">
       <w:rPr>
+        <w:rFonts w:eastAsia="黑体"/>
         <w:b/>
         <w:bCs/>
       </w:rPr>
@@ -4374,6 +4633,7 @@
       <w:spacing w:after="0" w:line="240" w:lineRule="auto"/>
     </w:pPr>
     <w:rPr>
+      <w:rFonts w:eastAsia="黑体"/>
       <w:color w:themeColor="accent1" w:themeShade="BF" w:val="365F91"/>
     </w:rPr>
     <w:tblPr>
@@ -4396,6 +4656,7 @@
         <w:spacing w:after="0" w:before="0" w:line="240" w:lineRule="auto"/>
       </w:pPr>
       <w:rPr>
+        <w:rFonts w:eastAsia="黑体"/>
         <w:b/>
         <w:bCs/>
       </w:rPr>
@@ -4416,6 +4677,7 @@
         <w:spacing w:after="0" w:before="0" w:line="240" w:lineRule="auto"/>
       </w:pPr>
       <w:rPr>
+        <w:rFonts w:eastAsia="黑体"/>
         <w:b/>
         <w:bCs/>
       </w:rPr>
@@ -4433,12 +4695,14 @@
     </w:tblStylePr>
     <w:tblStylePr w:type="firstCol">
       <w:rPr>
+        <w:rFonts w:eastAsia="黑体"/>
         <w:b/>
         <w:bCs/>
       </w:rPr>
     </w:tblStylePr>
     <w:tblStylePr w:type="lastCol">
       <w:rPr>
+        <w:rFonts w:eastAsia="黑体"/>
         <w:b/>
         <w:bCs/>
       </w:rPr>
@@ -4477,6 +4741,7 @@
       <w:spacing w:after="0" w:line="240" w:lineRule="auto"/>
     </w:pPr>
     <w:rPr>
+      <w:rFonts w:eastAsia="黑体"/>
       <w:color w:themeColor="accent2" w:themeShade="BF" w:val="943634"/>
     </w:rPr>
     <w:tblPr>
@@ -4499,6 +4764,7 @@
         <w:spacing w:after="0" w:before="0" w:line="240" w:lineRule="auto"/>
       </w:pPr>
       <w:rPr>
+        <w:rFonts w:eastAsia="黑体"/>
         <w:b/>
         <w:bCs/>
       </w:rPr>
@@ -4519,6 +4785,7 @@
         <w:spacing w:after="0" w:before="0" w:line="240" w:lineRule="auto"/>
       </w:pPr>
       <w:rPr>
+        <w:rFonts w:eastAsia="黑体"/>
         <w:b/>
         <w:bCs/>
       </w:rPr>
@@ -4536,12 +4803,14 @@
     </w:tblStylePr>
     <w:tblStylePr w:type="firstCol">
       <w:rPr>
+        <w:rFonts w:eastAsia="黑体"/>
         <w:b/>
         <w:bCs/>
       </w:rPr>
     </w:tblStylePr>
     <w:tblStylePr w:type="lastCol">
       <w:rPr>
+        <w:rFonts w:eastAsia="黑体"/>
         <w:b/>
         <w:bCs/>
       </w:rPr>
@@ -4580,6 +4849,7 @@
       <w:spacing w:after="0" w:line="240" w:lineRule="auto"/>
     </w:pPr>
     <w:rPr>
+      <w:rFonts w:eastAsia="黑体"/>
       <w:color w:themeColor="accent3" w:themeShade="BF" w:val="76923C"/>
     </w:rPr>
     <w:tblPr>
@@ -4602,6 +4872,7 @@
         <w:spacing w:after="0" w:before="0" w:line="240" w:lineRule="auto"/>
       </w:pPr>
       <w:rPr>
+        <w:rFonts w:eastAsia="黑体"/>
         <w:b/>
         <w:bCs/>
       </w:rPr>
@@ -4622,6 +4893,7 @@
         <w:spacing w:after="0" w:before="0" w:line="240" w:lineRule="auto"/>
       </w:pPr>
       <w:rPr>
+        <w:rFonts w:eastAsia="黑体"/>
         <w:b/>
         <w:bCs/>
       </w:rPr>
@@ -4639,12 +4911,14 @@
     </w:tblStylePr>
     <w:tblStylePr w:type="firstCol">
       <w:rPr>
+        <w:rFonts w:eastAsia="黑体"/>
         <w:b/>
         <w:bCs/>
       </w:rPr>
     </w:tblStylePr>
     <w:tblStylePr w:type="lastCol">
       <w:rPr>
+        <w:rFonts w:eastAsia="黑体"/>
         <w:b/>
         <w:bCs/>
       </w:rPr>
@@ -4683,6 +4957,7 @@
       <w:spacing w:after="0" w:line="240" w:lineRule="auto"/>
     </w:pPr>
     <w:rPr>
+      <w:rFonts w:eastAsia="黑体"/>
       <w:color w:themeColor="accent4" w:themeShade="BF" w:val="5F497A"/>
     </w:rPr>
     <w:tblPr>
@@ -4705,6 +4980,7 @@
         <w:spacing w:after="0" w:before="0" w:line="240" w:lineRule="auto"/>
       </w:pPr>
       <w:rPr>
+        <w:rFonts w:eastAsia="黑体"/>
         <w:b/>
         <w:bCs/>
       </w:rPr>
@@ -4725,6 +5001,7 @@
         <w:spacing w:after="0" w:before="0" w:line="240" w:lineRule="auto"/>
       </w:pPr>
       <w:rPr>
+        <w:rFonts w:eastAsia="黑体"/>
         <w:b/>
         <w:bCs/>
       </w:rPr>
@@ -4742,12 +5019,14 @@
     </w:tblStylePr>
     <w:tblStylePr w:type="firstCol">
       <w:rPr>
+        <w:rFonts w:eastAsia="黑体"/>
         <w:b/>
         <w:bCs/>
       </w:rPr>
     </w:tblStylePr>
     <w:tblStylePr w:type="lastCol">
       <w:rPr>
+        <w:rFonts w:eastAsia="黑体"/>
         <w:b/>
         <w:bCs/>
       </w:rPr>
@@ -4786,6 +5065,7 @@
       <w:spacing w:after="0" w:line="240" w:lineRule="auto"/>
     </w:pPr>
     <w:rPr>
+      <w:rFonts w:eastAsia="黑体"/>
       <w:color w:themeColor="accent5" w:themeShade="BF" w:val="31849B"/>
     </w:rPr>
     <w:tblPr>
@@ -4808,6 +5088,7 @@
         <w:spacing w:after="0" w:before="0" w:line="240" w:lineRule="auto"/>
       </w:pPr>
       <w:rPr>
+        <w:rFonts w:eastAsia="黑体"/>
         <w:b/>
         <w:bCs/>
       </w:rPr>
@@ -4828,6 +5109,7 @@
         <w:spacing w:after="0" w:before="0" w:line="240" w:lineRule="auto"/>
       </w:pPr>
       <w:rPr>
+        <w:rFonts w:eastAsia="黑体"/>
         <w:b/>
         <w:bCs/>
       </w:rPr>
@@ -4845,12 +5127,14 @@
     </w:tblStylePr>
     <w:tblStylePr w:type="firstCol">
       <w:rPr>
+        <w:rFonts w:eastAsia="黑体"/>
         <w:b/>
         <w:bCs/>
       </w:rPr>
     </w:tblStylePr>
     <w:tblStylePr w:type="lastCol">
       <w:rPr>
+        <w:rFonts w:eastAsia="黑体"/>
         <w:b/>
         <w:bCs/>
       </w:rPr>
@@ -4889,6 +5173,7 @@
       <w:spacing w:after="0" w:line="240" w:lineRule="auto"/>
     </w:pPr>
     <w:rPr>
+      <w:rFonts w:eastAsia="黑体"/>
       <w:color w:themeColor="accent6" w:themeShade="BF" w:val="E36C0A"/>
     </w:rPr>
     <w:tblPr>
@@ -4911,6 +5196,7 @@
         <w:spacing w:after="0" w:before="0" w:line="240" w:lineRule="auto"/>
       </w:pPr>
       <w:rPr>
+        <w:rFonts w:eastAsia="黑体"/>
         <w:b/>
         <w:bCs/>
       </w:rPr>
@@ -4931,6 +5217,7 @@
         <w:spacing w:after="0" w:before="0" w:line="240" w:lineRule="auto"/>
       </w:pPr>
       <w:rPr>
+        <w:rFonts w:eastAsia="黑体"/>
         <w:b/>
         <w:bCs/>
       </w:rPr>
@@ -4948,12 +5235,14 @@
     </w:tblStylePr>
     <w:tblStylePr w:type="firstCol">
       <w:rPr>
+        <w:rFonts w:eastAsia="黑体"/>
         <w:b/>
         <w:bCs/>
       </w:rPr>
     </w:tblStylePr>
     <w:tblStylePr w:type="lastCol">
       <w:rPr>
+        <w:rFonts w:eastAsia="黑体"/>
         <w:b/>
         <w:bCs/>
       </w:rPr>
@@ -5013,6 +5302,7 @@
         <w:spacing w:after="0" w:before="0" w:line="240" w:lineRule="auto"/>
       </w:pPr>
       <w:rPr>
+        <w:rFonts w:eastAsia="黑体"/>
         <w:b/>
         <w:bCs/>
         <w:color w:themeColor="background1" w:val="FFFFFF"/>
@@ -5027,6 +5317,7 @@
         <w:spacing w:after="0" w:before="0" w:line="240" w:lineRule="auto"/>
       </w:pPr>
       <w:rPr>
+        <w:rFonts w:eastAsia="黑体"/>
         <w:b/>
         <w:bCs/>
       </w:rPr>
@@ -5042,12 +5333,14 @@
     </w:tblStylePr>
     <w:tblStylePr w:type="firstCol">
       <w:rPr>
+        <w:rFonts w:eastAsia="黑体"/>
         <w:b/>
         <w:bCs/>
       </w:rPr>
     </w:tblStylePr>
     <w:tblStylePr w:type="lastCol">
       <w:rPr>
+        <w:rFonts w:eastAsia="黑体"/>
         <w:b/>
         <w:bCs/>
       </w:rPr>
@@ -5105,6 +5398,7 @@
         <w:spacing w:after="0" w:before="0" w:line="240" w:lineRule="auto"/>
       </w:pPr>
       <w:rPr>
+        <w:rFonts w:eastAsia="黑体"/>
         <w:b/>
         <w:bCs/>
         <w:color w:themeColor="background1" w:val="FFFFFF"/>
@@ -5119,6 +5413,7 @@
         <w:spacing w:after="0" w:before="0" w:line="240" w:lineRule="auto"/>
       </w:pPr>
       <w:rPr>
+        <w:rFonts w:eastAsia="黑体"/>
         <w:b/>
         <w:bCs/>
       </w:rPr>
@@ -5134,12 +5429,14 @@
     </w:tblStylePr>
     <w:tblStylePr w:type="firstCol">
       <w:rPr>
+        <w:rFonts w:eastAsia="黑体"/>
         <w:b/>
         <w:bCs/>
       </w:rPr>
     </w:tblStylePr>
     <w:tblStylePr w:type="lastCol">
       <w:rPr>
+        <w:rFonts w:eastAsia="黑体"/>
         <w:b/>
         <w:bCs/>
       </w:rPr>
@@ -5197,6 +5494,7 @@
         <w:spacing w:after="0" w:before="0" w:line="240" w:lineRule="auto"/>
       </w:pPr>
       <w:rPr>
+        <w:rFonts w:eastAsia="黑体"/>
         <w:b/>
         <w:bCs/>
         <w:color w:themeColor="background1" w:val="FFFFFF"/>
@@ -5211,6 +5509,7 @@
         <w:spacing w:after="0" w:before="0" w:line="240" w:lineRule="auto"/>
       </w:pPr>
       <w:rPr>
+        <w:rFonts w:eastAsia="黑体"/>
         <w:b/>
         <w:bCs/>
       </w:rPr>
@@ -5226,12 +5525,14 @@
     </w:tblStylePr>
     <w:tblStylePr w:type="firstCol">
       <w:rPr>
+        <w:rFonts w:eastAsia="黑体"/>
         <w:b/>
         <w:bCs/>
       </w:rPr>
     </w:tblStylePr>
     <w:tblStylePr w:type="lastCol">
       <w:rPr>
+        <w:rFonts w:eastAsia="黑体"/>
         <w:b/>
         <w:bCs/>
       </w:rPr>
@@ -5289,6 +5590,7 @@
         <w:spacing w:after="0" w:before="0" w:line="240" w:lineRule="auto"/>
       </w:pPr>
       <w:rPr>
+        <w:rFonts w:eastAsia="黑体"/>
         <w:b/>
         <w:bCs/>
         <w:color w:themeColor="background1" w:val="FFFFFF"/>
@@ -5303,6 +5605,7 @@
         <w:spacing w:after="0" w:before="0" w:line="240" w:lineRule="auto"/>
       </w:pPr>
       <w:rPr>
+        <w:rFonts w:eastAsia="黑体"/>
         <w:b/>
         <w:bCs/>
       </w:rPr>
@@ -5318,12 +5621,14 @@
     </w:tblStylePr>
     <w:tblStylePr w:type="firstCol">
       <w:rPr>
+        <w:rFonts w:eastAsia="黑体"/>
         <w:b/>
         <w:bCs/>
       </w:rPr>
     </w:tblStylePr>
     <w:tblStylePr w:type="lastCol">
       <w:rPr>
+        <w:rFonts w:eastAsia="黑体"/>
         <w:b/>
         <w:bCs/>
       </w:rPr>
@@ -5381,6 +5686,7 @@
         <w:spacing w:after="0" w:before="0" w:line="240" w:lineRule="auto"/>
       </w:pPr>
       <w:rPr>
+        <w:rFonts w:eastAsia="黑体"/>
         <w:b/>
         <w:bCs/>
         <w:color w:themeColor="background1" w:val="FFFFFF"/>
@@ -5395,6 +5701,7 @@
         <w:spacing w:after="0" w:before="0" w:line="240" w:lineRule="auto"/>
       </w:pPr>
       <w:rPr>
+        <w:rFonts w:eastAsia="黑体"/>
         <w:b/>
         <w:bCs/>
       </w:rPr>
@@ -5410,12 +5717,14 @@
     </w:tblStylePr>
     <w:tblStylePr w:type="firstCol">
       <w:rPr>
+        <w:rFonts w:eastAsia="黑体"/>
         <w:b/>
         <w:bCs/>
       </w:rPr>
     </w:tblStylePr>
     <w:tblStylePr w:type="lastCol">
       <w:rPr>
+        <w:rFonts w:eastAsia="黑体"/>
         <w:b/>
         <w:bCs/>
       </w:rPr>
@@ -5473,6 +5782,7 @@
         <w:spacing w:after="0" w:before="0" w:line="240" w:lineRule="auto"/>
       </w:pPr>
       <w:rPr>
+        <w:rFonts w:eastAsia="黑体"/>
         <w:b/>
         <w:bCs/>
         <w:color w:themeColor="background1" w:val="FFFFFF"/>
@@ -5487,6 +5797,7 @@
         <w:spacing w:after="0" w:before="0" w:line="240" w:lineRule="auto"/>
       </w:pPr>
       <w:rPr>
+        <w:rFonts w:eastAsia="黑体"/>
         <w:b/>
         <w:bCs/>
       </w:rPr>
@@ -5502,12 +5813,14 @@
     </w:tblStylePr>
     <w:tblStylePr w:type="firstCol">
       <w:rPr>
+        <w:rFonts w:eastAsia="黑体"/>
         <w:b/>
         <w:bCs/>
       </w:rPr>
     </w:tblStylePr>
     <w:tblStylePr w:type="lastCol">
       <w:rPr>
+        <w:rFonts w:eastAsia="黑体"/>
         <w:b/>
         <w:bCs/>
       </w:rPr>
@@ -5565,6 +5878,7 @@
         <w:spacing w:after="0" w:before="0" w:line="240" w:lineRule="auto"/>
       </w:pPr>
       <w:rPr>
+        <w:rFonts w:eastAsia="黑体"/>
         <w:b/>
         <w:bCs/>
         <w:color w:themeColor="background1" w:val="FFFFFF"/>
@@ -5579,6 +5893,7 @@
         <w:spacing w:after="0" w:before="0" w:line="240" w:lineRule="auto"/>
       </w:pPr>
       <w:rPr>
+        <w:rFonts w:eastAsia="黑体"/>
         <w:b/>
         <w:bCs/>
       </w:rPr>
@@ -5594,12 +5909,14 @@
     </w:tblStylePr>
     <w:tblStylePr w:type="firstCol">
       <w:rPr>
+        <w:rFonts w:eastAsia="黑体"/>
         <w:b/>
         <w:bCs/>
       </w:rPr>
     </w:tblStylePr>
     <w:tblStylePr w:type="lastCol">
       <w:rPr>
+        <w:rFonts w:eastAsia="黑体"/>
         <w:b/>
         <w:bCs/>
       </w:rPr>
@@ -5659,7 +5976,7 @@
         <w:spacing w:after="0" w:before="0" w:line="240" w:lineRule="auto"/>
       </w:pPr>
       <w:rPr>
-        <w:rFonts w:asciiTheme="majorHAnsi" w:cstheme="majorBidi" w:eastAsiaTheme="majorEastAsia" w:hAnsiTheme="majorHAnsi"/>
+        <w:rFonts w:asciiTheme="majorHAnsi" w:cstheme="majorBidi" w:hAnsiTheme="majorHAnsi" w:eastAsia="黑体"/>
         <w:b/>
         <w:bCs/>
       </w:rPr>
@@ -5680,7 +5997,7 @@
         <w:spacing w:after="0" w:before="0" w:line="240" w:lineRule="auto"/>
       </w:pPr>
       <w:rPr>
-        <w:rFonts w:asciiTheme="majorHAnsi" w:cstheme="majorBidi" w:eastAsiaTheme="majorEastAsia" w:hAnsiTheme="majorHAnsi"/>
+        <w:rFonts w:asciiTheme="majorHAnsi" w:cstheme="majorBidi" w:hAnsiTheme="majorHAnsi" w:eastAsia="黑体"/>
         <w:b/>
         <w:bCs/>
       </w:rPr>
@@ -5698,14 +6015,14 @@
     </w:tblStylePr>
     <w:tblStylePr w:type="firstCol">
       <w:rPr>
-        <w:rFonts w:asciiTheme="majorHAnsi" w:cstheme="majorBidi" w:eastAsiaTheme="majorEastAsia" w:hAnsiTheme="majorHAnsi"/>
+        <w:rFonts w:asciiTheme="majorHAnsi" w:cstheme="majorBidi" w:hAnsiTheme="majorHAnsi" w:eastAsia="黑体"/>
         <w:b/>
         <w:bCs/>
       </w:rPr>
     </w:tblStylePr>
     <w:tblStylePr w:type="lastCol">
       <w:rPr>
-        <w:rFonts w:asciiTheme="majorHAnsi" w:cstheme="majorBidi" w:eastAsiaTheme="majorEastAsia" w:hAnsiTheme="majorHAnsi"/>
+        <w:rFonts w:asciiTheme="majorHAnsi" w:cstheme="majorBidi" w:hAnsiTheme="majorHAnsi" w:eastAsia="黑体"/>
         <w:b/>
         <w:bCs/>
       </w:rPr>
@@ -5789,7 +6106,7 @@
         <w:spacing w:after="0" w:before="0" w:line="240" w:lineRule="auto"/>
       </w:pPr>
       <w:rPr>
-        <w:rFonts w:asciiTheme="majorHAnsi" w:cstheme="majorBidi" w:eastAsiaTheme="majorEastAsia" w:hAnsiTheme="majorHAnsi"/>
+        <w:rFonts w:asciiTheme="majorHAnsi" w:cstheme="majorBidi" w:hAnsiTheme="majorHAnsi" w:eastAsia="黑体"/>
         <w:b/>
         <w:bCs/>
       </w:rPr>
@@ -5810,7 +6127,7 @@
         <w:spacing w:after="0" w:before="0" w:line="240" w:lineRule="auto"/>
       </w:pPr>
       <w:rPr>
-        <w:rFonts w:asciiTheme="majorHAnsi" w:cstheme="majorBidi" w:eastAsiaTheme="majorEastAsia" w:hAnsiTheme="majorHAnsi"/>
+        <w:rFonts w:asciiTheme="majorHAnsi" w:cstheme="majorBidi" w:hAnsiTheme="majorHAnsi" w:eastAsia="黑体"/>
         <w:b/>
         <w:bCs/>
       </w:rPr>
@@ -5828,14 +6145,14 @@
     </w:tblStylePr>
     <w:tblStylePr w:type="firstCol">
       <w:rPr>
-        <w:rFonts w:asciiTheme="majorHAnsi" w:cstheme="majorBidi" w:eastAsiaTheme="majorEastAsia" w:hAnsiTheme="majorHAnsi"/>
+        <w:rFonts w:asciiTheme="majorHAnsi" w:cstheme="majorBidi" w:hAnsiTheme="majorHAnsi" w:eastAsia="黑体"/>
         <w:b/>
         <w:bCs/>
       </w:rPr>
     </w:tblStylePr>
     <w:tblStylePr w:type="lastCol">
       <w:rPr>
-        <w:rFonts w:asciiTheme="majorHAnsi" w:cstheme="majorBidi" w:eastAsiaTheme="majorEastAsia" w:hAnsiTheme="majorHAnsi"/>
+        <w:rFonts w:asciiTheme="majorHAnsi" w:cstheme="majorBidi" w:hAnsiTheme="majorHAnsi" w:eastAsia="黑体"/>
         <w:b/>
         <w:bCs/>
       </w:rPr>
@@ -5919,7 +6236,7 @@
         <w:spacing w:after="0" w:before="0" w:line="240" w:lineRule="auto"/>
       </w:pPr>
       <w:rPr>
-        <w:rFonts w:asciiTheme="majorHAnsi" w:cstheme="majorBidi" w:eastAsiaTheme="majorEastAsia" w:hAnsiTheme="majorHAnsi"/>
+        <w:rFonts w:asciiTheme="majorHAnsi" w:cstheme="majorBidi" w:hAnsiTheme="majorHAnsi" w:eastAsia="黑体"/>
         <w:b/>
         <w:bCs/>
       </w:rPr>
@@ -5940,7 +6257,7 @@
         <w:spacing w:after="0" w:before="0" w:line="240" w:lineRule="auto"/>
       </w:pPr>
       <w:rPr>
-        <w:rFonts w:asciiTheme="majorHAnsi" w:cstheme="majorBidi" w:eastAsiaTheme="majorEastAsia" w:hAnsiTheme="majorHAnsi"/>
+        <w:rFonts w:asciiTheme="majorHAnsi" w:cstheme="majorBidi" w:hAnsiTheme="majorHAnsi" w:eastAsia="黑体"/>
         <w:b/>
         <w:bCs/>
       </w:rPr>
@@ -5958,14 +6275,14 @@
     </w:tblStylePr>
     <w:tblStylePr w:type="firstCol">
       <w:rPr>
-        <w:rFonts w:asciiTheme="majorHAnsi" w:cstheme="majorBidi" w:eastAsiaTheme="majorEastAsia" w:hAnsiTheme="majorHAnsi"/>
+        <w:rFonts w:asciiTheme="majorHAnsi" w:cstheme="majorBidi" w:hAnsiTheme="majorHAnsi" w:eastAsia="黑体"/>
         <w:b/>
         <w:bCs/>
       </w:rPr>
     </w:tblStylePr>
     <w:tblStylePr w:type="lastCol">
       <w:rPr>
-        <w:rFonts w:asciiTheme="majorHAnsi" w:cstheme="majorBidi" w:eastAsiaTheme="majorEastAsia" w:hAnsiTheme="majorHAnsi"/>
+        <w:rFonts w:asciiTheme="majorHAnsi" w:cstheme="majorBidi" w:hAnsiTheme="majorHAnsi" w:eastAsia="黑体"/>
         <w:b/>
         <w:bCs/>
       </w:rPr>
@@ -6049,7 +6366,7 @@
         <w:spacing w:after="0" w:before="0" w:line="240" w:lineRule="auto"/>
       </w:pPr>
       <w:rPr>
-        <w:rFonts w:asciiTheme="majorHAnsi" w:cstheme="majorBidi" w:eastAsiaTheme="majorEastAsia" w:hAnsiTheme="majorHAnsi"/>
+        <w:rFonts w:asciiTheme="majorHAnsi" w:cstheme="majorBidi" w:hAnsiTheme="majorHAnsi" w:eastAsia="黑体"/>
         <w:b/>
         <w:bCs/>
       </w:rPr>
@@ -6070,7 +6387,7 @@
         <w:spacing w:after="0" w:before="0" w:line="240" w:lineRule="auto"/>
       </w:pPr>
       <w:rPr>
-        <w:rFonts w:asciiTheme="majorHAnsi" w:cstheme="majorBidi" w:eastAsiaTheme="majorEastAsia" w:hAnsiTheme="majorHAnsi"/>
+        <w:rFonts w:asciiTheme="majorHAnsi" w:cstheme="majorBidi" w:hAnsiTheme="majorHAnsi" w:eastAsia="黑体"/>
         <w:b/>
         <w:bCs/>
       </w:rPr>
@@ -6088,14 +6405,14 @@
     </w:tblStylePr>
     <w:tblStylePr w:type="firstCol">
       <w:rPr>
-        <w:rFonts w:asciiTheme="majorHAnsi" w:cstheme="majorBidi" w:eastAsiaTheme="majorEastAsia" w:hAnsiTheme="majorHAnsi"/>
+        <w:rFonts w:asciiTheme="majorHAnsi" w:cstheme="majorBidi" w:hAnsiTheme="majorHAnsi" w:eastAsia="黑体"/>
         <w:b/>
         <w:bCs/>
       </w:rPr>
     </w:tblStylePr>
     <w:tblStylePr w:type="lastCol">
       <w:rPr>
-        <w:rFonts w:asciiTheme="majorHAnsi" w:cstheme="majorBidi" w:eastAsiaTheme="majorEastAsia" w:hAnsiTheme="majorHAnsi"/>
+        <w:rFonts w:asciiTheme="majorHAnsi" w:cstheme="majorBidi" w:hAnsiTheme="majorHAnsi" w:eastAsia="黑体"/>
         <w:b/>
         <w:bCs/>
       </w:rPr>
@@ -6179,7 +6496,7 @@
         <w:spacing w:after="0" w:before="0" w:line="240" w:lineRule="auto"/>
       </w:pPr>
       <w:rPr>
-        <w:rFonts w:asciiTheme="majorHAnsi" w:cstheme="majorBidi" w:eastAsiaTheme="majorEastAsia" w:hAnsiTheme="majorHAnsi"/>
+        <w:rFonts w:asciiTheme="majorHAnsi" w:cstheme="majorBidi" w:hAnsiTheme="majorHAnsi" w:eastAsia="黑体"/>
         <w:b/>
         <w:bCs/>
       </w:rPr>
@@ -6200,7 +6517,7 @@
         <w:spacing w:after="0" w:before="0" w:line="240" w:lineRule="auto"/>
       </w:pPr>
       <w:rPr>
-        <w:rFonts w:asciiTheme="majorHAnsi" w:cstheme="majorBidi" w:eastAsiaTheme="majorEastAsia" w:hAnsiTheme="majorHAnsi"/>
+        <w:rFonts w:asciiTheme="majorHAnsi" w:cstheme="majorBidi" w:hAnsiTheme="majorHAnsi" w:eastAsia="黑体"/>
         <w:b/>
         <w:bCs/>
       </w:rPr>
@@ -6218,14 +6535,14 @@
     </w:tblStylePr>
     <w:tblStylePr w:type="firstCol">
       <w:rPr>
-        <w:rFonts w:asciiTheme="majorHAnsi" w:cstheme="majorBidi" w:eastAsiaTheme="majorEastAsia" w:hAnsiTheme="majorHAnsi"/>
+        <w:rFonts w:asciiTheme="majorHAnsi" w:cstheme="majorBidi" w:hAnsiTheme="majorHAnsi" w:eastAsia="黑体"/>
         <w:b/>
         <w:bCs/>
       </w:rPr>
     </w:tblStylePr>
     <w:tblStylePr w:type="lastCol">
       <w:rPr>
-        <w:rFonts w:asciiTheme="majorHAnsi" w:cstheme="majorBidi" w:eastAsiaTheme="majorEastAsia" w:hAnsiTheme="majorHAnsi"/>
+        <w:rFonts w:asciiTheme="majorHAnsi" w:cstheme="majorBidi" w:hAnsiTheme="majorHAnsi" w:eastAsia="黑体"/>
         <w:b/>
         <w:bCs/>
       </w:rPr>
@@ -6309,7 +6626,7 @@
         <w:spacing w:after="0" w:before="0" w:line="240" w:lineRule="auto"/>
       </w:pPr>
       <w:rPr>
-        <w:rFonts w:asciiTheme="majorHAnsi" w:cstheme="majorBidi" w:eastAsiaTheme="majorEastAsia" w:hAnsiTheme="majorHAnsi"/>
+        <w:rFonts w:asciiTheme="majorHAnsi" w:cstheme="majorBidi" w:hAnsiTheme="majorHAnsi" w:eastAsia="黑体"/>
         <w:b/>
         <w:bCs/>
       </w:rPr>
@@ -6330,7 +6647,7 @@
         <w:spacing w:after="0" w:before="0" w:line="240" w:lineRule="auto"/>
       </w:pPr>
       <w:rPr>
-        <w:rFonts w:asciiTheme="majorHAnsi" w:cstheme="majorBidi" w:eastAsiaTheme="majorEastAsia" w:hAnsiTheme="majorHAnsi"/>
+        <w:rFonts w:asciiTheme="majorHAnsi" w:cstheme="majorBidi" w:hAnsiTheme="majorHAnsi" w:eastAsia="黑体"/>
         <w:b/>
         <w:bCs/>
       </w:rPr>
@@ -6348,14 +6665,14 @@
     </w:tblStylePr>
     <w:tblStylePr w:type="firstCol">
       <w:rPr>
-        <w:rFonts w:asciiTheme="majorHAnsi" w:cstheme="majorBidi" w:eastAsiaTheme="majorEastAsia" w:hAnsiTheme="majorHAnsi"/>
+        <w:rFonts w:asciiTheme="majorHAnsi" w:cstheme="majorBidi" w:hAnsiTheme="majorHAnsi" w:eastAsia="黑体"/>
         <w:b/>
         <w:bCs/>
       </w:rPr>
     </w:tblStylePr>
     <w:tblStylePr w:type="lastCol">
       <w:rPr>
-        <w:rFonts w:asciiTheme="majorHAnsi" w:cstheme="majorBidi" w:eastAsiaTheme="majorEastAsia" w:hAnsiTheme="majorHAnsi"/>
+        <w:rFonts w:asciiTheme="majorHAnsi" w:cstheme="majorBidi" w:hAnsiTheme="majorHAnsi" w:eastAsia="黑体"/>
         <w:b/>
         <w:bCs/>
       </w:rPr>
@@ -6439,7 +6756,7 @@
         <w:spacing w:after="0" w:before="0" w:line="240" w:lineRule="auto"/>
       </w:pPr>
       <w:rPr>
-        <w:rFonts w:asciiTheme="majorHAnsi" w:cstheme="majorBidi" w:eastAsiaTheme="majorEastAsia" w:hAnsiTheme="majorHAnsi"/>
+        <w:rFonts w:asciiTheme="majorHAnsi" w:cstheme="majorBidi" w:hAnsiTheme="majorHAnsi" w:eastAsia="黑体"/>
         <w:b/>
         <w:bCs/>
       </w:rPr>
@@ -6460,7 +6777,7 @@
         <w:spacing w:after="0" w:before="0" w:line="240" w:lineRule="auto"/>
       </w:pPr>
       <w:rPr>
-        <w:rFonts w:asciiTheme="majorHAnsi" w:cstheme="majorBidi" w:eastAsiaTheme="majorEastAsia" w:hAnsiTheme="majorHAnsi"/>
+        <w:rFonts w:asciiTheme="majorHAnsi" w:cstheme="majorBidi" w:hAnsiTheme="majorHAnsi" w:eastAsia="黑体"/>
         <w:b/>
         <w:bCs/>
       </w:rPr>
@@ -6478,14 +6795,14 @@
     </w:tblStylePr>
     <w:tblStylePr w:type="firstCol">
       <w:rPr>
-        <w:rFonts w:asciiTheme="majorHAnsi" w:cstheme="majorBidi" w:eastAsiaTheme="majorEastAsia" w:hAnsiTheme="majorHAnsi"/>
+        <w:rFonts w:asciiTheme="majorHAnsi" w:cstheme="majorBidi" w:hAnsiTheme="majorHAnsi" w:eastAsia="黑体"/>
         <w:b/>
         <w:bCs/>
       </w:rPr>
     </w:tblStylePr>
     <w:tblStylePr w:type="lastCol">
       <w:rPr>
-        <w:rFonts w:asciiTheme="majorHAnsi" w:cstheme="majorBidi" w:eastAsiaTheme="majorEastAsia" w:hAnsiTheme="majorHAnsi"/>
+        <w:rFonts w:asciiTheme="majorHAnsi" w:cstheme="majorBidi" w:hAnsiTheme="majorHAnsi" w:eastAsia="黑体"/>
         <w:b/>
         <w:bCs/>
       </w:rPr>
@@ -6568,6 +6885,7 @@
         <w:spacing w:after="0" w:before="0" w:line="240" w:lineRule="auto"/>
       </w:pPr>
       <w:rPr>
+        <w:rFonts w:eastAsia="黑体"/>
         <w:b/>
         <w:bCs/>
         <w:color w:themeColor="background1" w:val="FFFFFF"/>
@@ -6590,6 +6908,7 @@
         <w:spacing w:after="0" w:before="0" w:line="240" w:lineRule="auto"/>
       </w:pPr>
       <w:rPr>
+        <w:rFonts w:eastAsia="黑体"/>
         <w:b/>
         <w:bCs/>
       </w:rPr>
@@ -6607,12 +6926,14 @@
     </w:tblStylePr>
     <w:tblStylePr w:type="firstCol">
       <w:rPr>
+        <w:rFonts w:eastAsia="黑体"/>
         <w:b/>
         <w:bCs/>
       </w:rPr>
     </w:tblStylePr>
     <w:tblStylePr w:type="lastCol">
       <w:rPr>
+        <w:rFonts w:eastAsia="黑体"/>
         <w:b/>
         <w:bCs/>
       </w:rPr>
@@ -6674,6 +6995,7 @@
         <w:spacing w:after="0" w:before="0" w:line="240" w:lineRule="auto"/>
       </w:pPr>
       <w:rPr>
+        <w:rFonts w:eastAsia="黑体"/>
         <w:b/>
         <w:bCs/>
         <w:color w:themeColor="background1" w:val="FFFFFF"/>
@@ -6696,6 +7018,7 @@
         <w:spacing w:after="0" w:before="0" w:line="240" w:lineRule="auto"/>
       </w:pPr>
       <w:rPr>
+        <w:rFonts w:eastAsia="黑体"/>
         <w:b/>
         <w:bCs/>
       </w:rPr>
@@ -6713,12 +7036,14 @@
     </w:tblStylePr>
     <w:tblStylePr w:type="firstCol">
       <w:rPr>
+        <w:rFonts w:eastAsia="黑体"/>
         <w:b/>
         <w:bCs/>
       </w:rPr>
     </w:tblStylePr>
     <w:tblStylePr w:type="lastCol">
       <w:rPr>
+        <w:rFonts w:eastAsia="黑体"/>
         <w:b/>
         <w:bCs/>
       </w:rPr>
@@ -6780,6 +7105,7 @@
         <w:spacing w:after="0" w:before="0" w:line="240" w:lineRule="auto"/>
       </w:pPr>
       <w:rPr>
+        <w:rFonts w:eastAsia="黑体"/>
         <w:b/>
         <w:bCs/>
         <w:color w:themeColor="background1" w:val="FFFFFF"/>
@@ -6802,6 +7128,7 @@
         <w:spacing w:after="0" w:before="0" w:line="240" w:lineRule="auto"/>
       </w:pPr>
       <w:rPr>
+        <w:rFonts w:eastAsia="黑体"/>
         <w:b/>
         <w:bCs/>
       </w:rPr>
@@ -6819,12 +7146,14 @@
     </w:tblStylePr>
     <w:tblStylePr w:type="firstCol">
       <w:rPr>
+        <w:rFonts w:eastAsia="黑体"/>
         <w:b/>
         <w:bCs/>
       </w:rPr>
     </w:tblStylePr>
     <w:tblStylePr w:type="lastCol">
       <w:rPr>
+        <w:rFonts w:eastAsia="黑体"/>
         <w:b/>
         <w:bCs/>
       </w:rPr>
@@ -6886,6 +7215,7 @@
         <w:spacing w:after="0" w:before="0" w:line="240" w:lineRule="auto"/>
       </w:pPr>
       <w:rPr>
+        <w:rFonts w:eastAsia="黑体"/>
         <w:b/>
         <w:bCs/>
         <w:color w:themeColor="background1" w:val="FFFFFF"/>
@@ -6908,6 +7238,7 @@
         <w:spacing w:after="0" w:before="0" w:line="240" w:lineRule="auto"/>
       </w:pPr>
       <w:rPr>
+        <w:rFonts w:eastAsia="黑体"/>
         <w:b/>
         <w:bCs/>
       </w:rPr>
@@ -6925,12 +7256,14 @@
     </w:tblStylePr>
     <w:tblStylePr w:type="firstCol">
       <w:rPr>
+        <w:rFonts w:eastAsia="黑体"/>
         <w:b/>
         <w:bCs/>
       </w:rPr>
     </w:tblStylePr>
     <w:tblStylePr w:type="lastCol">
       <w:rPr>
+        <w:rFonts w:eastAsia="黑体"/>
         <w:b/>
         <w:bCs/>
       </w:rPr>
@@ -6992,6 +7325,7 @@
         <w:spacing w:after="0" w:before="0" w:line="240" w:lineRule="auto"/>
       </w:pPr>
       <w:rPr>
+        <w:rFonts w:eastAsia="黑体"/>
         <w:b/>
         <w:bCs/>
         <w:color w:themeColor="background1" w:val="FFFFFF"/>
@@ -7014,6 +7348,7 @@
         <w:spacing w:after="0" w:before="0" w:line="240" w:lineRule="auto"/>
       </w:pPr>
       <w:rPr>
+        <w:rFonts w:eastAsia="黑体"/>
         <w:b/>
         <w:bCs/>
       </w:rPr>
@@ -7031,12 +7366,14 @@
     </w:tblStylePr>
     <w:tblStylePr w:type="firstCol">
       <w:rPr>
+        <w:rFonts w:eastAsia="黑体"/>
         <w:b/>
         <w:bCs/>
       </w:rPr>
     </w:tblStylePr>
     <w:tblStylePr w:type="lastCol">
       <w:rPr>
+        <w:rFonts w:eastAsia="黑体"/>
         <w:b/>
         <w:bCs/>
       </w:rPr>
@@ -7098,6 +7435,7 @@
         <w:spacing w:after="0" w:before="0" w:line="240" w:lineRule="auto"/>
       </w:pPr>
       <w:rPr>
+        <w:rFonts w:eastAsia="黑体"/>
         <w:b/>
         <w:bCs/>
         <w:color w:themeColor="background1" w:val="FFFFFF"/>
@@ -7120,6 +7458,7 @@
         <w:spacing w:after="0" w:before="0" w:line="240" w:lineRule="auto"/>
       </w:pPr>
       <w:rPr>
+        <w:rFonts w:eastAsia="黑体"/>
         <w:b/>
         <w:bCs/>
       </w:rPr>
@@ -7137,12 +7476,14 @@
     </w:tblStylePr>
     <w:tblStylePr w:type="firstCol">
       <w:rPr>
+        <w:rFonts w:eastAsia="黑体"/>
         <w:b/>
         <w:bCs/>
       </w:rPr>
     </w:tblStylePr>
     <w:tblStylePr w:type="lastCol">
       <w:rPr>
+        <w:rFonts w:eastAsia="黑体"/>
         <w:b/>
         <w:bCs/>
       </w:rPr>
@@ -7204,6 +7545,7 @@
         <w:spacing w:after="0" w:before="0" w:line="240" w:lineRule="auto"/>
       </w:pPr>
       <w:rPr>
+        <w:rFonts w:eastAsia="黑体"/>
         <w:b/>
         <w:bCs/>
         <w:color w:themeColor="background1" w:val="FFFFFF"/>
@@ -7226,6 +7568,7 @@
         <w:spacing w:after="0" w:before="0" w:line="240" w:lineRule="auto"/>
       </w:pPr>
       <w:rPr>
+        <w:rFonts w:eastAsia="黑体"/>
         <w:b/>
         <w:bCs/>
       </w:rPr>
@@ -7243,12 +7586,14 @@
     </w:tblStylePr>
     <w:tblStylePr w:type="firstCol">
       <w:rPr>
+        <w:rFonts w:eastAsia="黑体"/>
         <w:b/>
         <w:bCs/>
       </w:rPr>
     </w:tblStylePr>
     <w:tblStylePr w:type="lastCol">
       <w:rPr>
+        <w:rFonts w:eastAsia="黑体"/>
         <w:b/>
         <w:bCs/>
       </w:rPr>
@@ -7307,6 +7652,7 @@
         <w:spacing w:after="0" w:before="0" w:line="240" w:lineRule="auto"/>
       </w:pPr>
       <w:rPr>
+        <w:rFonts w:eastAsia="黑体"/>
         <w:b/>
         <w:bCs/>
         <w:color w:themeColor="background1" w:val="FFFFFF"/>
@@ -7329,6 +7675,7 @@
         <w:spacing w:after="0" w:before="0" w:line="240" w:lineRule="auto"/>
       </w:pPr>
       <w:rPr>
+        <w:rFonts w:eastAsia="黑体"/>
         <w:color w:val="auto"/>
       </w:rPr>
       <w:tblPr/>
@@ -7346,6 +7693,7 @@
     </w:tblStylePr>
     <w:tblStylePr w:type="firstCol">
       <w:rPr>
+        <w:rFonts w:eastAsia="黑体"/>
         <w:b/>
         <w:bCs/>
         <w:color w:themeColor="background1" w:val="FFFFFF"/>
@@ -7365,6 +7713,7 @@
     </w:tblStylePr>
     <w:tblStylePr w:type="lastCol">
       <w:rPr>
+        <w:rFonts w:eastAsia="黑体"/>
         <w:b/>
         <w:bCs/>
         <w:color w:themeColor="background1" w:val="FFFFFF"/>
@@ -7413,6 +7762,7 @@
     </w:tblStylePr>
     <w:tblStylePr w:type="nwCell">
       <w:rPr>
+        <w:rFonts w:eastAsia="黑体"/>
         <w:color w:themeColor="background1" w:val="FFFFFF"/>
       </w:rPr>
       <w:tblPr/>
@@ -7456,6 +7806,7 @@
         <w:spacing w:after="0" w:before="0" w:line="240" w:lineRule="auto"/>
       </w:pPr>
       <w:rPr>
+        <w:rFonts w:eastAsia="黑体"/>
         <w:b/>
         <w:bCs/>
         <w:color w:themeColor="background1" w:val="FFFFFF"/>
@@ -7478,6 +7829,7 @@
         <w:spacing w:after="0" w:before="0" w:line="240" w:lineRule="auto"/>
       </w:pPr>
       <w:rPr>
+        <w:rFonts w:eastAsia="黑体"/>
         <w:color w:val="auto"/>
       </w:rPr>
       <w:tblPr/>
@@ -7495,6 +7847,7 @@
     </w:tblStylePr>
     <w:tblStylePr w:type="firstCol">
       <w:rPr>
+        <w:rFonts w:eastAsia="黑体"/>
         <w:b/>
         <w:bCs/>
         <w:color w:themeColor="background1" w:val="FFFFFF"/>
@@ -7514,6 +7867,7 @@
     </w:tblStylePr>
     <w:tblStylePr w:type="lastCol">
       <w:rPr>
+        <w:rFonts w:eastAsia="黑体"/>
         <w:b/>
         <w:bCs/>
         <w:color w:themeColor="background1" w:val="FFFFFF"/>
@@ -7562,6 +7916,7 @@
     </w:tblStylePr>
     <w:tblStylePr w:type="nwCell">
       <w:rPr>
+        <w:rFonts w:eastAsia="黑体"/>
         <w:color w:themeColor="background1" w:val="FFFFFF"/>
       </w:rPr>
       <w:tblPr/>
@@ -7605,6 +7960,7 @@
         <w:spacing w:after="0" w:before="0" w:line="240" w:lineRule="auto"/>
       </w:pPr>
       <w:rPr>
+        <w:rFonts w:eastAsia="黑体"/>
         <w:b/>
         <w:bCs/>
         <w:color w:themeColor="background1" w:val="FFFFFF"/>
@@ -7627,6 +7983,7 @@
         <w:spacing w:after="0" w:before="0" w:line="240" w:lineRule="auto"/>
       </w:pPr>
       <w:rPr>
+        <w:rFonts w:eastAsia="黑体"/>
         <w:color w:val="auto"/>
       </w:rPr>
       <w:tblPr/>
@@ -7644,6 +8001,7 @@
     </w:tblStylePr>
     <w:tblStylePr w:type="firstCol">
       <w:rPr>
+        <w:rFonts w:eastAsia="黑体"/>
         <w:b/>
         <w:bCs/>
         <w:color w:themeColor="background1" w:val="FFFFFF"/>
@@ -7663,6 +8021,7 @@
     </w:tblStylePr>
     <w:tblStylePr w:type="lastCol">
       <w:rPr>
+        <w:rFonts w:eastAsia="黑体"/>
         <w:b/>
         <w:bCs/>
         <w:color w:themeColor="background1" w:val="FFFFFF"/>
@@ -7711,6 +8070,7 @@
     </w:tblStylePr>
     <w:tblStylePr w:type="nwCell">
       <w:rPr>
+        <w:rFonts w:eastAsia="黑体"/>
         <w:color w:themeColor="background1" w:val="FFFFFF"/>
       </w:rPr>
       <w:tblPr/>
@@ -7754,6 +8114,7 @@
         <w:spacing w:after="0" w:before="0" w:line="240" w:lineRule="auto"/>
       </w:pPr>
       <w:rPr>
+        <w:rFonts w:eastAsia="黑体"/>
         <w:b/>
         <w:bCs/>
         <w:color w:themeColor="background1" w:val="FFFFFF"/>
@@ -7776,6 +8137,7 @@
         <w:spacing w:after="0" w:before="0" w:line="240" w:lineRule="auto"/>
       </w:pPr>
       <w:rPr>
+        <w:rFonts w:eastAsia="黑体"/>
         <w:color w:val="auto"/>
       </w:rPr>
       <w:tblPr/>
@@ -7793,6 +8155,7 @@
     </w:tblStylePr>
     <w:tblStylePr w:type="firstCol">
       <w:rPr>
+        <w:rFonts w:eastAsia="黑体"/>
         <w:b/>
         <w:bCs/>
         <w:color w:themeColor="background1" w:val="FFFFFF"/>
@@ -7812,6 +8175,7 @@
     </w:tblStylePr>
     <w:tblStylePr w:type="lastCol">
       <w:rPr>
+        <w:rFonts w:eastAsia="黑体"/>
         <w:b/>
         <w:bCs/>
         <w:color w:themeColor="background1" w:val="FFFFFF"/>
@@ -7860,6 +8224,7 @@
     </w:tblStylePr>
     <w:tblStylePr w:type="nwCell">
       <w:rPr>
+        <w:rFonts w:eastAsia="黑体"/>
         <w:color w:themeColor="background1" w:val="FFFFFF"/>
       </w:rPr>
       <w:tblPr/>
@@ -7903,6 +8268,7 @@
         <w:spacing w:after="0" w:before="0" w:line="240" w:lineRule="auto"/>
       </w:pPr>
       <w:rPr>
+        <w:rFonts w:eastAsia="黑体"/>
         <w:b/>
         <w:bCs/>
         <w:color w:themeColor="background1" w:val="FFFFFF"/>
@@ -7925,6 +8291,7 @@
         <w:spacing w:after="0" w:before="0" w:line="240" w:lineRule="auto"/>
       </w:pPr>
       <w:rPr>
+        <w:rFonts w:eastAsia="黑体"/>
         <w:color w:val="auto"/>
       </w:rPr>
       <w:tblPr/>
@@ -7942,6 +8309,7 @@
     </w:tblStylePr>
     <w:tblStylePr w:type="firstCol">
       <w:rPr>
+        <w:rFonts w:eastAsia="黑体"/>
         <w:b/>
         <w:bCs/>
         <w:color w:themeColor="background1" w:val="FFFFFF"/>
@@ -7961,6 +8329,7 @@
     </w:tblStylePr>
     <w:tblStylePr w:type="lastCol">
       <w:rPr>
+        <w:rFonts w:eastAsia="黑体"/>
         <w:b/>
         <w:bCs/>
         <w:color w:themeColor="background1" w:val="FFFFFF"/>
@@ -8009,6 +8378,7 @@
     </w:tblStylePr>
     <w:tblStylePr w:type="nwCell">
       <w:rPr>
+        <w:rFonts w:eastAsia="黑体"/>
         <w:color w:themeColor="background1" w:val="FFFFFF"/>
       </w:rPr>
       <w:tblPr/>
@@ -8052,6 +8422,7 @@
         <w:spacing w:after="0" w:before="0" w:line="240" w:lineRule="auto"/>
       </w:pPr>
       <w:rPr>
+        <w:rFonts w:eastAsia="黑体"/>
         <w:b/>
         <w:bCs/>
         <w:color w:themeColor="background1" w:val="FFFFFF"/>
@@ -8074,6 +8445,7 @@
         <w:spacing w:after="0" w:before="0" w:line="240" w:lineRule="auto"/>
       </w:pPr>
       <w:rPr>
+        <w:rFonts w:eastAsia="黑体"/>
         <w:color w:val="auto"/>
       </w:rPr>
       <w:tblPr/>
@@ -8091,6 +8463,7 @@
     </w:tblStylePr>
     <w:tblStylePr w:type="firstCol">
       <w:rPr>
+        <w:rFonts w:eastAsia="黑体"/>
         <w:b/>
         <w:bCs/>
         <w:color w:themeColor="background1" w:val="FFFFFF"/>
@@ -8110,6 +8483,7 @@
     </w:tblStylePr>
     <w:tblStylePr w:type="lastCol">
       <w:rPr>
+        <w:rFonts w:eastAsia="黑体"/>
         <w:b/>
         <w:bCs/>
         <w:color w:themeColor="background1" w:val="FFFFFF"/>
@@ -8158,6 +8532,7 @@
     </w:tblStylePr>
     <w:tblStylePr w:type="nwCell">
       <w:rPr>
+        <w:rFonts w:eastAsia="黑体"/>
         <w:color w:themeColor="background1" w:val="FFFFFF"/>
       </w:rPr>
       <w:tblPr/>
@@ -8201,6 +8576,7 @@
         <w:spacing w:after="0" w:before="0" w:line="240" w:lineRule="auto"/>
       </w:pPr>
       <w:rPr>
+        <w:rFonts w:eastAsia="黑体"/>
         <w:b/>
         <w:bCs/>
         <w:color w:themeColor="background1" w:val="FFFFFF"/>
@@ -8223,6 +8599,7 @@
         <w:spacing w:after="0" w:before="0" w:line="240" w:lineRule="auto"/>
       </w:pPr>
       <w:rPr>
+        <w:rFonts w:eastAsia="黑体"/>
         <w:color w:val="auto"/>
       </w:rPr>
       <w:tblPr/>
@@ -8240,6 +8617,7 @@
     </w:tblStylePr>
     <w:tblStylePr w:type="firstCol">
       <w:rPr>
+        <w:rFonts w:eastAsia="黑体"/>
         <w:b/>
         <w:bCs/>
         <w:color w:themeColor="background1" w:val="FFFFFF"/>
@@ -8259,6 +8637,7 @@
     </w:tblStylePr>
     <w:tblStylePr w:type="lastCol">
       <w:rPr>
+        <w:rFonts w:eastAsia="黑体"/>
         <w:b/>
         <w:bCs/>
         <w:color w:themeColor="background1" w:val="FFFFFF"/>
@@ -8307,6 +8686,7 @@
     </w:tblStylePr>
     <w:tblStylePr w:type="nwCell">
       <w:rPr>
+        <w:rFonts w:eastAsia="黑体"/>
         <w:color w:themeColor="background1" w:val="FFFFFF"/>
       </w:rPr>
       <w:tblPr/>
@@ -8331,6 +8711,7 @@
       <w:spacing w:after="0" w:line="240" w:lineRule="auto"/>
     </w:pPr>
     <w:rPr>
+      <w:rFonts w:eastAsia="黑体"/>
       <w:color w:themeColor="text1" w:val="000000"/>
     </w:rPr>
     <w:tblPr>
@@ -8350,7 +8731,7 @@
     </w:tblPr>
     <w:tblStylePr w:type="firstRow">
       <w:rPr>
-        <w:rFonts w:asciiTheme="majorHAnsi" w:cstheme="majorBidi" w:eastAsiaTheme="majorEastAsia" w:hAnsiTheme="majorHAnsi"/>
+        <w:rFonts w:asciiTheme="majorHAnsi" w:cstheme="majorBidi" w:hAnsiTheme="majorHAnsi" w:eastAsia="黑体"/>
       </w:rPr>
       <w:tblPr/>
       <w:tcPr>
@@ -8362,6 +8743,7 @@
     </w:tblStylePr>
     <w:tblStylePr w:type="lastRow">
       <w:rPr>
+        <w:rFonts w:eastAsia="黑体"/>
         <w:b/>
         <w:bCs/>
         <w:color w:themeColor="text2" w:val="1F497D"/>
@@ -8376,12 +8758,14 @@
     </w:tblStylePr>
     <w:tblStylePr w:type="firstCol">
       <w:rPr>
+        <w:rFonts w:eastAsia="黑体"/>
         <w:b/>
         <w:bCs/>
       </w:rPr>
     </w:tblStylePr>
     <w:tblStylePr w:type="lastCol">
       <w:rPr>
+        <w:rFonts w:eastAsia="黑体"/>
         <w:b/>
         <w:bCs/>
       </w:rPr>
@@ -8415,6 +8799,7 @@
       <w:spacing w:after="0" w:line="240" w:lineRule="auto"/>
     </w:pPr>
     <w:rPr>
+      <w:rFonts w:eastAsia="黑体"/>
       <w:color w:themeColor="text1" w:val="000000"/>
     </w:rPr>
     <w:tblPr>
@@ -8434,7 +8819,7 @@
     </w:tblPr>
     <w:tblStylePr w:type="firstRow">
       <w:rPr>
-        <w:rFonts w:asciiTheme="majorHAnsi" w:cstheme="majorBidi" w:eastAsiaTheme="majorEastAsia" w:hAnsiTheme="majorHAnsi"/>
+        <w:rFonts w:asciiTheme="majorHAnsi" w:cstheme="majorBidi" w:hAnsiTheme="majorHAnsi" w:eastAsia="黑体"/>
       </w:rPr>
       <w:tblPr/>
       <w:tcPr>
@@ -8446,6 +8831,7 @@
     </w:tblStylePr>
     <w:tblStylePr w:type="lastRow">
       <w:rPr>
+        <w:rFonts w:eastAsia="黑体"/>
         <w:b/>
         <w:bCs/>
         <w:color w:themeColor="text2" w:val="1F497D"/>
@@ -8460,12 +8846,14 @@
     </w:tblStylePr>
     <w:tblStylePr w:type="firstCol">
       <w:rPr>
+        <w:rFonts w:eastAsia="黑体"/>
         <w:b/>
         <w:bCs/>
       </w:rPr>
     </w:tblStylePr>
     <w:tblStylePr w:type="lastCol">
       <w:rPr>
+        <w:rFonts w:eastAsia="黑体"/>
         <w:b/>
         <w:bCs/>
       </w:rPr>
@@ -8499,6 +8887,7 @@
       <w:spacing w:after="0" w:line="240" w:lineRule="auto"/>
     </w:pPr>
     <w:rPr>
+      <w:rFonts w:eastAsia="黑体"/>
       <w:color w:themeColor="text1" w:val="000000"/>
     </w:rPr>
     <w:tblPr>
@@ -8518,7 +8907,7 @@
     </w:tblPr>
     <w:tblStylePr w:type="firstRow">
       <w:rPr>
-        <w:rFonts w:asciiTheme="majorHAnsi" w:cstheme="majorBidi" w:eastAsiaTheme="majorEastAsia" w:hAnsiTheme="majorHAnsi"/>
+        <w:rFonts w:asciiTheme="majorHAnsi" w:cstheme="majorBidi" w:hAnsiTheme="majorHAnsi" w:eastAsia="黑体"/>
       </w:rPr>
       <w:tblPr/>
       <w:tcPr>
@@ -8530,6 +8919,7 @@
     </w:tblStylePr>
     <w:tblStylePr w:type="lastRow">
       <w:rPr>
+        <w:rFonts w:eastAsia="黑体"/>
         <w:b/>
         <w:bCs/>
         <w:color w:themeColor="text2" w:val="1F497D"/>
@@ -8544,12 +8934,14 @@
     </w:tblStylePr>
     <w:tblStylePr w:type="firstCol">
       <w:rPr>
+        <w:rFonts w:eastAsia="黑体"/>
         <w:b/>
         <w:bCs/>
       </w:rPr>
     </w:tblStylePr>
     <w:tblStylePr w:type="lastCol">
       <w:rPr>
+        <w:rFonts w:eastAsia="黑体"/>
         <w:b/>
         <w:bCs/>
       </w:rPr>
@@ -8583,6 +8975,7 @@
       <w:spacing w:after="0" w:line="240" w:lineRule="auto"/>
     </w:pPr>
     <w:rPr>
+      <w:rFonts w:eastAsia="黑体"/>
       <w:color w:themeColor="text1" w:val="000000"/>
     </w:rPr>
     <w:tblPr>
@@ -8602,7 +8995,7 @@
     </w:tblPr>
     <w:tblStylePr w:type="firstRow">
       <w:rPr>
-        <w:rFonts w:asciiTheme="majorHAnsi" w:cstheme="majorBidi" w:eastAsiaTheme="majorEastAsia" w:hAnsiTheme="majorHAnsi"/>
+        <w:rFonts w:asciiTheme="majorHAnsi" w:cstheme="majorBidi" w:hAnsiTheme="majorHAnsi" w:eastAsia="黑体"/>
       </w:rPr>
       <w:tblPr/>
       <w:tcPr>
@@ -8614,6 +9007,7 @@
     </w:tblStylePr>
     <w:tblStylePr w:type="lastRow">
       <w:rPr>
+        <w:rFonts w:eastAsia="黑体"/>
         <w:b/>
         <w:bCs/>
         <w:color w:themeColor="text2" w:val="1F497D"/>
@@ -8628,12 +9022,14 @@
     </w:tblStylePr>
     <w:tblStylePr w:type="firstCol">
       <w:rPr>
+        <w:rFonts w:eastAsia="黑体"/>
         <w:b/>
         <w:bCs/>
       </w:rPr>
     </w:tblStylePr>
     <w:tblStylePr w:type="lastCol">
       <w:rPr>
+        <w:rFonts w:eastAsia="黑体"/>
         <w:b/>
         <w:bCs/>
       </w:rPr>
@@ -8667,6 +9063,7 @@
       <w:spacing w:after="0" w:line="240" w:lineRule="auto"/>
     </w:pPr>
     <w:rPr>
+      <w:rFonts w:eastAsia="黑体"/>
       <w:color w:themeColor="text1" w:val="000000"/>
     </w:rPr>
     <w:tblPr>
@@ -8686,7 +9083,7 @@
     </w:tblPr>
     <w:tblStylePr w:type="firstRow">
       <w:rPr>
-        <w:rFonts w:asciiTheme="majorHAnsi" w:cstheme="majorBidi" w:eastAsiaTheme="majorEastAsia" w:hAnsiTheme="majorHAnsi"/>
+        <w:rFonts w:asciiTheme="majorHAnsi" w:cstheme="majorBidi" w:hAnsiTheme="majorHAnsi" w:eastAsia="黑体"/>
       </w:rPr>
       <w:tblPr/>
       <w:tcPr>
@@ -8698,6 +9095,7 @@
     </w:tblStylePr>
     <w:tblStylePr w:type="lastRow">
       <w:rPr>
+        <w:rFonts w:eastAsia="黑体"/>
         <w:b/>
         <w:bCs/>
         <w:color w:themeColor="text2" w:val="1F497D"/>
@@ -8712,12 +9110,14 @@
     </w:tblStylePr>
     <w:tblStylePr w:type="firstCol">
       <w:rPr>
+        <w:rFonts w:eastAsia="黑体"/>
         <w:b/>
         <w:bCs/>
       </w:rPr>
     </w:tblStylePr>
     <w:tblStylePr w:type="lastCol">
       <w:rPr>
+        <w:rFonts w:eastAsia="黑体"/>
         <w:b/>
         <w:bCs/>
       </w:rPr>
@@ -8751,6 +9151,7 @@
       <w:spacing w:after="0" w:line="240" w:lineRule="auto"/>
     </w:pPr>
     <w:rPr>
+      <w:rFonts w:eastAsia="黑体"/>
       <w:color w:themeColor="text1" w:val="000000"/>
     </w:rPr>
     <w:tblPr>
@@ -8770,7 +9171,7 @@
     </w:tblPr>
     <w:tblStylePr w:type="firstRow">
       <w:rPr>
-        <w:rFonts w:asciiTheme="majorHAnsi" w:cstheme="majorBidi" w:eastAsiaTheme="majorEastAsia" w:hAnsiTheme="majorHAnsi"/>
+        <w:rFonts w:asciiTheme="majorHAnsi" w:cstheme="majorBidi" w:hAnsiTheme="majorHAnsi" w:eastAsia="黑体"/>
       </w:rPr>
       <w:tblPr/>
       <w:tcPr>
@@ -8782,6 +9183,7 @@
     </w:tblStylePr>
     <w:tblStylePr w:type="lastRow">
       <w:rPr>
+        <w:rFonts w:eastAsia="黑体"/>
         <w:b/>
         <w:bCs/>
         <w:color w:themeColor="text2" w:val="1F497D"/>
@@ -8796,12 +9198,14 @@
     </w:tblStylePr>
     <w:tblStylePr w:type="firstCol">
       <w:rPr>
+        <w:rFonts w:eastAsia="黑体"/>
         <w:b/>
         <w:bCs/>
       </w:rPr>
     </w:tblStylePr>
     <w:tblStylePr w:type="lastCol">
       <w:rPr>
+        <w:rFonts w:eastAsia="黑体"/>
         <w:b/>
         <w:bCs/>
       </w:rPr>
@@ -8835,6 +9239,7 @@
       <w:spacing w:after="0" w:line="240" w:lineRule="auto"/>
     </w:pPr>
     <w:rPr>
+      <w:rFonts w:eastAsia="黑体"/>
       <w:color w:themeColor="text1" w:val="000000"/>
     </w:rPr>
     <w:tblPr>
@@ -8854,7 +9259,7 @@
     </w:tblPr>
     <w:tblStylePr w:type="firstRow">
       <w:rPr>
-        <w:rFonts w:asciiTheme="majorHAnsi" w:cstheme="majorBidi" w:eastAsiaTheme="majorEastAsia" w:hAnsiTheme="majorHAnsi"/>
+        <w:rFonts w:asciiTheme="majorHAnsi" w:cstheme="majorBidi" w:hAnsiTheme="majorHAnsi" w:eastAsia="黑体"/>
       </w:rPr>
       <w:tblPr/>
       <w:tcPr>
@@ -8866,6 +9271,7 @@
     </w:tblStylePr>
     <w:tblStylePr w:type="lastRow">
       <w:rPr>
+        <w:rFonts w:eastAsia="黑体"/>
         <w:b/>
         <w:bCs/>
         <w:color w:themeColor="text2" w:val="1F497D"/>
@@ -8880,12 +9286,14 @@
     </w:tblStylePr>
     <w:tblStylePr w:type="firstCol">
       <w:rPr>
+        <w:rFonts w:eastAsia="黑体"/>
         <w:b/>
         <w:bCs/>
       </w:rPr>
     </w:tblStylePr>
     <w:tblStylePr w:type="lastCol">
       <w:rPr>
+        <w:rFonts w:eastAsia="黑体"/>
         <w:b/>
         <w:bCs/>
       </w:rPr>
@@ -8919,7 +9327,7 @@
       <w:spacing w:after="0" w:line="240" w:lineRule="auto"/>
     </w:pPr>
     <w:rPr>
-      <w:rFonts w:asciiTheme="majorHAnsi" w:cstheme="majorBidi" w:eastAsiaTheme="majorEastAsia" w:hAnsiTheme="majorHAnsi"/>
+      <w:rFonts w:asciiTheme="majorHAnsi" w:cstheme="majorBidi" w:hAnsiTheme="majorHAnsi" w:eastAsia="黑体"/>
       <w:color w:themeColor="text1" w:val="000000"/>
     </w:rPr>
     <w:tblPr>
@@ -8941,6 +9349,7 @@
     </w:tblPr>
     <w:tblStylePr w:type="firstRow">
       <w:rPr>
+        <w:rFonts w:eastAsia="黑体"/>
         <w:sz w:val="24"/>
         <w:szCs w:val="24"/>
       </w:rPr>
@@ -9047,7 +9456,7 @@
       <w:spacing w:after="0" w:line="240" w:lineRule="auto"/>
     </w:pPr>
     <w:rPr>
-      <w:rFonts w:asciiTheme="majorHAnsi" w:cstheme="majorBidi" w:eastAsiaTheme="majorEastAsia" w:hAnsiTheme="majorHAnsi"/>
+      <w:rFonts w:asciiTheme="majorHAnsi" w:cstheme="majorBidi" w:hAnsiTheme="majorHAnsi" w:eastAsia="黑体"/>
       <w:color w:themeColor="text1" w:val="000000"/>
     </w:rPr>
     <w:tblPr>
@@ -9069,6 +9478,7 @@
     </w:tblPr>
     <w:tblStylePr w:type="firstRow">
       <w:rPr>
+        <w:rFonts w:eastAsia="黑体"/>
         <w:sz w:val="24"/>
         <w:szCs w:val="24"/>
       </w:rPr>
@@ -9175,7 +9585,7 @@
       <w:spacing w:after="0" w:line="240" w:lineRule="auto"/>
     </w:pPr>
     <w:rPr>
-      <w:rFonts w:asciiTheme="majorHAnsi" w:cstheme="majorBidi" w:eastAsiaTheme="majorEastAsia" w:hAnsiTheme="majorHAnsi"/>
+      <w:rFonts w:asciiTheme="majorHAnsi" w:cstheme="majorBidi" w:hAnsiTheme="majorHAnsi" w:eastAsia="黑体"/>
       <w:color w:themeColor="text1" w:val="000000"/>
     </w:rPr>
     <w:tblPr>
@@ -9197,6 +9607,7 @@
     </w:tblPr>
     <w:tblStylePr w:type="firstRow">
       <w:rPr>
+        <w:rFonts w:eastAsia="黑体"/>
         <w:sz w:val="24"/>
         <w:szCs w:val="24"/>
       </w:rPr>
@@ -9303,7 +9714,7 @@
       <w:spacing w:after="0" w:line="240" w:lineRule="auto"/>
     </w:pPr>
     <w:rPr>
-      <w:rFonts w:asciiTheme="majorHAnsi" w:cstheme="majorBidi" w:eastAsiaTheme="majorEastAsia" w:hAnsiTheme="majorHAnsi"/>
+      <w:rFonts w:asciiTheme="majorHAnsi" w:cstheme="majorBidi" w:hAnsiTheme="majorHAnsi" w:eastAsia="黑体"/>
       <w:color w:themeColor="text1" w:val="000000"/>
     </w:rPr>
     <w:tblPr>
@@ -9325,6 +9736,7 @@
     </w:tblPr>
     <w:tblStylePr w:type="firstRow">
       <w:rPr>
+        <w:rFonts w:eastAsia="黑体"/>
         <w:sz w:val="24"/>
         <w:szCs w:val="24"/>
       </w:rPr>
@@ -9431,7 +9843,7 @@
       <w:spacing w:after="0" w:line="240" w:lineRule="auto"/>
     </w:pPr>
     <w:rPr>
-      <w:rFonts w:asciiTheme="majorHAnsi" w:cstheme="majorBidi" w:eastAsiaTheme="majorEastAsia" w:hAnsiTheme="majorHAnsi"/>
+      <w:rFonts w:asciiTheme="majorHAnsi" w:cstheme="majorBidi" w:hAnsiTheme="majorHAnsi" w:eastAsia="黑体"/>
       <w:color w:themeColor="text1" w:val="000000"/>
     </w:rPr>
     <w:tblPr>
@@ -9453,6 +9865,7 @@
     </w:tblPr>
     <w:tblStylePr w:type="firstRow">
       <w:rPr>
+        <w:rFonts w:eastAsia="黑体"/>
         <w:sz w:val="24"/>
         <w:szCs w:val="24"/>
       </w:rPr>
@@ -9559,7 +9972,7 @@
       <w:spacing w:after="0" w:line="240" w:lineRule="auto"/>
     </w:pPr>
     <w:rPr>
-      <w:rFonts w:asciiTheme="majorHAnsi" w:cstheme="majorBidi" w:eastAsiaTheme="majorEastAsia" w:hAnsiTheme="majorHAnsi"/>
+      <w:rFonts w:asciiTheme="majorHAnsi" w:cstheme="majorBidi" w:hAnsiTheme="majorHAnsi" w:eastAsia="黑体"/>
       <w:color w:themeColor="text1" w:val="000000"/>
     </w:rPr>
     <w:tblPr>
@@ -9581,6 +9994,7 @@
     </w:tblPr>
     <w:tblStylePr w:type="firstRow">
       <w:rPr>
+        <w:rFonts w:eastAsia="黑体"/>
         <w:sz w:val="24"/>
         <w:szCs w:val="24"/>
       </w:rPr>
@@ -9687,7 +10101,7 @@
       <w:spacing w:after="0" w:line="240" w:lineRule="auto"/>
     </w:pPr>
     <w:rPr>
-      <w:rFonts w:asciiTheme="majorHAnsi" w:cstheme="majorBidi" w:eastAsiaTheme="majorEastAsia" w:hAnsiTheme="majorHAnsi"/>
+      <w:rFonts w:asciiTheme="majorHAnsi" w:cstheme="majorBidi" w:hAnsiTheme="majorHAnsi" w:eastAsia="黑体"/>
       <w:color w:themeColor="text1" w:val="000000"/>
     </w:rPr>
     <w:tblPr>
@@ -9709,6 +10123,7 @@
     </w:tblPr>
     <w:tblStylePr w:type="firstRow">
       <w:rPr>
+        <w:rFonts w:eastAsia="黑体"/>
         <w:sz w:val="24"/>
         <w:szCs w:val="24"/>
       </w:rPr>
@@ -9838,12 +10253,14 @@
     </w:tcPr>
     <w:tblStylePr w:type="firstRow">
       <w:rPr>
+        <w:rFonts w:eastAsia="黑体"/>
         <w:b/>
         <w:bCs/>
       </w:rPr>
     </w:tblStylePr>
     <w:tblStylePr w:type="lastRow">
       <w:rPr>
+        <w:rFonts w:eastAsia="黑体"/>
         <w:b/>
         <w:bCs/>
       </w:rPr>
@@ -9856,12 +10273,14 @@
     </w:tblStylePr>
     <w:tblStylePr w:type="firstCol">
       <w:rPr>
+        <w:rFonts w:eastAsia="黑体"/>
         <w:b/>
         <w:bCs/>
       </w:rPr>
     </w:tblStylePr>
     <w:tblStylePr w:type="lastCol">
       <w:rPr>
+        <w:rFonts w:eastAsia="黑体"/>
         <w:b/>
         <w:bCs/>
       </w:rPr>
@@ -9911,12 +10330,14 @@
     </w:tcPr>
     <w:tblStylePr w:type="firstRow">
       <w:rPr>
+        <w:rFonts w:eastAsia="黑体"/>
         <w:b/>
         <w:bCs/>
       </w:rPr>
     </w:tblStylePr>
     <w:tblStylePr w:type="lastRow">
       <w:rPr>
+        <w:rFonts w:eastAsia="黑体"/>
         <w:b/>
         <w:bCs/>
       </w:rPr>
@@ -9929,12 +10350,14 @@
     </w:tblStylePr>
     <w:tblStylePr w:type="firstCol">
       <w:rPr>
+        <w:rFonts w:eastAsia="黑体"/>
         <w:b/>
         <w:bCs/>
       </w:rPr>
     </w:tblStylePr>
     <w:tblStylePr w:type="lastCol">
       <w:rPr>
+        <w:rFonts w:eastAsia="黑体"/>
         <w:b/>
         <w:bCs/>
       </w:rPr>
@@ -9984,12 +10407,14 @@
     </w:tcPr>
     <w:tblStylePr w:type="firstRow">
       <w:rPr>
+        <w:rFonts w:eastAsia="黑体"/>
         <w:b/>
         <w:bCs/>
       </w:rPr>
     </w:tblStylePr>
     <w:tblStylePr w:type="lastRow">
       <w:rPr>
+        <w:rFonts w:eastAsia="黑体"/>
         <w:b/>
         <w:bCs/>
       </w:rPr>
@@ -10002,12 +10427,14 @@
     </w:tblStylePr>
     <w:tblStylePr w:type="firstCol">
       <w:rPr>
+        <w:rFonts w:eastAsia="黑体"/>
         <w:b/>
         <w:bCs/>
       </w:rPr>
     </w:tblStylePr>
     <w:tblStylePr w:type="lastCol">
       <w:rPr>
+        <w:rFonts w:eastAsia="黑体"/>
         <w:b/>
         <w:bCs/>
       </w:rPr>
@@ -10057,12 +10484,14 @@
     </w:tcPr>
     <w:tblStylePr w:type="firstRow">
       <w:rPr>
+        <w:rFonts w:eastAsia="黑体"/>
         <w:b/>
         <w:bCs/>
       </w:rPr>
     </w:tblStylePr>
     <w:tblStylePr w:type="lastRow">
       <w:rPr>
+        <w:rFonts w:eastAsia="黑体"/>
         <w:b/>
         <w:bCs/>
       </w:rPr>
@@ -10075,12 +10504,14 @@
     </w:tblStylePr>
     <w:tblStylePr w:type="firstCol">
       <w:rPr>
+        <w:rFonts w:eastAsia="黑体"/>
         <w:b/>
         <w:bCs/>
       </w:rPr>
     </w:tblStylePr>
     <w:tblStylePr w:type="lastCol">
       <w:rPr>
+        <w:rFonts w:eastAsia="黑体"/>
         <w:b/>
         <w:bCs/>
       </w:rPr>
@@ -10130,12 +10561,14 @@
     </w:tcPr>
     <w:tblStylePr w:type="firstRow">
       <w:rPr>
+        <w:rFonts w:eastAsia="黑体"/>
         <w:b/>
         <w:bCs/>
       </w:rPr>
     </w:tblStylePr>
     <w:tblStylePr w:type="lastRow">
       <w:rPr>
+        <w:rFonts w:eastAsia="黑体"/>
         <w:b/>
         <w:bCs/>
       </w:rPr>
@@ -10148,12 +10581,14 @@
     </w:tblStylePr>
     <w:tblStylePr w:type="firstCol">
       <w:rPr>
+        <w:rFonts w:eastAsia="黑体"/>
         <w:b/>
         <w:bCs/>
       </w:rPr>
     </w:tblStylePr>
     <w:tblStylePr w:type="lastCol">
       <w:rPr>
+        <w:rFonts w:eastAsia="黑体"/>
         <w:b/>
         <w:bCs/>
       </w:rPr>
@@ -10203,12 +10638,14 @@
     </w:tcPr>
     <w:tblStylePr w:type="firstRow">
       <w:rPr>
+        <w:rFonts w:eastAsia="黑体"/>
         <w:b/>
         <w:bCs/>
       </w:rPr>
     </w:tblStylePr>
     <w:tblStylePr w:type="lastRow">
       <w:rPr>
+        <w:rFonts w:eastAsia="黑体"/>
         <w:b/>
         <w:bCs/>
       </w:rPr>
@@ -10221,12 +10658,14 @@
     </w:tblStylePr>
     <w:tblStylePr w:type="firstCol">
       <w:rPr>
+        <w:rFonts w:eastAsia="黑体"/>
         <w:b/>
         <w:bCs/>
       </w:rPr>
     </w:tblStylePr>
     <w:tblStylePr w:type="lastCol">
       <w:rPr>
+        <w:rFonts w:eastAsia="黑体"/>
         <w:b/>
         <w:bCs/>
       </w:rPr>
@@ -10276,12 +10715,14 @@
     </w:tcPr>
     <w:tblStylePr w:type="firstRow">
       <w:rPr>
+        <w:rFonts w:eastAsia="黑体"/>
         <w:b/>
         <w:bCs/>
       </w:rPr>
     </w:tblStylePr>
     <w:tblStylePr w:type="lastRow">
       <w:rPr>
+        <w:rFonts w:eastAsia="黑体"/>
         <w:b/>
         <w:bCs/>
       </w:rPr>
@@ -10294,12 +10735,14 @@
     </w:tblStylePr>
     <w:tblStylePr w:type="firstCol">
       <w:rPr>
+        <w:rFonts w:eastAsia="黑体"/>
         <w:b/>
         <w:bCs/>
       </w:rPr>
     </w:tblStylePr>
     <w:tblStylePr w:type="lastCol">
       <w:rPr>
+        <w:rFonts w:eastAsia="黑体"/>
         <w:b/>
         <w:bCs/>
       </w:rPr>
@@ -10326,7 +10769,7 @@
       <w:spacing w:after="0" w:line="240" w:lineRule="auto"/>
     </w:pPr>
     <w:rPr>
-      <w:rFonts w:asciiTheme="majorHAnsi" w:cstheme="majorBidi" w:eastAsiaTheme="majorEastAsia" w:hAnsiTheme="majorHAnsi"/>
+      <w:rFonts w:asciiTheme="majorHAnsi" w:cstheme="majorBidi" w:hAnsiTheme="majorHAnsi" w:eastAsia="黑体"/>
       <w:color w:themeColor="text1" w:val="000000"/>
     </w:rPr>
     <w:tblPr>
@@ -10353,6 +10796,7 @@
     </w:tcPr>
     <w:tblStylePr w:type="firstRow">
       <w:rPr>
+        <w:rFonts w:eastAsia="黑体"/>
         <w:b/>
         <w:bCs/>
         <w:color w:themeColor="text1" w:val="000000"/>
@@ -10364,6 +10808,7 @@
     </w:tblStylePr>
     <w:tblStylePr w:type="lastRow">
       <w:rPr>
+        <w:rFonts w:eastAsia="黑体"/>
         <w:b/>
         <w:bCs/>
         <w:color w:themeColor="text1" w:val="000000"/>
@@ -10383,6 +10828,7 @@
     </w:tblStylePr>
     <w:tblStylePr w:type="firstCol">
       <w:rPr>
+        <w:rFonts w:eastAsia="黑体"/>
         <w:b/>
         <w:bCs/>
         <w:color w:themeColor="text1" w:val="000000"/>
@@ -10402,6 +10848,7 @@
     </w:tblStylePr>
     <w:tblStylePr w:type="lastCol">
       <w:rPr>
+        <w:rFonts w:eastAsia="黑体"/>
         <w:b w:val="0"/>
         <w:bCs w:val="0"/>
         <w:color w:themeColor="text1" w:val="000000"/>
@@ -10451,7 +10898,7 @@
       <w:spacing w:after="0" w:line="240" w:lineRule="auto"/>
     </w:pPr>
     <w:rPr>
-      <w:rFonts w:asciiTheme="majorHAnsi" w:cstheme="majorBidi" w:eastAsiaTheme="majorEastAsia" w:hAnsiTheme="majorHAnsi"/>
+      <w:rFonts w:asciiTheme="majorHAnsi" w:cstheme="majorBidi" w:hAnsiTheme="majorHAnsi" w:eastAsia="黑体"/>
       <w:color w:themeColor="text1" w:val="000000"/>
     </w:rPr>
     <w:tblPr>
@@ -10478,6 +10925,7 @@
     </w:tcPr>
     <w:tblStylePr w:type="firstRow">
       <w:rPr>
+        <w:rFonts w:eastAsia="黑体"/>
         <w:b/>
         <w:bCs/>
         <w:color w:themeColor="text1" w:val="000000"/>
@@ -10489,6 +10937,7 @@
     </w:tblStylePr>
     <w:tblStylePr w:type="lastRow">
       <w:rPr>
+        <w:rFonts w:eastAsia="黑体"/>
         <w:b/>
         <w:bCs/>
         <w:color w:themeColor="text1" w:val="000000"/>
@@ -10508,6 +10957,7 @@
     </w:tblStylePr>
     <w:tblStylePr w:type="firstCol">
       <w:rPr>
+        <w:rFonts w:eastAsia="黑体"/>
         <w:b/>
         <w:bCs/>
         <w:color w:themeColor="text1" w:val="000000"/>
@@ -10527,6 +10977,7 @@
     </w:tblStylePr>
     <w:tblStylePr w:type="lastCol">
       <w:rPr>
+        <w:rFonts w:eastAsia="黑体"/>
         <w:b w:val="0"/>
         <w:bCs w:val="0"/>
         <w:color w:themeColor="text1" w:val="000000"/>
@@ -10576,7 +11027,7 @@
       <w:spacing w:after="0" w:line="240" w:lineRule="auto"/>
     </w:pPr>
     <w:rPr>
-      <w:rFonts w:asciiTheme="majorHAnsi" w:cstheme="majorBidi" w:eastAsiaTheme="majorEastAsia" w:hAnsiTheme="majorHAnsi"/>
+      <w:rFonts w:asciiTheme="majorHAnsi" w:cstheme="majorBidi" w:hAnsiTheme="majorHAnsi" w:eastAsia="黑体"/>
       <w:color w:themeColor="text1" w:val="000000"/>
     </w:rPr>
     <w:tblPr>
@@ -10603,6 +11054,7 @@
     </w:tcPr>
     <w:tblStylePr w:type="firstRow">
       <w:rPr>
+        <w:rFonts w:eastAsia="黑体"/>
         <w:b/>
         <w:bCs/>
         <w:color w:themeColor="text1" w:val="000000"/>
@@ -10614,6 +11066,7 @@
     </w:tblStylePr>
     <w:tblStylePr w:type="lastRow">
       <w:rPr>
+        <w:rFonts w:eastAsia="黑体"/>
         <w:b/>
         <w:bCs/>
         <w:color w:themeColor="text1" w:val="000000"/>
@@ -10633,6 +11086,7 @@
     </w:tblStylePr>
     <w:tblStylePr w:type="firstCol">
       <w:rPr>
+        <w:rFonts w:eastAsia="黑体"/>
         <w:b/>
         <w:bCs/>
         <w:color w:themeColor="text1" w:val="000000"/>
@@ -10652,6 +11106,7 @@
     </w:tblStylePr>
     <w:tblStylePr w:type="lastCol">
       <w:rPr>
+        <w:rFonts w:eastAsia="黑体"/>
         <w:b w:val="0"/>
         <w:bCs w:val="0"/>
         <w:color w:themeColor="text1" w:val="000000"/>
@@ -10701,7 +11156,7 @@
       <w:spacing w:after="0" w:line="240" w:lineRule="auto"/>
     </w:pPr>
     <w:rPr>
-      <w:rFonts w:asciiTheme="majorHAnsi" w:cstheme="majorBidi" w:eastAsiaTheme="majorEastAsia" w:hAnsiTheme="majorHAnsi"/>
+      <w:rFonts w:asciiTheme="majorHAnsi" w:cstheme="majorBidi" w:hAnsiTheme="majorHAnsi" w:eastAsia="黑体"/>
       <w:color w:themeColor="text1" w:val="000000"/>
     </w:rPr>
     <w:tblPr>
@@ -10728,6 +11183,7 @@
     </w:tcPr>
     <w:tblStylePr w:type="firstRow">
       <w:rPr>
+        <w:rFonts w:eastAsia="黑体"/>
         <w:b/>
         <w:bCs/>
         <w:color w:themeColor="text1" w:val="000000"/>
@@ -10739,6 +11195,7 @@
     </w:tblStylePr>
     <w:tblStylePr w:type="lastRow">
       <w:rPr>
+        <w:rFonts w:eastAsia="黑体"/>
         <w:b/>
         <w:bCs/>
         <w:color w:themeColor="text1" w:val="000000"/>
@@ -10758,6 +11215,7 @@
     </w:tblStylePr>
     <w:tblStylePr w:type="firstCol">
       <w:rPr>
+        <w:rFonts w:eastAsia="黑体"/>
         <w:b/>
         <w:bCs/>
         <w:color w:themeColor="text1" w:val="000000"/>
@@ -10777,6 +11235,7 @@
     </w:tblStylePr>
     <w:tblStylePr w:type="lastCol">
       <w:rPr>
+        <w:rFonts w:eastAsia="黑体"/>
         <w:b w:val="0"/>
         <w:bCs w:val="0"/>
         <w:color w:themeColor="text1" w:val="000000"/>
@@ -10826,7 +11285,7 @@
       <w:spacing w:after="0" w:line="240" w:lineRule="auto"/>
     </w:pPr>
     <w:rPr>
-      <w:rFonts w:asciiTheme="majorHAnsi" w:cstheme="majorBidi" w:eastAsiaTheme="majorEastAsia" w:hAnsiTheme="majorHAnsi"/>
+      <w:rFonts w:asciiTheme="majorHAnsi" w:cstheme="majorBidi" w:hAnsiTheme="majorHAnsi" w:eastAsia="黑体"/>
       <w:color w:themeColor="text1" w:val="000000"/>
     </w:rPr>
     <w:tblPr>
@@ -10853,6 +11312,7 @@
     </w:tcPr>
     <w:tblStylePr w:type="firstRow">
       <w:rPr>
+        <w:rFonts w:eastAsia="黑体"/>
         <w:b/>
         <w:bCs/>
         <w:color w:themeColor="text1" w:val="000000"/>
@@ -10864,6 +11324,7 @@
     </w:tblStylePr>
     <w:tblStylePr w:type="lastRow">
       <w:rPr>
+        <w:rFonts w:eastAsia="黑体"/>
         <w:b/>
         <w:bCs/>
         <w:color w:themeColor="text1" w:val="000000"/>
@@ -10883,6 +11344,7 @@
     </w:tblStylePr>
     <w:tblStylePr w:type="firstCol">
       <w:rPr>
+        <w:rFonts w:eastAsia="黑体"/>
         <w:b/>
         <w:bCs/>
         <w:color w:themeColor="text1" w:val="000000"/>
@@ -10902,6 +11364,7 @@
     </w:tblStylePr>
     <w:tblStylePr w:type="lastCol">
       <w:rPr>
+        <w:rFonts w:eastAsia="黑体"/>
         <w:b w:val="0"/>
         <w:bCs w:val="0"/>
         <w:color w:themeColor="text1" w:val="000000"/>
@@ -10951,7 +11414,7 @@
       <w:spacing w:after="0" w:line="240" w:lineRule="auto"/>
     </w:pPr>
     <w:rPr>
-      <w:rFonts w:asciiTheme="majorHAnsi" w:cstheme="majorBidi" w:eastAsiaTheme="majorEastAsia" w:hAnsiTheme="majorHAnsi"/>
+      <w:rFonts w:asciiTheme="majorHAnsi" w:cstheme="majorBidi" w:hAnsiTheme="majorHAnsi" w:eastAsia="黑体"/>
       <w:color w:themeColor="text1" w:val="000000"/>
     </w:rPr>
     <w:tblPr>
@@ -10978,6 +11441,7 @@
     </w:tcPr>
     <w:tblStylePr w:type="firstRow">
       <w:rPr>
+        <w:rFonts w:eastAsia="黑体"/>
         <w:b/>
         <w:bCs/>
         <w:color w:themeColor="text1" w:val="000000"/>
@@ -10989,6 +11453,7 @@
     </w:tblStylePr>
     <w:tblStylePr w:type="lastRow">
       <w:rPr>
+        <w:rFonts w:eastAsia="黑体"/>
         <w:b/>
         <w:bCs/>
         <w:color w:themeColor="text1" w:val="000000"/>
@@ -11008,6 +11473,7 @@
     </w:tblStylePr>
     <w:tblStylePr w:type="firstCol">
       <w:rPr>
+        <w:rFonts w:eastAsia="黑体"/>
         <w:b/>
         <w:bCs/>
         <w:color w:themeColor="text1" w:val="000000"/>
@@ -11027,6 +11493,7 @@
     </w:tblStylePr>
     <w:tblStylePr w:type="lastCol">
       <w:rPr>
+        <w:rFonts w:eastAsia="黑体"/>
         <w:b w:val="0"/>
         <w:bCs w:val="0"/>
         <w:color w:themeColor="text1" w:val="000000"/>
@@ -11076,7 +11543,7 @@
       <w:spacing w:after="0" w:line="240" w:lineRule="auto"/>
     </w:pPr>
     <w:rPr>
-      <w:rFonts w:asciiTheme="majorHAnsi" w:cstheme="majorBidi" w:eastAsiaTheme="majorEastAsia" w:hAnsiTheme="majorHAnsi"/>
+      <w:rFonts w:asciiTheme="majorHAnsi" w:cstheme="majorBidi" w:hAnsiTheme="majorHAnsi" w:eastAsia="黑体"/>
       <w:color w:themeColor="text1" w:val="000000"/>
     </w:rPr>
     <w:tblPr>
@@ -11103,6 +11570,7 @@
     </w:tcPr>
     <w:tblStylePr w:type="firstRow">
       <w:rPr>
+        <w:rFonts w:eastAsia="黑体"/>
         <w:b/>
         <w:bCs/>
         <w:color w:themeColor="text1" w:val="000000"/>
@@ -11114,6 +11582,7 @@
     </w:tblStylePr>
     <w:tblStylePr w:type="lastRow">
       <w:rPr>
+        <w:rFonts w:eastAsia="黑体"/>
         <w:b/>
         <w:bCs/>
         <w:color w:themeColor="text1" w:val="000000"/>
@@ -11133,6 +11602,7 @@
     </w:tblStylePr>
     <w:tblStylePr w:type="firstCol">
       <w:rPr>
+        <w:rFonts w:eastAsia="黑体"/>
         <w:b/>
         <w:bCs/>
         <w:color w:themeColor="text1" w:val="000000"/>
@@ -11152,6 +11622,7 @@
     </w:tblStylePr>
     <w:tblStylePr w:type="lastCol">
       <w:rPr>
+        <w:rFonts w:eastAsia="黑体"/>
         <w:b w:val="0"/>
         <w:bCs w:val="0"/>
         <w:color w:themeColor="text1" w:val="000000"/>
@@ -11224,6 +11695,7 @@
     </w:tcPr>
     <w:tblStylePr w:type="firstRow">
       <w:rPr>
+        <w:rFonts w:eastAsia="黑体"/>
         <w:b/>
         <w:bCs/>
         <w:i w:val="0"/>
@@ -11245,6 +11717,7 @@
     </w:tblStylePr>
     <w:tblStylePr w:type="lastRow">
       <w:rPr>
+        <w:rFonts w:eastAsia="黑体"/>
         <w:b/>
         <w:bCs/>
         <w:i w:val="0"/>
@@ -11266,6 +11739,7 @@
     </w:tblStylePr>
     <w:tblStylePr w:type="firstCol">
       <w:rPr>
+        <w:rFonts w:eastAsia="黑体"/>
         <w:b/>
         <w:bCs/>
         <w:i w:val="0"/>
@@ -11285,6 +11759,7 @@
     </w:tblStylePr>
     <w:tblStylePr w:type="lastCol">
       <w:rPr>
+        <w:rFonts w:eastAsia="黑体"/>
         <w:b/>
         <w:bCs/>
         <w:i w:val="0"/>
@@ -11365,6 +11840,7 @@
     </w:tcPr>
     <w:tblStylePr w:type="firstRow">
       <w:rPr>
+        <w:rFonts w:eastAsia="黑体"/>
         <w:b/>
         <w:bCs/>
         <w:i w:val="0"/>
@@ -11386,6 +11862,7 @@
     </w:tblStylePr>
     <w:tblStylePr w:type="lastRow">
       <w:rPr>
+        <w:rFonts w:eastAsia="黑体"/>
         <w:b/>
         <w:bCs/>
         <w:i w:val="0"/>
@@ -11407,6 +11884,7 @@
     </w:tblStylePr>
     <w:tblStylePr w:type="firstCol">
       <w:rPr>
+        <w:rFonts w:eastAsia="黑体"/>
         <w:b/>
         <w:bCs/>
         <w:i w:val="0"/>
@@ -11426,6 +11904,7 @@
     </w:tblStylePr>
     <w:tblStylePr w:type="lastCol">
       <w:rPr>
+        <w:rFonts w:eastAsia="黑体"/>
         <w:b/>
         <w:bCs/>
         <w:i w:val="0"/>
@@ -11506,6 +11985,7 @@
     </w:tcPr>
     <w:tblStylePr w:type="firstRow">
       <w:rPr>
+        <w:rFonts w:eastAsia="黑体"/>
         <w:b/>
         <w:bCs/>
         <w:i w:val="0"/>
@@ -11527,6 +12007,7 @@
     </w:tblStylePr>
     <w:tblStylePr w:type="lastRow">
       <w:rPr>
+        <w:rFonts w:eastAsia="黑体"/>
         <w:b/>
         <w:bCs/>
         <w:i w:val="0"/>
@@ -11548,6 +12029,7 @@
     </w:tblStylePr>
     <w:tblStylePr w:type="firstCol">
       <w:rPr>
+        <w:rFonts w:eastAsia="黑体"/>
         <w:b/>
         <w:bCs/>
         <w:i w:val="0"/>
@@ -11567,6 +12049,7 @@
     </w:tblStylePr>
     <w:tblStylePr w:type="lastCol">
       <w:rPr>
+        <w:rFonts w:eastAsia="黑体"/>
         <w:b/>
         <w:bCs/>
         <w:i w:val="0"/>
@@ -11647,6 +12130,7 @@
     </w:tcPr>
     <w:tblStylePr w:type="firstRow">
       <w:rPr>
+        <w:rFonts w:eastAsia="黑体"/>
         <w:b/>
         <w:bCs/>
         <w:i w:val="0"/>
@@ -11668,6 +12152,7 @@
     </w:tblStylePr>
     <w:tblStylePr w:type="lastRow">
       <w:rPr>
+        <w:rFonts w:eastAsia="黑体"/>
         <w:b/>
         <w:bCs/>
         <w:i w:val="0"/>
@@ -11689,6 +12174,7 @@
     </w:tblStylePr>
     <w:tblStylePr w:type="firstCol">
       <w:rPr>
+        <w:rFonts w:eastAsia="黑体"/>
         <w:b/>
         <w:bCs/>
         <w:i w:val="0"/>
@@ -11708,6 +12194,7 @@
     </w:tblStylePr>
     <w:tblStylePr w:type="lastCol">
       <w:rPr>
+        <w:rFonts w:eastAsia="黑体"/>
         <w:b/>
         <w:bCs/>
         <w:i w:val="0"/>
@@ -11788,6 +12275,7 @@
     </w:tcPr>
     <w:tblStylePr w:type="firstRow">
       <w:rPr>
+        <w:rFonts w:eastAsia="黑体"/>
         <w:b/>
         <w:bCs/>
         <w:i w:val="0"/>
@@ -11809,6 +12297,7 @@
     </w:tblStylePr>
     <w:tblStylePr w:type="lastRow">
       <w:rPr>
+        <w:rFonts w:eastAsia="黑体"/>
         <w:b/>
         <w:bCs/>
         <w:i w:val="0"/>
@@ -11830,6 +12319,7 @@
     </w:tblStylePr>
     <w:tblStylePr w:type="firstCol">
       <w:rPr>
+        <w:rFonts w:eastAsia="黑体"/>
         <w:b/>
         <w:bCs/>
         <w:i w:val="0"/>
@@ -11849,6 +12339,7 @@
     </w:tblStylePr>
     <w:tblStylePr w:type="lastCol">
       <w:rPr>
+        <w:rFonts w:eastAsia="黑体"/>
         <w:b/>
         <w:bCs/>
         <w:i w:val="0"/>
@@ -11929,6 +12420,7 @@
     </w:tcPr>
     <w:tblStylePr w:type="firstRow">
       <w:rPr>
+        <w:rFonts w:eastAsia="黑体"/>
         <w:b/>
         <w:bCs/>
         <w:i w:val="0"/>
@@ -11950,6 +12442,7 @@
     </w:tblStylePr>
     <w:tblStylePr w:type="lastRow">
       <w:rPr>
+        <w:rFonts w:eastAsia="黑体"/>
         <w:b/>
         <w:bCs/>
         <w:i w:val="0"/>
@@ -11971,6 +12464,7 @@
     </w:tblStylePr>
     <w:tblStylePr w:type="firstCol">
       <w:rPr>
+        <w:rFonts w:eastAsia="黑体"/>
         <w:b/>
         <w:bCs/>
         <w:i w:val="0"/>
@@ -11990,6 +12484,7 @@
     </w:tblStylePr>
     <w:tblStylePr w:type="lastCol">
       <w:rPr>
+        <w:rFonts w:eastAsia="黑体"/>
         <w:b/>
         <w:bCs/>
         <w:i w:val="0"/>
@@ -12070,6 +12565,7 @@
     </w:tcPr>
     <w:tblStylePr w:type="firstRow">
       <w:rPr>
+        <w:rFonts w:eastAsia="黑体"/>
         <w:b/>
         <w:bCs/>
         <w:i w:val="0"/>
@@ -12091,6 +12587,7 @@
     </w:tblStylePr>
     <w:tblStylePr w:type="lastRow">
       <w:rPr>
+        <w:rFonts w:eastAsia="黑体"/>
         <w:b/>
         <w:bCs/>
         <w:i w:val="0"/>
@@ -12112,6 +12609,7 @@
     </w:tblStylePr>
     <w:tblStylePr w:type="firstCol">
       <w:rPr>
+        <w:rFonts w:eastAsia="黑体"/>
         <w:b/>
         <w:bCs/>
         <w:i w:val="0"/>
@@ -12131,6 +12629,7 @@
     </w:tblStylePr>
     <w:tblStylePr w:type="lastCol">
       <w:rPr>
+        <w:rFonts w:eastAsia="黑体"/>
         <w:b/>
         <w:bCs/>
         <w:i w:val="0"/>
@@ -12188,6 +12687,7 @@
       <w:spacing w:after="0" w:line="240" w:lineRule="auto"/>
     </w:pPr>
     <w:rPr>
+      <w:rFonts w:eastAsia="黑体"/>
       <w:color w:themeColor="background1" w:val="FFFFFF"/>
     </w:rPr>
     <w:tblPr>
@@ -12206,6 +12706,7 @@
     </w:tcPr>
     <w:tblStylePr w:type="firstRow">
       <w:rPr>
+        <w:rFonts w:eastAsia="黑体"/>
         <w:b/>
         <w:bCs/>
       </w:rPr>
@@ -12302,6 +12803,7 @@
       <w:spacing w:after="0" w:line="240" w:lineRule="auto"/>
     </w:pPr>
     <w:rPr>
+      <w:rFonts w:eastAsia="黑体"/>
       <w:color w:themeColor="background1" w:val="FFFFFF"/>
     </w:rPr>
     <w:tblPr>
@@ -12320,6 +12822,7 @@
     </w:tcPr>
     <w:tblStylePr w:type="firstRow">
       <w:rPr>
+        <w:rFonts w:eastAsia="黑体"/>
         <w:b/>
         <w:bCs/>
       </w:rPr>
@@ -12416,6 +12919,7 @@
       <w:spacing w:after="0" w:line="240" w:lineRule="auto"/>
     </w:pPr>
     <w:rPr>
+      <w:rFonts w:eastAsia="黑体"/>
       <w:color w:themeColor="background1" w:val="FFFFFF"/>
     </w:rPr>
     <w:tblPr>
@@ -12434,6 +12938,7 @@
     </w:tcPr>
     <w:tblStylePr w:type="firstRow">
       <w:rPr>
+        <w:rFonts w:eastAsia="黑体"/>
         <w:b/>
         <w:bCs/>
       </w:rPr>
@@ -12530,6 +13035,7 @@
       <w:spacing w:after="0" w:line="240" w:lineRule="auto"/>
     </w:pPr>
     <w:rPr>
+      <w:rFonts w:eastAsia="黑体"/>
       <w:color w:themeColor="background1" w:val="FFFFFF"/>
     </w:rPr>
     <w:tblPr>
@@ -12548,6 +13054,7 @@
     </w:tcPr>
     <w:tblStylePr w:type="firstRow">
       <w:rPr>
+        <w:rFonts w:eastAsia="黑体"/>
         <w:b/>
         <w:bCs/>
       </w:rPr>
@@ -12644,6 +13151,7 @@
       <w:spacing w:after="0" w:line="240" w:lineRule="auto"/>
     </w:pPr>
     <w:rPr>
+      <w:rFonts w:eastAsia="黑体"/>
       <w:color w:themeColor="background1" w:val="FFFFFF"/>
     </w:rPr>
     <w:tblPr>
@@ -12662,6 +13170,7 @@
     </w:tcPr>
     <w:tblStylePr w:type="firstRow">
       <w:rPr>
+        <w:rFonts w:eastAsia="黑体"/>
         <w:b/>
         <w:bCs/>
       </w:rPr>
@@ -12758,6 +13267,7 @@
       <w:spacing w:after="0" w:line="240" w:lineRule="auto"/>
     </w:pPr>
     <w:rPr>
+      <w:rFonts w:eastAsia="黑体"/>
       <w:color w:themeColor="background1" w:val="FFFFFF"/>
     </w:rPr>
     <w:tblPr>
@@ -12776,6 +13286,7 @@
     </w:tcPr>
     <w:tblStylePr w:type="firstRow">
       <w:rPr>
+        <w:rFonts w:eastAsia="黑体"/>
         <w:b/>
         <w:bCs/>
       </w:rPr>
@@ -12872,6 +13383,7 @@
       <w:spacing w:after="0" w:line="240" w:lineRule="auto"/>
     </w:pPr>
     <w:rPr>
+      <w:rFonts w:eastAsia="黑体"/>
       <w:color w:themeColor="background1" w:val="FFFFFF"/>
     </w:rPr>
     <w:tblPr>
@@ -12890,6 +13402,7 @@
     </w:tcPr>
     <w:tblStylePr w:type="firstRow">
       <w:rPr>
+        <w:rFonts w:eastAsia="黑体"/>
         <w:b/>
         <w:bCs/>
       </w:rPr>
@@ -12986,6 +13499,7 @@
       <w:spacing w:after="0" w:line="240" w:lineRule="auto"/>
     </w:pPr>
     <w:rPr>
+      <w:rFonts w:eastAsia="黑体"/>
       <w:color w:themeColor="text1" w:val="000000"/>
     </w:rPr>
     <w:tblPr>
@@ -13012,6 +13526,7 @@
     </w:tcPr>
     <w:tblStylePr w:type="firstRow">
       <w:rPr>
+        <w:rFonts w:eastAsia="黑体"/>
         <w:b/>
         <w:bCs/>
       </w:rPr>
@@ -13030,6 +13545,7 @@
     </w:tblStylePr>
     <w:tblStylePr w:type="lastRow">
       <w:rPr>
+        <w:rFonts w:eastAsia="黑体"/>
         <w:b/>
         <w:bCs/>
         <w:color w:themeColor="background1" w:val="FFFFFF"/>
@@ -13044,6 +13560,7 @@
     </w:tblStylePr>
     <w:tblStylePr w:type="firstCol">
       <w:rPr>
+        <w:rFonts w:eastAsia="黑体"/>
         <w:color w:themeColor="background1" w:val="FFFFFF"/>
       </w:rPr>
       <w:tblPr/>
@@ -13061,6 +13578,7 @@
     </w:tblStylePr>
     <w:tblStylePr w:type="lastCol">
       <w:rPr>
+        <w:rFonts w:eastAsia="黑体"/>
         <w:color w:themeColor="background1" w:val="FFFFFF"/>
       </w:rPr>
       <w:tblPr/>
@@ -13090,11 +13608,13 @@
     </w:tblStylePr>
     <w:tblStylePr w:type="neCell">
       <w:rPr>
+        <w:rFonts w:eastAsia="黑体"/>
         <w:color w:themeColor="text1" w:val="000000"/>
       </w:rPr>
     </w:tblStylePr>
     <w:tblStylePr w:type="nwCell">
       <w:rPr>
+        <w:rFonts w:eastAsia="黑体"/>
         <w:color w:themeColor="text1" w:val="000000"/>
       </w:rPr>
     </w:tblStylePr>
@@ -13108,6 +13628,7 @@
       <w:spacing w:after="0" w:line="240" w:lineRule="auto"/>
     </w:pPr>
     <w:rPr>
+      <w:rFonts w:eastAsia="黑体"/>
       <w:color w:themeColor="text1" w:val="000000"/>
     </w:rPr>
     <w:tblPr>
@@ -13134,6 +13655,7 @@
     </w:tcPr>
     <w:tblStylePr w:type="firstRow">
       <w:rPr>
+        <w:rFonts w:eastAsia="黑体"/>
         <w:b/>
         <w:bCs/>
       </w:rPr>
@@ -13152,6 +13674,7 @@
     </w:tblStylePr>
     <w:tblStylePr w:type="lastRow">
       <w:rPr>
+        <w:rFonts w:eastAsia="黑体"/>
         <w:b/>
         <w:bCs/>
         <w:color w:themeColor="background1" w:val="FFFFFF"/>
@@ -13166,6 +13689,7 @@
     </w:tblStylePr>
     <w:tblStylePr w:type="firstCol">
       <w:rPr>
+        <w:rFonts w:eastAsia="黑体"/>
         <w:color w:themeColor="background1" w:val="FFFFFF"/>
       </w:rPr>
       <w:tblPr/>
@@ -13183,6 +13707,7 @@
     </w:tblStylePr>
     <w:tblStylePr w:type="lastCol">
       <w:rPr>
+        <w:rFonts w:eastAsia="黑体"/>
         <w:color w:themeColor="background1" w:val="FFFFFF"/>
       </w:rPr>
       <w:tblPr/>
@@ -13212,11 +13737,13 @@
     </w:tblStylePr>
     <w:tblStylePr w:type="neCell">
       <w:rPr>
+        <w:rFonts w:eastAsia="黑体"/>
         <w:color w:themeColor="text1" w:val="000000"/>
       </w:rPr>
     </w:tblStylePr>
     <w:tblStylePr w:type="nwCell">
       <w:rPr>
+        <w:rFonts w:eastAsia="黑体"/>
         <w:color w:themeColor="text1" w:val="000000"/>
       </w:rPr>
     </w:tblStylePr>
@@ -13230,6 +13757,7 @@
       <w:spacing w:after="0" w:line="240" w:lineRule="auto"/>
     </w:pPr>
     <w:rPr>
+      <w:rFonts w:eastAsia="黑体"/>
       <w:color w:themeColor="text1" w:val="000000"/>
     </w:rPr>
     <w:tblPr>
@@ -13256,6 +13784,7 @@
     </w:tcPr>
     <w:tblStylePr w:type="firstRow">
       <w:rPr>
+        <w:rFonts w:eastAsia="黑体"/>
         <w:b/>
         <w:bCs/>
       </w:rPr>
@@ -13274,6 +13803,7 @@
     </w:tblStylePr>
     <w:tblStylePr w:type="lastRow">
       <w:rPr>
+        <w:rFonts w:eastAsia="黑体"/>
         <w:b/>
         <w:bCs/>
         <w:color w:themeColor="background1" w:val="FFFFFF"/>
@@ -13288,6 +13818,7 @@
     </w:tblStylePr>
     <w:tblStylePr w:type="firstCol">
       <w:rPr>
+        <w:rFonts w:eastAsia="黑体"/>
         <w:color w:themeColor="background1" w:val="FFFFFF"/>
       </w:rPr>
       <w:tblPr/>
@@ -13305,6 +13836,7 @@
     </w:tblStylePr>
     <w:tblStylePr w:type="lastCol">
       <w:rPr>
+        <w:rFonts w:eastAsia="黑体"/>
         <w:color w:themeColor="background1" w:val="FFFFFF"/>
       </w:rPr>
       <w:tblPr/>
@@ -13334,11 +13866,13 @@
     </w:tblStylePr>
     <w:tblStylePr w:type="neCell">
       <w:rPr>
+        <w:rFonts w:eastAsia="黑体"/>
         <w:color w:themeColor="text1" w:val="000000"/>
       </w:rPr>
     </w:tblStylePr>
     <w:tblStylePr w:type="nwCell">
       <w:rPr>
+        <w:rFonts w:eastAsia="黑体"/>
         <w:color w:themeColor="text1" w:val="000000"/>
       </w:rPr>
     </w:tblStylePr>
@@ -13352,6 +13886,7 @@
       <w:spacing w:after="0" w:line="240" w:lineRule="auto"/>
     </w:pPr>
     <w:rPr>
+      <w:rFonts w:eastAsia="黑体"/>
       <w:color w:themeColor="text1" w:val="000000"/>
     </w:rPr>
     <w:tblPr>
@@ -13378,6 +13913,7 @@
     </w:tcPr>
     <w:tblStylePr w:type="firstRow">
       <w:rPr>
+        <w:rFonts w:eastAsia="黑体"/>
         <w:b/>
         <w:bCs/>
       </w:rPr>
@@ -13396,6 +13932,7 @@
     </w:tblStylePr>
     <w:tblStylePr w:type="lastRow">
       <w:rPr>
+        <w:rFonts w:eastAsia="黑体"/>
         <w:b/>
         <w:bCs/>
         <w:color w:themeColor="background1" w:val="FFFFFF"/>
@@ -13410,6 +13947,7 @@
     </w:tblStylePr>
     <w:tblStylePr w:type="firstCol">
       <w:rPr>
+        <w:rFonts w:eastAsia="黑体"/>
         <w:color w:themeColor="background1" w:val="FFFFFF"/>
       </w:rPr>
       <w:tblPr/>
@@ -13427,6 +13965,7 @@
     </w:tblStylePr>
     <w:tblStylePr w:type="lastCol">
       <w:rPr>
+        <w:rFonts w:eastAsia="黑体"/>
         <w:color w:themeColor="background1" w:val="FFFFFF"/>
       </w:rPr>
       <w:tblPr/>
@@ -13464,6 +14003,7 @@
       <w:spacing w:after="0" w:line="240" w:lineRule="auto"/>
     </w:pPr>
     <w:rPr>
+      <w:rFonts w:eastAsia="黑体"/>
       <w:color w:themeColor="text1" w:val="000000"/>
     </w:rPr>
     <w:tblPr>
@@ -13490,6 +14030,7 @@
     </w:tcPr>
     <w:tblStylePr w:type="firstRow">
       <w:rPr>
+        <w:rFonts w:eastAsia="黑体"/>
         <w:b/>
         <w:bCs/>
       </w:rPr>
@@ -13508,6 +14049,7 @@
     </w:tblStylePr>
     <w:tblStylePr w:type="lastRow">
       <w:rPr>
+        <w:rFonts w:eastAsia="黑体"/>
         <w:b/>
         <w:bCs/>
         <w:color w:themeColor="background1" w:val="FFFFFF"/>
@@ -13522,6 +14064,7 @@
     </w:tblStylePr>
     <w:tblStylePr w:type="firstCol">
       <w:rPr>
+        <w:rFonts w:eastAsia="黑体"/>
         <w:color w:themeColor="background1" w:val="FFFFFF"/>
       </w:rPr>
       <w:tblPr/>
@@ -13539,6 +14082,7 @@
     </w:tblStylePr>
     <w:tblStylePr w:type="lastCol">
       <w:rPr>
+        <w:rFonts w:eastAsia="黑体"/>
         <w:color w:themeColor="background1" w:val="FFFFFF"/>
       </w:rPr>
       <w:tblPr/>
@@ -13568,11 +14112,13 @@
     </w:tblStylePr>
     <w:tblStylePr w:type="neCell">
       <w:rPr>
+        <w:rFonts w:eastAsia="黑体"/>
         <w:color w:themeColor="text1" w:val="000000"/>
       </w:rPr>
     </w:tblStylePr>
     <w:tblStylePr w:type="nwCell">
       <w:rPr>
+        <w:rFonts w:eastAsia="黑体"/>
         <w:color w:themeColor="text1" w:val="000000"/>
       </w:rPr>
     </w:tblStylePr>
@@ -13586,6 +14132,7 @@
       <w:spacing w:after="0" w:line="240" w:lineRule="auto"/>
     </w:pPr>
     <w:rPr>
+      <w:rFonts w:eastAsia="黑体"/>
       <w:color w:themeColor="text1" w:val="000000"/>
     </w:rPr>
     <w:tblPr>
@@ -13612,6 +14159,7 @@
     </w:tcPr>
     <w:tblStylePr w:type="firstRow">
       <w:rPr>
+        <w:rFonts w:eastAsia="黑体"/>
         <w:b/>
         <w:bCs/>
       </w:rPr>
@@ -13630,6 +14178,7 @@
     </w:tblStylePr>
     <w:tblStylePr w:type="lastRow">
       <w:rPr>
+        <w:rFonts w:eastAsia="黑体"/>
         <w:b/>
         <w:bCs/>
         <w:color w:themeColor="background1" w:val="FFFFFF"/>
@@ -13644,6 +14193,7 @@
     </w:tblStylePr>
     <w:tblStylePr w:type="firstCol">
       <w:rPr>
+        <w:rFonts w:eastAsia="黑体"/>
         <w:color w:themeColor="background1" w:val="FFFFFF"/>
       </w:rPr>
       <w:tblPr/>
@@ -13661,6 +14211,7 @@
     </w:tblStylePr>
     <w:tblStylePr w:type="lastCol">
       <w:rPr>
+        <w:rFonts w:eastAsia="黑体"/>
         <w:color w:themeColor="background1" w:val="FFFFFF"/>
       </w:rPr>
       <w:tblPr/>
@@ -13690,11 +14241,13 @@
     </w:tblStylePr>
     <w:tblStylePr w:type="neCell">
       <w:rPr>
+        <w:rFonts w:eastAsia="黑体"/>
         <w:color w:themeColor="text1" w:val="000000"/>
       </w:rPr>
     </w:tblStylePr>
     <w:tblStylePr w:type="nwCell">
       <w:rPr>
+        <w:rFonts w:eastAsia="黑体"/>
         <w:color w:themeColor="text1" w:val="000000"/>
       </w:rPr>
     </w:tblStylePr>
@@ -13708,6 +14261,7 @@
       <w:spacing w:after="0" w:line="240" w:lineRule="auto"/>
     </w:pPr>
     <w:rPr>
+      <w:rFonts w:eastAsia="黑体"/>
       <w:color w:themeColor="text1" w:val="000000"/>
     </w:rPr>
     <w:tblPr>
@@ -13734,6 +14288,7 @@
     </w:tcPr>
     <w:tblStylePr w:type="firstRow">
       <w:rPr>
+        <w:rFonts w:eastAsia="黑体"/>
         <w:b/>
         <w:bCs/>
       </w:rPr>
@@ -13752,6 +14307,7 @@
     </w:tblStylePr>
     <w:tblStylePr w:type="lastRow">
       <w:rPr>
+        <w:rFonts w:eastAsia="黑体"/>
         <w:b/>
         <w:bCs/>
         <w:color w:themeColor="background1" w:val="FFFFFF"/>
@@ -13766,6 +14322,7 @@
     </w:tblStylePr>
     <w:tblStylePr w:type="firstCol">
       <w:rPr>
+        <w:rFonts w:eastAsia="黑体"/>
         <w:color w:themeColor="background1" w:val="FFFFFF"/>
       </w:rPr>
       <w:tblPr/>
@@ -13783,6 +14340,7 @@
     </w:tblStylePr>
     <w:tblStylePr w:type="lastCol">
       <w:rPr>
+        <w:rFonts w:eastAsia="黑体"/>
         <w:color w:themeColor="background1" w:val="FFFFFF"/>
       </w:rPr>
       <w:tblPr/>
@@ -13812,11 +14370,13 @@
     </w:tblStylePr>
     <w:tblStylePr w:type="neCell">
       <w:rPr>
+        <w:rFonts w:eastAsia="黑体"/>
         <w:color w:themeColor="text1" w:val="000000"/>
       </w:rPr>
     </w:tblStylePr>
     <w:tblStylePr w:type="nwCell">
       <w:rPr>
+        <w:rFonts w:eastAsia="黑体"/>
         <w:color w:themeColor="text1" w:val="000000"/>
       </w:rPr>
     </w:tblStylePr>
@@ -13830,6 +14390,7 @@
       <w:spacing w:after="0" w:line="240" w:lineRule="auto"/>
     </w:pPr>
     <w:rPr>
+      <w:rFonts w:eastAsia="黑体"/>
       <w:color w:themeColor="text1" w:val="000000"/>
     </w:rPr>
     <w:tblPr>
@@ -13848,6 +14409,7 @@
     </w:tcPr>
     <w:tblStylePr w:type="firstRow">
       <w:rPr>
+        <w:rFonts w:eastAsia="黑体"/>
         <w:b/>
         <w:bCs/>
         <w:color w:themeColor="background1" w:val="FFFFFF"/>
@@ -13862,6 +14424,7 @@
     </w:tblStylePr>
     <w:tblStylePr w:type="lastRow">
       <w:rPr>
+        <w:rFonts w:eastAsia="黑体"/>
         <w:b/>
         <w:bCs/>
         <w:color w:themeColor="accent2" w:themeShade="CC" w:val="9E3A38"/>
@@ -13876,12 +14439,14 @@
     </w:tblStylePr>
     <w:tblStylePr w:type="firstCol">
       <w:rPr>
+        <w:rFonts w:eastAsia="黑体"/>
         <w:b/>
         <w:bCs/>
       </w:rPr>
     </w:tblStylePr>
     <w:tblStylePr w:type="lastCol">
       <w:rPr>
+        <w:rFonts w:eastAsia="黑体"/>
         <w:b/>
         <w:bCs/>
       </w:rPr>
@@ -13916,6 +14481,7 @@
       <w:spacing w:after="0" w:line="240" w:lineRule="auto"/>
     </w:pPr>
     <w:rPr>
+      <w:rFonts w:eastAsia="黑体"/>
       <w:color w:themeColor="text1" w:val="000000"/>
     </w:rPr>
     <w:tblPr>
@@ -13934,6 +14500,7 @@
     </w:tcPr>
     <w:tblStylePr w:type="firstRow">
       <w:rPr>
+        <w:rFonts w:eastAsia="黑体"/>
         <w:b/>
         <w:bCs/>
         <w:color w:themeColor="background1" w:val="FFFFFF"/>
@@ -13948,6 +14515,7 @@
     </w:tblStylePr>
     <w:tblStylePr w:type="lastRow">
       <w:rPr>
+        <w:rFonts w:eastAsia="黑体"/>
         <w:b/>
         <w:bCs/>
         <w:color w:themeColor="accent2" w:themeShade="CC" w:val="9E3A38"/>
@@ -13962,12 +14530,14 @@
     </w:tblStylePr>
     <w:tblStylePr w:type="firstCol">
       <w:rPr>
+        <w:rFonts w:eastAsia="黑体"/>
         <w:b/>
         <w:bCs/>
       </w:rPr>
     </w:tblStylePr>
     <w:tblStylePr w:type="lastCol">
       <w:rPr>
+        <w:rFonts w:eastAsia="黑体"/>
         <w:b/>
         <w:bCs/>
       </w:rPr>
@@ -14002,6 +14572,7 @@
       <w:spacing w:after="0" w:line="240" w:lineRule="auto"/>
     </w:pPr>
     <w:rPr>
+      <w:rFonts w:eastAsia="黑体"/>
       <w:color w:themeColor="text1" w:val="000000"/>
     </w:rPr>
     <w:tblPr>
@@ -14020,6 +14591,7 @@
     </w:tcPr>
     <w:tblStylePr w:type="firstRow">
       <w:rPr>
+        <w:rFonts w:eastAsia="黑体"/>
         <w:b/>
         <w:bCs/>
         <w:color w:themeColor="background1" w:val="FFFFFF"/>
@@ -14034,6 +14606,7 @@
     </w:tblStylePr>
     <w:tblStylePr w:type="lastRow">
       <w:rPr>
+        <w:rFonts w:eastAsia="黑体"/>
         <w:b/>
         <w:bCs/>
         <w:color w:themeColor="accent2" w:themeShade="CC" w:val="9E3A38"/>
@@ -14048,12 +14621,14 @@
     </w:tblStylePr>
     <w:tblStylePr w:type="firstCol">
       <w:rPr>
+        <w:rFonts w:eastAsia="黑体"/>
         <w:b/>
         <w:bCs/>
       </w:rPr>
     </w:tblStylePr>
     <w:tblStylePr w:type="lastCol">
       <w:rPr>
+        <w:rFonts w:eastAsia="黑体"/>
         <w:b/>
         <w:bCs/>
       </w:rPr>
@@ -14088,6 +14663,7 @@
       <w:spacing w:after="0" w:line="240" w:lineRule="auto"/>
     </w:pPr>
     <w:rPr>
+      <w:rFonts w:eastAsia="黑体"/>
       <w:color w:themeColor="text1" w:val="000000"/>
     </w:rPr>
     <w:tblPr>
@@ -14106,6 +14682,7 @@
     </w:tcPr>
     <w:tblStylePr w:type="firstRow">
       <w:rPr>
+        <w:rFonts w:eastAsia="黑体"/>
         <w:b/>
         <w:bCs/>
         <w:color w:themeColor="background1" w:val="FFFFFF"/>
@@ -14120,6 +14697,7 @@
     </w:tblStylePr>
     <w:tblStylePr w:type="lastRow">
       <w:rPr>
+        <w:rFonts w:eastAsia="黑体"/>
         <w:b/>
         <w:bCs/>
         <w:color w:themeColor="accent4" w:themeShade="CC" w:val="664E82"/>
@@ -14134,12 +14712,14 @@
     </w:tblStylePr>
     <w:tblStylePr w:type="firstCol">
       <w:rPr>
+        <w:rFonts w:eastAsia="黑体"/>
         <w:b/>
         <w:bCs/>
       </w:rPr>
     </w:tblStylePr>
     <w:tblStylePr w:type="lastCol">
       <w:rPr>
+        <w:rFonts w:eastAsia="黑体"/>
         <w:b/>
         <w:bCs/>
       </w:rPr>
@@ -14174,6 +14754,7 @@
       <w:spacing w:after="0" w:line="240" w:lineRule="auto"/>
     </w:pPr>
     <w:rPr>
+      <w:rFonts w:eastAsia="黑体"/>
       <w:color w:themeColor="text1" w:val="000000"/>
     </w:rPr>
     <w:tblPr>
@@ -14192,6 +14773,7 @@
     </w:tcPr>
     <w:tblStylePr w:type="firstRow">
       <w:rPr>
+        <w:rFonts w:eastAsia="黑体"/>
         <w:b/>
         <w:bCs/>
         <w:color w:themeColor="background1" w:val="FFFFFF"/>
@@ -14206,6 +14788,7 @@
     </w:tblStylePr>
     <w:tblStylePr w:type="lastRow">
       <w:rPr>
+        <w:rFonts w:eastAsia="黑体"/>
         <w:b/>
         <w:bCs/>
         <w:color w:themeColor="accent3" w:themeShade="CC" w:val="7E9C40"/>
@@ -14220,12 +14803,14 @@
     </w:tblStylePr>
     <w:tblStylePr w:type="firstCol">
       <w:rPr>
+        <w:rFonts w:eastAsia="黑体"/>
         <w:b/>
         <w:bCs/>
       </w:rPr>
     </w:tblStylePr>
     <w:tblStylePr w:type="lastCol">
       <w:rPr>
+        <w:rFonts w:eastAsia="黑体"/>
         <w:b/>
         <w:bCs/>
       </w:rPr>
@@ -14260,6 +14845,7 @@
       <w:spacing w:after="0" w:line="240" w:lineRule="auto"/>
     </w:pPr>
     <w:rPr>
+      <w:rFonts w:eastAsia="黑体"/>
       <w:color w:themeColor="text1" w:val="000000"/>
     </w:rPr>
     <w:tblPr>
@@ -14278,6 +14864,7 @@
     </w:tcPr>
     <w:tblStylePr w:type="firstRow">
       <w:rPr>
+        <w:rFonts w:eastAsia="黑体"/>
         <w:b/>
         <w:bCs/>
         <w:color w:themeColor="background1" w:val="FFFFFF"/>
@@ -14292,6 +14879,7 @@
     </w:tblStylePr>
     <w:tblStylePr w:type="lastRow">
       <w:rPr>
+        <w:rFonts w:eastAsia="黑体"/>
         <w:b/>
         <w:bCs/>
         <w:color w:themeColor="accent6" w:themeShade="CC" w:val="F2730A"/>
@@ -14306,12 +14894,14 @@
     </w:tblStylePr>
     <w:tblStylePr w:type="firstCol">
       <w:rPr>
+        <w:rFonts w:eastAsia="黑体"/>
         <w:b/>
         <w:bCs/>
       </w:rPr>
     </w:tblStylePr>
     <w:tblStylePr w:type="lastCol">
       <w:rPr>
+        <w:rFonts w:eastAsia="黑体"/>
         <w:b/>
         <w:bCs/>
       </w:rPr>
@@ -14346,6 +14936,7 @@
       <w:spacing w:after="0" w:line="240" w:lineRule="auto"/>
     </w:pPr>
     <w:rPr>
+      <w:rFonts w:eastAsia="黑体"/>
       <w:color w:themeColor="text1" w:val="000000"/>
     </w:rPr>
     <w:tblPr>
@@ -14364,6 +14955,7 @@
     </w:tcPr>
     <w:tblStylePr w:type="firstRow">
       <w:rPr>
+        <w:rFonts w:eastAsia="黑体"/>
         <w:b/>
         <w:bCs/>
         <w:color w:themeColor="background1" w:val="FFFFFF"/>
@@ -14378,6 +14970,7 @@
     </w:tblStylePr>
     <w:tblStylePr w:type="lastRow">
       <w:rPr>
+        <w:rFonts w:eastAsia="黑体"/>
         <w:b/>
         <w:bCs/>
         <w:color w:themeColor="accent5" w:themeShade="CC" w:val="348DA5"/>
@@ -14392,12 +14985,14 @@
     </w:tblStylePr>
     <w:tblStylePr w:type="firstCol">
       <w:rPr>
+        <w:rFonts w:eastAsia="黑体"/>
         <w:b/>
         <w:bCs/>
       </w:rPr>
     </w:tblStylePr>
     <w:tblStylePr w:type="lastCol">
       <w:rPr>
+        <w:rFonts w:eastAsia="黑体"/>
         <w:b/>
         <w:bCs/>
       </w:rPr>
@@ -14432,6 +15027,7 @@
       <w:spacing w:after="0" w:line="240" w:lineRule="auto"/>
     </w:pPr>
     <w:rPr>
+      <w:rFonts w:eastAsia="黑体"/>
       <w:color w:themeColor="text1" w:val="000000"/>
     </w:rPr>
     <w:tblPr>
@@ -14453,6 +15049,7 @@
     </w:tcPr>
     <w:tblStylePr w:type="firstRow">
       <w:rPr>
+        <w:rFonts w:eastAsia="黑体"/>
         <w:b/>
         <w:bCs/>
       </w:rPr>
@@ -14463,6 +15060,7 @@
     </w:tblStylePr>
     <w:tblStylePr w:type="lastRow">
       <w:rPr>
+        <w:rFonts w:eastAsia="黑体"/>
         <w:b/>
         <w:bCs/>
         <w:color w:themeColor="text1" w:val="000000"/>
@@ -14474,6 +15072,7 @@
     </w:tblStylePr>
     <w:tblStylePr w:type="firstCol">
       <w:rPr>
+        <w:rFonts w:eastAsia="黑体"/>
         <w:color w:themeColor="background1" w:val="FFFFFF"/>
       </w:rPr>
       <w:tblPr/>
@@ -14483,6 +15082,7 @@
     </w:tblStylePr>
     <w:tblStylePr w:type="lastCol">
       <w:rPr>
+        <w:rFonts w:eastAsia="黑体"/>
         <w:color w:themeColor="background1" w:val="FFFFFF"/>
       </w:rPr>
       <w:tblPr/>
@@ -14512,6 +15112,7 @@
       <w:spacing w:after="0" w:line="240" w:lineRule="auto"/>
     </w:pPr>
     <w:rPr>
+      <w:rFonts w:eastAsia="黑体"/>
       <w:color w:themeColor="text1" w:val="000000"/>
     </w:rPr>
     <w:tblPr>
@@ -14533,6 +15134,7 @@
     </w:tcPr>
     <w:tblStylePr w:type="firstRow">
       <w:rPr>
+        <w:rFonts w:eastAsia="黑体"/>
         <w:b/>
         <w:bCs/>
       </w:rPr>
@@ -14543,6 +15145,7 @@
     </w:tblStylePr>
     <w:tblStylePr w:type="lastRow">
       <w:rPr>
+        <w:rFonts w:eastAsia="黑体"/>
         <w:b/>
         <w:bCs/>
         <w:color w:themeColor="text1" w:val="000000"/>
@@ -14554,6 +15157,7 @@
     </w:tblStylePr>
     <w:tblStylePr w:type="firstCol">
       <w:rPr>
+        <w:rFonts w:eastAsia="黑体"/>
         <w:color w:themeColor="background1" w:val="FFFFFF"/>
       </w:rPr>
       <w:tblPr/>
@@ -14563,6 +15167,7 @@
     </w:tblStylePr>
     <w:tblStylePr w:type="lastCol">
       <w:rPr>
+        <w:rFonts w:eastAsia="黑体"/>
         <w:color w:themeColor="background1" w:val="FFFFFF"/>
       </w:rPr>
       <w:tblPr/>
@@ -14592,6 +15197,7 @@
       <w:spacing w:after="0" w:line="240" w:lineRule="auto"/>
     </w:pPr>
     <w:rPr>
+      <w:rFonts w:eastAsia="黑体"/>
       <w:color w:themeColor="text1" w:val="000000"/>
     </w:rPr>
     <w:tblPr>
@@ -14613,6 +15219,7 @@
     </w:tcPr>
     <w:tblStylePr w:type="firstRow">
       <w:rPr>
+        <w:rFonts w:eastAsia="黑体"/>
         <w:b/>
         <w:bCs/>
       </w:rPr>
@@ -14623,6 +15230,7 @@
     </w:tblStylePr>
     <w:tblStylePr w:type="lastRow">
       <w:rPr>
+        <w:rFonts w:eastAsia="黑体"/>
         <w:b/>
         <w:bCs/>
         <w:color w:themeColor="text1" w:val="000000"/>
@@ -14634,6 +15242,7 @@
     </w:tblStylePr>
     <w:tblStylePr w:type="firstCol">
       <w:rPr>
+        <w:rFonts w:eastAsia="黑体"/>
         <w:color w:themeColor="background1" w:val="FFFFFF"/>
       </w:rPr>
       <w:tblPr/>
@@ -14643,6 +15252,7 @@
     </w:tblStylePr>
     <w:tblStylePr w:type="lastCol">
       <w:rPr>
+        <w:rFonts w:eastAsia="黑体"/>
         <w:color w:themeColor="background1" w:val="FFFFFF"/>
       </w:rPr>
       <w:tblPr/>
@@ -14672,6 +15282,7 @@
       <w:spacing w:after="0" w:line="240" w:lineRule="auto"/>
     </w:pPr>
     <w:rPr>
+      <w:rFonts w:eastAsia="黑体"/>
       <w:color w:themeColor="text1" w:val="000000"/>
     </w:rPr>
     <w:tblPr>
@@ -14693,6 +15304,7 @@
     </w:tcPr>
     <w:tblStylePr w:type="firstRow">
       <w:rPr>
+        <w:rFonts w:eastAsia="黑体"/>
         <w:b/>
         <w:bCs/>
       </w:rPr>
@@ -14703,6 +15315,7 @@
     </w:tblStylePr>
     <w:tblStylePr w:type="lastRow">
       <w:rPr>
+        <w:rFonts w:eastAsia="黑体"/>
         <w:b/>
         <w:bCs/>
         <w:color w:themeColor="text1" w:val="000000"/>
@@ -14714,6 +15327,7 @@
     </w:tblStylePr>
     <w:tblStylePr w:type="firstCol">
       <w:rPr>
+        <w:rFonts w:eastAsia="黑体"/>
         <w:color w:themeColor="background1" w:val="FFFFFF"/>
       </w:rPr>
       <w:tblPr/>
@@ -14723,6 +15337,7 @@
     </w:tblStylePr>
     <w:tblStylePr w:type="lastCol">
       <w:rPr>
+        <w:rFonts w:eastAsia="黑体"/>
         <w:color w:themeColor="background1" w:val="FFFFFF"/>
       </w:rPr>
       <w:tblPr/>
@@ -14752,6 +15367,7 @@
       <w:spacing w:after="0" w:line="240" w:lineRule="auto"/>
     </w:pPr>
     <w:rPr>
+      <w:rFonts w:eastAsia="黑体"/>
       <w:color w:themeColor="text1" w:val="000000"/>
     </w:rPr>
     <w:tblPr>
@@ -14773,6 +15389,7 @@
     </w:tcPr>
     <w:tblStylePr w:type="firstRow">
       <w:rPr>
+        <w:rFonts w:eastAsia="黑体"/>
         <w:b/>
         <w:bCs/>
       </w:rPr>
@@ -14783,6 +15400,7 @@
     </w:tblStylePr>
     <w:tblStylePr w:type="lastRow">
       <w:rPr>
+        <w:rFonts w:eastAsia="黑体"/>
         <w:b/>
         <w:bCs/>
         <w:color w:themeColor="text1" w:val="000000"/>
@@ -14794,6 +15412,7 @@
     </w:tblStylePr>
     <w:tblStylePr w:type="firstCol">
       <w:rPr>
+        <w:rFonts w:eastAsia="黑体"/>
         <w:color w:themeColor="background1" w:val="FFFFFF"/>
       </w:rPr>
       <w:tblPr/>
@@ -14803,6 +15422,7 @@
     </w:tblStylePr>
     <w:tblStylePr w:type="lastCol">
       <w:rPr>
+        <w:rFonts w:eastAsia="黑体"/>
         <w:color w:themeColor="background1" w:val="FFFFFF"/>
       </w:rPr>
       <w:tblPr/>
@@ -14832,6 +15452,7 @@
       <w:spacing w:after="0" w:line="240" w:lineRule="auto"/>
     </w:pPr>
     <w:rPr>
+      <w:rFonts w:eastAsia="黑体"/>
       <w:color w:themeColor="text1" w:val="000000"/>
     </w:rPr>
     <w:tblPr>
@@ -14853,6 +15474,7 @@
     </w:tcPr>
     <w:tblStylePr w:type="firstRow">
       <w:rPr>
+        <w:rFonts w:eastAsia="黑体"/>
         <w:b/>
         <w:bCs/>
       </w:rPr>
@@ -14863,6 +15485,7 @@
     </w:tblStylePr>
     <w:tblStylePr w:type="lastRow">
       <w:rPr>
+        <w:rFonts w:eastAsia="黑体"/>
         <w:b/>
         <w:bCs/>
         <w:color w:themeColor="text1" w:val="000000"/>
@@ -14874,6 +15497,7 @@
     </w:tblStylePr>
     <w:tblStylePr w:type="firstCol">
       <w:rPr>
+        <w:rFonts w:eastAsia="黑体"/>
         <w:color w:themeColor="background1" w:val="FFFFFF"/>
       </w:rPr>
       <w:tblPr/>
@@ -14883,6 +15507,7 @@
     </w:tblStylePr>
     <w:tblStylePr w:type="lastCol">
       <w:rPr>
+        <w:rFonts w:eastAsia="黑体"/>
         <w:color w:themeColor="background1" w:val="FFFFFF"/>
       </w:rPr>
       <w:tblPr/>
@@ -14912,6 +15537,7 @@
       <w:spacing w:after="0" w:line="240" w:lineRule="auto"/>
     </w:pPr>
     <w:rPr>
+      <w:rFonts w:eastAsia="黑体"/>
       <w:color w:themeColor="text1" w:val="000000"/>
     </w:rPr>
     <w:tblPr>
@@ -14933,6 +15559,7 @@
     </w:tcPr>
     <w:tblStylePr w:type="firstRow">
       <w:rPr>
+        <w:rFonts w:eastAsia="黑体"/>
         <w:b/>
         <w:bCs/>
       </w:rPr>
@@ -14943,6 +15570,7 @@
     </w:tblStylePr>
     <w:tblStylePr w:type="lastRow">
       <w:rPr>
+        <w:rFonts w:eastAsia="黑体"/>
         <w:b/>
         <w:bCs/>
         <w:color w:themeColor="text1" w:val="000000"/>
@@ -14954,6 +15582,7 @@
     </w:tblStylePr>
     <w:tblStylePr w:type="firstCol">
       <w:rPr>
+        <w:rFonts w:eastAsia="黑体"/>
         <w:color w:themeColor="background1" w:val="FFFFFF"/>
       </w:rPr>
       <w:tblPr/>
@@ -14963,6 +15592,7 @@
     </w:tblStylePr>
     <w:tblStylePr w:type="lastCol">
       <w:rPr>
+        <w:rFonts w:eastAsia="黑体"/>
         <w:color w:themeColor="background1" w:val="FFFFFF"/>
       </w:rPr>
       <w:tblPr/>
@@ -14995,6 +15625,7 @@
     <w:name w:val="KeywordTok"/>
     <w:basedOn w:val="VerbatimChar"/>
     <w:rPr>
+      <w:rFonts w:eastAsia="黑体"/>
       <w:b/>
       <w:color w:val="007020"/>
     </w:rPr>
@@ -15003,6 +15634,7 @@
     <w:name w:val="DataTypeTok"/>
     <w:basedOn w:val="VerbatimChar"/>
     <w:rPr>
+      <w:rFonts w:eastAsia="黑体"/>
       <w:color w:val="902000"/>
     </w:rPr>
   </w:style>
@@ -15010,6 +15642,7 @@
     <w:name w:val="DecValTok"/>
     <w:basedOn w:val="VerbatimChar"/>
     <w:rPr>
+      <w:rFonts w:eastAsia="黑体"/>
       <w:color w:val="40a070"/>
     </w:rPr>
   </w:style>
@@ -15017,6 +15650,7 @@
     <w:name w:val="BaseNTok"/>
     <w:basedOn w:val="VerbatimChar"/>
     <w:rPr>
+      <w:rFonts w:eastAsia="黑体"/>
       <w:color w:val="40a070"/>
     </w:rPr>
   </w:style>
@@ -15024,6 +15658,7 @@
     <w:name w:val="FloatTok"/>
     <w:basedOn w:val="VerbatimChar"/>
     <w:rPr>
+      <w:rFonts w:eastAsia="黑体"/>
       <w:color w:val="40a070"/>
     </w:rPr>
   </w:style>
@@ -15031,6 +15666,7 @@
     <w:name w:val="ConstantTok"/>
     <w:basedOn w:val="VerbatimChar"/>
     <w:rPr>
+      <w:rFonts w:eastAsia="黑体"/>
       <w:color w:val="880000"/>
     </w:rPr>
   </w:style>
@@ -15038,6 +15674,7 @@
     <w:name w:val="CharTok"/>
     <w:basedOn w:val="VerbatimChar"/>
     <w:rPr>
+      <w:rFonts w:eastAsia="黑体"/>
       <w:color w:val="4070a0"/>
     </w:rPr>
   </w:style>
@@ -15045,6 +15682,7 @@
     <w:name w:val="SpecialCharTok"/>
     <w:basedOn w:val="VerbatimChar"/>
     <w:rPr>
+      <w:rFonts w:eastAsia="黑体"/>
       <w:color w:val="4070a0"/>
     </w:rPr>
   </w:style>
@@ -15052,6 +15690,7 @@
     <w:name w:val="StringTok"/>
     <w:basedOn w:val="VerbatimChar"/>
     <w:rPr>
+      <w:rFonts w:eastAsia="黑体"/>
       <w:color w:val="4070a0"/>
     </w:rPr>
   </w:style>
@@ -15059,6 +15698,7 @@
     <w:name w:val="VerbatimStringTok"/>
     <w:basedOn w:val="VerbatimChar"/>
     <w:rPr>
+      <w:rFonts w:eastAsia="黑体"/>
       <w:color w:val="4070a0"/>
     </w:rPr>
   </w:style>
@@ -15066,6 +15706,7 @@
     <w:name w:val="SpecialStringTok"/>
     <w:basedOn w:val="VerbatimChar"/>
     <w:rPr>
+      <w:rFonts w:eastAsia="黑体"/>
       <w:color w:val="bb6688"/>
     </w:rPr>
   </w:style>
@@ -15073,6 +15714,7 @@
     <w:name w:val="ImportTok"/>
     <w:basedOn w:val="VerbatimChar"/>
     <w:rPr>
+      <w:rFonts w:eastAsia="黑体"/>
       <w:b/>
       <w:color w:val="008000"/>
     </w:rPr>
@@ -15081,6 +15723,7 @@
     <w:name w:val="CommentTok"/>
     <w:basedOn w:val="VerbatimChar"/>
     <w:rPr>
+      <w:rFonts w:eastAsia="黑体"/>
       <w:i/>
       <w:color w:val="60a0b0"/>
     </w:rPr>
@@ -15089,6 +15732,7 @@
     <w:name w:val="DocumentationTok"/>
     <w:basedOn w:val="VerbatimChar"/>
     <w:rPr>
+      <w:rFonts w:eastAsia="黑体"/>
       <w:i/>
       <w:color w:val="ba2121"/>
     </w:rPr>
@@ -15097,6 +15741,7 @@
     <w:name w:val="AnnotationTok"/>
     <w:basedOn w:val="VerbatimChar"/>
     <w:rPr>
+      <w:rFonts w:eastAsia="黑体"/>
       <w:b/>
       <w:i/>
       <w:color w:val="60a0b0"/>
@@ -15106,6 +15751,7 @@
     <w:name w:val="CommentVarTok"/>
     <w:basedOn w:val="VerbatimChar"/>
     <w:rPr>
+      <w:rFonts w:eastAsia="黑体"/>
       <w:b/>
       <w:i/>
       <w:color w:val="60a0b0"/>
@@ -15115,6 +15761,7 @@
     <w:name w:val="OtherTok"/>
     <w:basedOn w:val="VerbatimChar"/>
     <w:rPr>
+      <w:rFonts w:eastAsia="黑体"/>
       <w:color w:val="007020"/>
     </w:rPr>
   </w:style>
@@ -15122,6 +15769,7 @@
     <w:name w:val="FunctionTok"/>
     <w:basedOn w:val="VerbatimChar"/>
     <w:rPr>
+      <w:rFonts w:eastAsia="黑体"/>
       <w:color w:val="06287e"/>
     </w:rPr>
   </w:style>
@@ -15129,6 +15777,7 @@
     <w:name w:val="VariableTok"/>
     <w:basedOn w:val="VerbatimChar"/>
     <w:rPr>
+      <w:rFonts w:eastAsia="黑体"/>
       <w:color w:val="19177c"/>
     </w:rPr>
   </w:style>
@@ -15136,6 +15785,7 @@
     <w:name w:val="ControlFlowTok"/>
     <w:basedOn w:val="VerbatimChar"/>
     <w:rPr>
+      <w:rFonts w:eastAsia="黑体"/>
       <w:b/>
       <w:color w:val="007020"/>
     </w:rPr>
@@ -15144,6 +15794,7 @@
     <w:name w:val="OperatorTok"/>
     <w:basedOn w:val="VerbatimChar"/>
     <w:rPr>
+      <w:rFonts w:eastAsia="黑体"/>
       <w:color w:val="666666"/>
     </w:rPr>
   </w:style>
@@ -15151,18 +15802,22 @@
     <w:name w:val="BuiltInTok"/>
     <w:basedOn w:val="VerbatimChar"/>
     <w:rPr>
+      <w:rFonts w:eastAsia="黑体"/>
       <w:color w:val="008000"/>
     </w:rPr>
   </w:style>
   <w:style w:type="character" w:customStyle="1" w:styleId="ExtensionTok">
     <w:name w:val="ExtensionTok"/>
     <w:basedOn w:val="VerbatimChar"/>
-    <w:rPr/>
+    <w:rPr>
+      <w:rFonts w:eastAsia="黑体"/>
+    </w:rPr>
   </w:style>
   <w:style w:type="character" w:customStyle="1" w:styleId="PreprocessorTok">
     <w:name w:val="PreprocessorTok"/>
     <w:basedOn w:val="VerbatimChar"/>
     <w:rPr>
+      <w:rFonts w:eastAsia="黑体"/>
       <w:color w:val="bc7a00"/>
     </w:rPr>
   </w:style>
@@ -15170,18 +15825,22 @@
     <w:name w:val="AttributeTok"/>
     <w:basedOn w:val="VerbatimChar"/>
     <w:rPr>
+      <w:rFonts w:eastAsia="黑体"/>
       <w:color w:val="7d9029"/>
     </w:rPr>
   </w:style>
   <w:style w:type="character" w:customStyle="1" w:styleId="RegionMarkerTok">
     <w:name w:val="RegionMarkerTok"/>
     <w:basedOn w:val="VerbatimChar"/>
-    <w:rPr/>
+    <w:rPr>
+      <w:rFonts w:eastAsia="黑体"/>
+    </w:rPr>
   </w:style>
   <w:style w:type="character" w:customStyle="1" w:styleId="InformationTok">
     <w:name w:val="InformationTok"/>
     <w:basedOn w:val="VerbatimChar"/>
     <w:rPr>
+      <w:rFonts w:eastAsia="黑体"/>
       <w:b/>
       <w:i/>
       <w:color w:val="60a0b0"/>
@@ -15191,6 +15850,7 @@
     <w:name w:val="WarningTok"/>
     <w:basedOn w:val="VerbatimChar"/>
     <w:rPr>
+      <w:rFonts w:eastAsia="黑体"/>
       <w:b/>
       <w:i/>
       <w:color w:val="60a0b0"/>
@@ -15200,6 +15860,7 @@
     <w:name w:val="AlertTok"/>
     <w:basedOn w:val="VerbatimChar"/>
     <w:rPr>
+      <w:rFonts w:eastAsia="黑体"/>
       <w:b/>
       <w:color w:val="ff0000"/>
     </w:rPr>
@@ -15208,6 +15869,7 @@
     <w:name w:val="ErrorTok"/>
     <w:basedOn w:val="VerbatimChar"/>
     <w:rPr>
+      <w:rFonts w:eastAsia="黑体"/>
       <w:b/>
       <w:color w:val="ff0000"/>
     </w:rPr>
@@ -15215,7 +15877,9 @@
   <w:style w:type="character" w:customStyle="1" w:styleId="NormalTok">
     <w:name w:val="NormalTok"/>
     <w:basedOn w:val="VerbatimChar"/>
-    <w:rPr/>
+    <w:rPr>
+      <w:rFonts w:eastAsia="黑体"/>
+    </w:rPr>
   </w:style>
 </w:styles>
 </file>
@@ -15264,12 +15928,12 @@
     <a:fontScheme name="Office">
       <a:majorFont>
         <a:latin typeface="Calibri"/>
-        <a:ea typeface=""/>
+        <a:ea typeface="黑体"/>
         <a:cs typeface=""/>
         <a:font script="Jpan" typeface="ＭＳ ゴシック"/>
         <a:font script="Hang" typeface="맑은 고딕"/>
-        <a:font script="Hans" typeface="宋体"/>
-        <a:font script="Hant" typeface="新細明體"/>
+        <a:font script="Hans" typeface="黑体"/>
+        <a:font script="Hant" typeface="黑体"/>
         <a:font script="Arab" typeface="Times New Roman"/>
         <a:font script="Hebr" typeface="Times New Roman"/>
         <a:font script="Thai" typeface="Angsana New"/>
@@ -15299,12 +15963,12 @@
       </a:majorFont>
       <a:minorFont>
         <a:latin typeface="Cambria"/>
-        <a:ea typeface=""/>
+        <a:ea typeface="黑体"/>
         <a:cs typeface=""/>
         <a:font script="Jpan" typeface="ＭＳ 明朝"/>
         <a:font script="Hang" typeface="맑은 고딕"/>
-        <a:font script="Hans" typeface="宋体"/>
-        <a:font script="Hant" typeface="新細明體"/>
+        <a:font script="Hans" typeface="黑体"/>
+        <a:font script="Hant" typeface="黑体"/>
         <a:font script="Arab" typeface="Arial"/>
         <a:font script="Hebr" typeface="Arial"/>
         <a:font script="Thai" typeface="Cordia New"/>

--- a/09-通信电路/01-无线收发电路/NB-IoT收发电路/NB-IoT收发电路.docx
+++ b/09-通信电路/01-无线收发电路/NB-IoT收发电路/NB-IoT收发电路.docx
@@ -2857,7 +2857,7 @@
           <w:color w:val="555555"/>
           <w:sz w:val="21"/>
         </w:rPr>
-        <w:t>材料收集者：杜文杰，WX手机：19519196569，QQ:3478827729</w:t>
+        <w:t>材料收集者：杜文杰，微信/手机：19519196569，QQ:3478827729</w:t>
       </w:r>
     </w:p>
     <w:sectPr>
